--- a/Engineering-Mathematics/Modul-Word/Modul-9-Metode-Reduksi-Orde-dan-Invers-Operator.docx
+++ b/Engineering-Mathematics/Modul-Word/Modul-9-Metode-Reduksi-Orde-dan-Invers-Operator.docx
@@ -9604,9 +9604,11 @@
     <w:sectPr>
       <w:headerReference w:type="default" r:id="rId15"/>
       <w:footerReference w:type="default" r:id="rId16"/>
+      <w:footerReference w:type="first" r:id="rId28"/>
       <w:pgSz w:w="11906" w:h="16838" w:code="9"/>
       <w:pgMar w:top="1701" w:right="1418" w:bottom="1418" w:left="1701" w:header="709" w:footer="709" w:gutter="0"/>
       <w:cols w:space="708"/>
+      <w:titlePg/>
       <w:docGrid w:linePitch="360"/>
     </w:sectPr>
   </w:body>
@@ -10161,6 +10163,16 @@
         </mc:Fallback>
       </mc:AlternateContent>
     </w:r>
+  </w:p>
+</w:ftr>
+</file>
+
+<file path=word/footer2.xml><?xml version="1.0" encoding="utf-8"?>
+<w:ftr xmlns:m="http://schemas.openxmlformats.org/officeDocument/2006/math" xmlns:mc="http://schemas.openxmlformats.org/markup-compatibility/2006" xmlns:mo="http://schemas.microsoft.com/office/mac/office/2008/main" xmlns:mv="urn:schemas-microsoft-com:mac:vml" xmlns:o="urn:schemas-microsoft-com:office:office" xmlns:r="http://schemas.openxmlformats.org/officeDocument/2006/relationships" xmlns:v="urn:schemas-microsoft-com:vml" xmlns:w10="urn:schemas-microsoft-com:office:word" xmlns:w14="http://schemas.microsoft.com/office/word/2010/wordml" xmlns:w="http://schemas.openxmlformats.org/wordprocessingml/2006/main" xmlns:wne="http://schemas.microsoft.com/office/word/2006/wordml" xmlns:wp14="http://schemas.microsoft.com/office/word/2010/wordprocessingDrawing" xmlns:wp="http://schemas.openxmlformats.org/drawingml/2006/wordprocessingDrawing" xmlns:wpc="http://schemas.microsoft.com/office/word/2010/wordprocessingCanvas" xmlns:wpg="http://schemas.microsoft.com/office/word/2010/wordprocessingGroup" xmlns:wpi="http://schemas.microsoft.com/office/word/2010/wordprocessingInk" xmlns:wps="http://schemas.microsoft.com/office/word/2010/wordprocessingShape" mc:Ignorable="w14 wp14">
+  <w:p>
+    <w:pPr>
+      <w:pStyle w:val="Footer"/>
+    </w:pPr>
   </w:p>
 </w:ftr>
 </file>

--- a/Engineering-Mathematics/Modul-Word/Modul-9-Metode-Reduksi-Orde-dan-Invers-Operator.docx
+++ b/Engineering-Mathematics/Modul-Word/Modul-9-Metode-Reduksi-Orde-dan-Invers-Operator.docx
@@ -6405,7 +6405,7 @@
           <w:color w:val="444444"/>
           <w:sz w:val="20"/>
         </w:rPr>
-        <w:t>Gambar 7. Cuplikan Cell 1: implementasi rumus d'Alembert via sp.integrate() untuk mendapatkan y2=x·e^(2x) dari y1=e^(2x), dengan verifikasi silang memakai sp.dsolve().</w:t>
+        <w:t xml:space="preserve">Gambar 7. Potongan Cell 1: implementasi rumus d'Alembert via sp.integrate() untuk mendapatkan y2=x·e^(2x) dari y1=e^(2x), dengan verifikasi silang memakai sp.dsolve().</w:t>
       </w:r>
     </w:p>
     <w:p>

--- a/Engineering-Mathematics/Modul-Word/Modul-9-Metode-Reduksi-Orde-dan-Invers-Operator.docx
+++ b/Engineering-Mathematics/Modul-Word/Modul-9-Metode-Reduksi-Orde-dan-Invers-Operator.docx
@@ -724,7 +724,54 @@
                                 <w:szCs w:val="20"/>
                                 <w:lang w:val="fi-FI"/>
                               </w:rPr>
-                              <w:t>Pertemuan ini membahas dua perangkat kerja tambahan untuk menyelesaikan Persamaan Diferensial linier orde dua: Reduksi Orde (metode d'Alembert) untuk mendapatkan solusi kedua y2=u(x)y1(x) dari satu solusi homogen y1 yang sudah diketahui, sangat berguna pada PD koefisien variabel seperti Cauchy-Euler dan Bessel, serta Metode Invers Operator 1/L(D) yang memakai notasi D-operator (D=d/dx) untuk mendapatkan solusi khusus yp secara langsung via aturan baku untuk f(x) berbentuk eksponensial, sinus/cosinus, dan polinomial, termasuk penanganan kasus resonansi via trik kalikan-x dan trik konjugat, dilengkapi studi kasus resonansi mekanik pada fondasi kompresor industri</w:t>
+                              <w:t xml:space="preserve">Pertemuan ini membahas dua perangkat kerja tambahan untuk menyelesaikan Persamaan Diferensial linier orde dua: Reduksi Orde (metode d'Alembert) untuk mendapatkan solusi kedua </w:t>
+                            </w:r>
+                            <w:r>
+                              <w:rPr>
+                                <w:rFonts w:ascii="Arial" w:hAnsi="Arial" w:cs="Arial"/>
+                                <w:sz w:val="20"/>
+                                <w:szCs w:val="20"/>
+                                <w:lang w:val="fi-FI"/>
+                              </w:rPr>
+                              <w:t xml:space="preserve"/>
+                            </w:r>
+                            <w:r>
+                              <w:rPr>
+                                <w:rFonts w:ascii="Arial" w:hAnsi="Arial" w:cs="Arial"/>
+                                <w:sz w:val="20"/>
+                                <w:szCs w:val="20"/>
+                                <w:lang w:val="fi-FI"/>
+                              </w:rPr>
+                              <w:t xml:space="preserve">y</w:t>
+                            </w:r>
+                            <w:r>
+                              <w:rPr>
+                                <w:rFonts w:ascii="Arial" w:hAnsi="Arial" w:cs="Arial"/>
+                                <w:sz w:val="20"/>
+                                <w:szCs w:val="20"/>
+                                <w:lang w:val="fi-FI"/>
+                                <w:vertAlign w:val="subscript"/>
+                              </w:rPr>
+                              <w:t xml:space="preserve">2</w:t>
+                            </w:r>
+                            <w:r>
+                              <w:rPr>
+                                <w:rFonts w:ascii="Arial" w:hAnsi="Arial" w:cs="Arial"/>
+                                <w:sz w:val="20"/>
+                                <w:szCs w:val="20"/>
+                                <w:lang w:val="fi-FI"/>
+                                <w:vertAlign w:val="subscript"/>
+                              </w:rPr>
+                              <w:t xml:space="preserve"/>
+                            </w:r>
+                            <w:r>
+                              <w:rPr>
+                                <w:rFonts w:ascii="Arial" w:hAnsi="Arial" w:cs="Arial"/>
+                                <w:sz w:val="20"/>
+                                <w:szCs w:val="20"/>
+                                <w:lang w:val="fi-FI"/>
+                              </w:rPr>
+                              <w:t xml:space="preserve">=u(x)y1(x) dari satu solusi homogen y1 yang sudah diketahui, sangat berguna pada PD koefisien variabel seperti Cauchy-Euler dan Bessel, serta Metode Invers Operator 1/L(D) yang memakai notasi D-operator (D=d/dx) untuk mendapatkan solusi khusus yp secara langsung via aturan baku untuk f(x) berbentuk eksponensial, sinus/cosinus, dan polinomial, termasuk penanganan kasus resonansi via trik kalikan-x dan trik konjugat, dilengkapi studi kasus resonansi mekanik pada fondasi kompresor industri</w:t>
                             </w:r>
                           </w:p>
                         </w:txbxContent>
@@ -770,7 +817,54 @@
                           <w:szCs w:val="20"/>
                           <w:lang w:val="fi-FI"/>
                         </w:rPr>
-                        <w:t>Pertemuan ini membahas dua perangkat kerja tambahan untuk menyelesaikan Persamaan Diferensial linier orde dua: Reduksi Orde (metode d'Alembert) untuk mendapatkan solusi kedua y2=u(x)y1(x) dari satu solusi homogen y1 yang sudah diketahui, sangat berguna pada PD koefisien variabel seperti Cauchy-Euler dan Bessel, serta Metode Invers Operator 1/L(D) yang memakai notasi D-operator (D=d/dx) untuk mendapatkan solusi khusus yp secara langsung via aturan baku untuk f(x) berbentuk eksponensial, sinus/cosinus, dan polinomial, termasuk penanganan kasus resonansi via trik kalikan-x dan trik konjugat, dilengkapi studi kasus resonansi mekanik pada fondasi kompresor industri</w:t>
+                        <w:t xml:space="preserve">Pertemuan ini membahas dua perangkat kerja tambahan untuk menyelesaikan Persamaan Diferensial linier orde dua: Reduksi Orde (metode d'Alembert) untuk mendapatkan solusi kedua </w:t>
+                      </w:r>
+                      <w:r>
+                        <w:rPr>
+                          <w:rFonts w:ascii="Arial" w:hAnsi="Arial" w:cs="Arial"/>
+                          <w:sz w:val="20"/>
+                          <w:szCs w:val="20"/>
+                          <w:lang w:val="fi-FI"/>
+                        </w:rPr>
+                        <w:t xml:space="preserve"/>
+                      </w:r>
+                      <w:r>
+                        <w:rPr>
+                          <w:rFonts w:ascii="Arial" w:hAnsi="Arial" w:cs="Arial"/>
+                          <w:sz w:val="20"/>
+                          <w:szCs w:val="20"/>
+                          <w:lang w:val="fi-FI"/>
+                        </w:rPr>
+                        <w:t xml:space="preserve">y</w:t>
+                      </w:r>
+                      <w:r>
+                        <w:rPr>
+                          <w:rFonts w:ascii="Arial" w:hAnsi="Arial" w:cs="Arial"/>
+                          <w:sz w:val="20"/>
+                          <w:szCs w:val="20"/>
+                          <w:lang w:val="fi-FI"/>
+                          <w:vertAlign w:val="subscript"/>
+                        </w:rPr>
+                        <w:t xml:space="preserve">2</w:t>
+                      </w:r>
+                      <w:r>
+                        <w:rPr>
+                          <w:rFonts w:ascii="Arial" w:hAnsi="Arial" w:cs="Arial"/>
+                          <w:sz w:val="20"/>
+                          <w:szCs w:val="20"/>
+                          <w:lang w:val="fi-FI"/>
+                          <w:vertAlign w:val="subscript"/>
+                        </w:rPr>
+                        <w:t xml:space="preserve"/>
+                      </w:r>
+                      <w:r>
+                        <w:rPr>
+                          <w:rFonts w:ascii="Arial" w:hAnsi="Arial" w:cs="Arial"/>
+                          <w:sz w:val="20"/>
+                          <w:szCs w:val="20"/>
+                          <w:lang w:val="fi-FI"/>
+                        </w:rPr>
+                        <w:t xml:space="preserve">=u(x)y1(x) dari satu solusi homogen y1 yang sudah diketahui, sangat berguna pada PD koefisien variabel seperti Cauchy-Euler dan Bessel, serta Metode Invers Operator 1/L(D) yang memakai notasi D-operator (D=d/dx) untuk mendapatkan solusi khusus yp secara langsung via aturan baku untuk f(x) berbentuk eksponensial, sinus/cosinus, dan polinomial, termasuk penanganan kasus resonansi via trik kalikan-x dan trik konjugat, dilengkapi studi kasus resonansi mekanik pada fondasi kompresor industri</w:t>
                       </w:r>
                     </w:p>
                   </w:txbxContent>
@@ -1379,7 +1473,7 @@
                                 <w:szCs w:val="20"/>
                                 <w:lang w:val="en-US"/>
                               </w:rPr>
-                              <w:t>myclass.mercubuana.ac.id</w:t>
+                              <w:t xml:space="preserve">myclass.mercubuana.ac·id</w:t>
                             </w:r>
                           </w:p>
                         </w:txbxContent>
@@ -1426,7 +1520,7 @@
                           <w:szCs w:val="20"/>
                           <w:lang w:val="en-US"/>
                         </w:rPr>
-                        <w:t>myclass.mercubuana.ac.id</w:t>
+                        <w:t xml:space="preserve">myclass.mercubuana.ac·id</w:t>
                       </w:r>
                     </w:p>
                   </w:txbxContent>
@@ -2512,7 +2606,7 @@
                                 <w:sz w:val="20"/>
                                 <w:szCs w:val="20"/>
                               </w:rPr>
-                              <w:t>www.mercubuana.ac.id</w:t>
+                              <w:t xml:space="preserve">www.mercubuana.ac·id</w:t>
                             </w:r>
                           </w:p>
                         </w:txbxContent>
@@ -2558,7 +2652,7 @@
                           <w:sz w:val="20"/>
                           <w:szCs w:val="20"/>
                         </w:rPr>
-                        <w:t>www.mercubuana.ac.id</w:t>
+                        <w:t xml:space="preserve">www.mercubuana.ac·id</w:t>
                       </w:r>
                     </w:p>
                   </w:txbxContent>
@@ -2655,7 +2749,63 @@
           <w:i w:val="0"/>
           <w:sz w:val="22"/>
         </w:rPr>
-        <w:t>Pertemuan 9 menyajikan dua metode utama untuk mendapatkan solusi khusus yp dari PD non-homogen ay''+by'+cy=f(x): Koefisien Tak Tentu (UC) untuk f(x) sederhana dan Variasi Parameter (VoP) untuk f(x) sembarang. Pertemuan 10 ini melengkapi gudang teknik dengan dua perangkat kerja tambahan yang sangat powerful. Pertama, Reduksi Orde: bila satu solusi y1 dari PD homogen sudah diketahui (mis. dari inspeksi atau diberikan soal), reduksi orde menghasilkan solusi kedua y2=u(x)·y1(x) melalui substitusi yang mereduksi PD orde dua menjadi PD orde satu untuk u', lalu integrasi memberi u(x). Teknik ini tak tergantikan saat menyelesaikan PD homogen koefisien variabel seperti Cauchy-Euler, Bessel, dan Legendre, di mana VoP dan UC standar tidak langsung berlaku. Kedua, Metode Invers Operator: notasi D-operator D≡d/dx mengubah PD linier L(D)·y=f(x) menjadi pencarian yp=(1/L(D))·f(x) dengan rumus tertutup untuk f baku (eksponensial, sinus/cosinus, polinomial), jauh lebih cepat dari UC karena tidak perlu tebakan dan sistem aljabar. Gambar 1 menunjukkan posisi Pertemuan 10 dalam keseluruhan alur mata kuliah, tepat setelah PD Non-Homogen dan menjembatani menuju Transformasi Laplace di Pertemuan 11.</w:t>
+        <w:t xml:space="preserve">Pertemuan 9 menyajikan dua metode utama untuk mendapatkan solusi khusus yp dari PD non-homogen ay''+by'+cy=f(x): Koefisien Tak Tentu (UC) untuk f(x) sederhana dan Variasi Parameter (VoP) untuk f(x) sembarang. Pertemuan 10 ini melengkapi gudang teknik dengan dua perangkat kerja tambahan yang sangat powerful. Pertama, Reduksi Orde: bila satu solusi y1 dari PD homogen sudah diketahui (mis. dari inspeksi atau diberikan soal), reduksi orde menghasilkan solusi kedua </w:t>
+      </w:r>
+      <w:r>
+        <w:rPr>
+          <w:rFonts w:ascii="Arial" w:hAnsi="Arial" w:cs="Arial"/>
+          <w:b w:val="0"/>
+          <w:i w:val="0"/>
+          <w:sz w:val="22"/>
+        </w:rPr>
+        <w:t xml:space="preserve">y</w:t>
+      </w:r>
+      <w:r>
+        <w:rPr>
+          <w:rFonts w:ascii="Arial" w:hAnsi="Arial" w:cs="Arial"/>
+          <w:b w:val="0"/>
+          <w:i w:val="0"/>
+          <w:sz w:val="22"/>
+          <w:vertAlign w:val="subscript"/>
+        </w:rPr>
+        <w:t xml:space="preserve">2</w:t>
+      </w:r>
+      <w:r>
+        <w:rPr>
+          <w:rFonts w:ascii="Arial" w:hAnsi="Arial" w:cs="Arial"/>
+          <w:b w:val="0"/>
+          <w:i w:val="0"/>
+          <w:sz w:val="22"/>
+        </w:rPr>
+        <w:t xml:space="preserve">=u(x)·</w:t>
+      </w:r>
+      <w:r>
+        <w:rPr>
+          <w:rFonts w:ascii="Arial" w:hAnsi="Arial" w:cs="Arial"/>
+          <w:b w:val="0"/>
+          <w:i w:val="0"/>
+          <w:sz w:val="22"/>
+        </w:rPr>
+        <w:t xml:space="preserve">y</w:t>
+      </w:r>
+      <w:r>
+        <w:rPr>
+          <w:rFonts w:ascii="Arial" w:hAnsi="Arial" w:cs="Arial"/>
+          <w:b w:val="0"/>
+          <w:i w:val="0"/>
+          <w:sz w:val="22"/>
+          <w:vertAlign w:val="subscript"/>
+        </w:rPr>
+        <w:t xml:space="preserve">1</w:t>
+      </w:r>
+      <w:r>
+        <w:rPr>
+          <w:rFonts w:ascii="Arial" w:hAnsi="Arial" w:cs="Arial"/>
+          <w:b w:val="0"/>
+          <w:i w:val="0"/>
+          <w:sz w:val="22"/>
+        </w:rPr>
+        <w:t xml:space="preserve">(x) melalui substitusi yang mereduksi PD orde dua menjadi PD orde satu untuk u', lalu integrasi memberi u(x). Teknik ini tak tergantikan saat menyelesaikan PD homogen koefisien variabel seperti Cauchy-Euler, Bessel, dan Legendre, di mana VoP dan UC standar tidak langsung berlaku. Kedua, Metode Invers Operator: notasi D-operator D≡d/dx mengubah PD linier L(D)·y=f(x) menjadi pencarian yp=(1/L(D))·f(x) dengan rumus tertutup untuk f baku (eksponensial, sinus/cosinus, polinomial), jauh lebih cepat dari UC karena tidak perlu tebakan dan sistem aljabar. Gambar 1 menunjukkan posisi Pertemuan 10 dalam keseluruhan alur mata kuliah, tepat setelah PD Non-Homogen dan menjembatani menuju Transformasi Laplace di Pertemuan 11.</w:t>
       </w:r>
     </w:p>
     <w:p>
@@ -2880,7 +3030,268 @@
           <w:i w:val="0"/>
           <w:sz w:val="22"/>
         </w:rPr>
-        <w:t>Reduksi orde adalah teknik klasik d'Alembert: bila satu solusi y1(x) dari PD homogen y''+p(x)·y'+q(x)·y=0 sudah diketahui, asumsikan solusi kedua berbentuk y2=u(x)·y1(x) dengan u(x) fungsi tak diketahui. Substitusi y2, y2'=u'y1+uy1', dan y2''=u''y1+2u'y1'+uy1'' ke PD homogen membuat suku-suku dengan u saja (tanpa turunan) saling lenyap, sebab y1 sudah memenuhi PD asal. Hasilnya adalah persamaan y1·u''+(2y1'+p·y1)·u'=0, yaitu PD orde satu untuk u' setelah substitusi v=u'. Itulah sebabnya teknik ini disebut reduksi orde: PD orde dua tereduksi menjadi PD orde satu separable v'/v=-(2y1'/y1+p), yang mudah diselesaikan via integrasi langsung.</w:t>
+        <w:t xml:space="preserve">Reduksi orde adalah teknik klasik d'Alembert: bila satu solusi y1(x) dari PD homogen y''+p(x)·y'+q(x)·y=0 sudah diketahui, asumsikan solusi kedua berbentuk </w:t>
+      </w:r>
+      <w:r>
+        <w:rPr>
+          <w:rFonts w:ascii="Arial" w:hAnsi="Arial" w:cs="Arial"/>
+          <w:b w:val="0"/>
+          <w:i w:val="0"/>
+          <w:sz w:val="22"/>
+        </w:rPr>
+        <w:t xml:space="preserve">y</w:t>
+      </w:r>
+      <w:r>
+        <w:rPr>
+          <w:rFonts w:ascii="Arial" w:hAnsi="Arial" w:cs="Arial"/>
+          <w:b w:val="0"/>
+          <w:i w:val="0"/>
+          <w:sz w:val="22"/>
+          <w:vertAlign w:val="subscript"/>
+        </w:rPr>
+        <w:t xml:space="preserve">2</w:t>
+      </w:r>
+      <w:r>
+        <w:rPr>
+          <w:rFonts w:ascii="Arial" w:hAnsi="Arial" w:cs="Arial"/>
+          <w:b w:val="0"/>
+          <w:i w:val="0"/>
+          <w:sz w:val="22"/>
+        </w:rPr>
+        <w:t xml:space="preserve">=u(x)·</w:t>
+      </w:r>
+      <w:r>
+        <w:rPr>
+          <w:rFonts w:ascii="Arial" w:hAnsi="Arial" w:cs="Arial"/>
+          <w:b w:val="0"/>
+          <w:i w:val="0"/>
+          <w:sz w:val="22"/>
+        </w:rPr>
+        <w:t xml:space="preserve">y</w:t>
+      </w:r>
+      <w:r>
+        <w:rPr>
+          <w:rFonts w:ascii="Arial" w:hAnsi="Arial" w:cs="Arial"/>
+          <w:b w:val="0"/>
+          <w:i w:val="0"/>
+          <w:sz w:val="22"/>
+          <w:vertAlign w:val="subscript"/>
+        </w:rPr>
+        <w:t xml:space="preserve">1</w:t>
+      </w:r>
+      <w:r>
+        <w:rPr>
+          <w:rFonts w:ascii="Arial" w:hAnsi="Arial" w:cs="Arial"/>
+          <w:b w:val="0"/>
+          <w:i w:val="0"/>
+          <w:sz w:val="22"/>
+        </w:rPr>
+        <w:t xml:space="preserve">(x) dengan u(x) fungsi tak diketahui. Substitusi </w:t>
+      </w:r>
+      <w:r>
+        <w:rPr>
+          <w:rFonts w:ascii="Arial" w:hAnsi="Arial" w:cs="Arial"/>
+          <w:b w:val="0"/>
+          <w:i w:val="0"/>
+          <w:sz w:val="22"/>
+        </w:rPr>
+        <w:t xml:space="preserve">y</w:t>
+      </w:r>
+      <w:r>
+        <w:rPr>
+          <w:rFonts w:ascii="Arial" w:hAnsi="Arial" w:cs="Arial"/>
+          <w:b w:val="0"/>
+          <w:i w:val="0"/>
+          <w:sz w:val="22"/>
+          <w:vertAlign w:val="subscript"/>
+        </w:rPr>
+        <w:t xml:space="preserve">2</w:t>
+      </w:r>
+      <w:r>
+        <w:rPr>
+          <w:rFonts w:ascii="Arial" w:hAnsi="Arial" w:cs="Arial"/>
+          <w:b w:val="0"/>
+          <w:i w:val="0"/>
+          <w:sz w:val="22"/>
+        </w:rPr>
+        <w:t xml:space="preserve">, </w:t>
+      </w:r>
+      <w:r>
+        <w:rPr>
+          <w:rFonts w:ascii="Arial" w:hAnsi="Arial" w:cs="Arial"/>
+          <w:b w:val="0"/>
+          <w:i w:val="0"/>
+          <w:sz w:val="22"/>
+        </w:rPr>
+        <w:t xml:space="preserve">y</w:t>
+      </w:r>
+      <w:r>
+        <w:rPr>
+          <w:rFonts w:ascii="Arial" w:hAnsi="Arial" w:cs="Arial"/>
+          <w:b w:val="0"/>
+          <w:i w:val="0"/>
+          <w:sz w:val="22"/>
+          <w:vertAlign w:val="subscript"/>
+        </w:rPr>
+        <w:t xml:space="preserve">2</w:t>
+      </w:r>
+      <w:r>
+        <w:rPr>
+          <w:rFonts w:ascii="Arial" w:hAnsi="Arial" w:cs="Arial"/>
+          <w:b w:val="0"/>
+          <w:i w:val="0"/>
+          <w:sz w:val="22"/>
+        </w:rPr>
+        <w:t xml:space="preserve">'=u'</w:t>
+      </w:r>
+      <w:r>
+        <w:rPr>
+          <w:rFonts w:ascii="Arial" w:hAnsi="Arial" w:cs="Arial"/>
+          <w:b w:val="0"/>
+          <w:i w:val="0"/>
+          <w:sz w:val="22"/>
+        </w:rPr>
+        <w:t xml:space="preserve">y</w:t>
+      </w:r>
+      <w:r>
+        <w:rPr>
+          <w:rFonts w:ascii="Arial" w:hAnsi="Arial" w:cs="Arial"/>
+          <w:b w:val="0"/>
+          <w:i w:val="0"/>
+          <w:sz w:val="22"/>
+          <w:vertAlign w:val="subscript"/>
+        </w:rPr>
+        <w:t xml:space="preserve">1</w:t>
+      </w:r>
+      <w:r>
+        <w:rPr>
+          <w:rFonts w:ascii="Arial" w:hAnsi="Arial" w:cs="Arial"/>
+          <w:b w:val="0"/>
+          <w:i w:val="0"/>
+          <w:sz w:val="22"/>
+        </w:rPr>
+        <w:t xml:space="preserve">+uy1', dan y2''=u''</w:t>
+      </w:r>
+      <w:r>
+        <w:rPr>
+          <w:rFonts w:ascii="Arial" w:hAnsi="Arial" w:cs="Arial"/>
+          <w:b w:val="0"/>
+          <w:i w:val="0"/>
+          <w:sz w:val="22"/>
+        </w:rPr>
+        <w:t xml:space="preserve">y</w:t>
+      </w:r>
+      <w:r>
+        <w:rPr>
+          <w:rFonts w:ascii="Arial" w:hAnsi="Arial" w:cs="Arial"/>
+          <w:b w:val="0"/>
+          <w:i w:val="0"/>
+          <w:sz w:val="22"/>
+          <w:vertAlign w:val="subscript"/>
+        </w:rPr>
+        <w:t xml:space="preserve">1</w:t>
+      </w:r>
+      <w:r>
+        <w:rPr>
+          <w:rFonts w:ascii="Arial" w:hAnsi="Arial" w:cs="Arial"/>
+          <w:b w:val="0"/>
+          <w:i w:val="0"/>
+          <w:sz w:val="22"/>
+        </w:rPr>
+        <w:t xml:space="preserve">+2u'y1'+uy1'' ke PD homogen membuat suku-suku dengan u saja (tanpa turunan) saling lenyap, sebab y1 sudah memenuhi PD asal. Hasilnya adalah persamaan </w:t>
+      </w:r>
+      <w:r>
+        <w:rPr>
+          <w:rFonts w:ascii="Arial" w:hAnsi="Arial" w:cs="Arial"/>
+          <w:b w:val="0"/>
+          <w:i w:val="0"/>
+          <w:sz w:val="22"/>
+        </w:rPr>
+        <w:t xml:space="preserve">y</w:t>
+      </w:r>
+      <w:r>
+        <w:rPr>
+          <w:rFonts w:ascii="Arial" w:hAnsi="Arial" w:cs="Arial"/>
+          <w:b w:val="0"/>
+          <w:i w:val="0"/>
+          <w:sz w:val="22"/>
+          <w:vertAlign w:val="subscript"/>
+        </w:rPr>
+        <w:t xml:space="preserve">1</w:t>
+      </w:r>
+      <w:r>
+        <w:rPr>
+          <w:rFonts w:ascii="Arial" w:hAnsi="Arial" w:cs="Arial"/>
+          <w:b w:val="0"/>
+          <w:i w:val="0"/>
+          <w:sz w:val="22"/>
+        </w:rPr>
+        <w:t xml:space="preserve">·u''+(2y1'+p·</w:t>
+      </w:r>
+      <w:r>
+        <w:rPr>
+          <w:rFonts w:ascii="Arial" w:hAnsi="Arial" w:cs="Arial"/>
+          <w:b w:val="0"/>
+          <w:i w:val="0"/>
+          <w:sz w:val="22"/>
+        </w:rPr>
+        <w:t xml:space="preserve">y</w:t>
+      </w:r>
+      <w:r>
+        <w:rPr>
+          <w:rFonts w:ascii="Arial" w:hAnsi="Arial" w:cs="Arial"/>
+          <w:b w:val="0"/>
+          <w:i w:val="0"/>
+          <w:sz w:val="22"/>
+          <w:vertAlign w:val="subscript"/>
+        </w:rPr>
+        <w:t xml:space="preserve">1</w:t>
+      </w:r>
+      <w:r>
+        <w:rPr>
+          <w:rFonts w:ascii="Arial" w:hAnsi="Arial" w:cs="Arial"/>
+          <w:b w:val="0"/>
+          <w:i w:val="0"/>
+          <w:sz w:val="22"/>
+        </w:rPr>
+        <w:t xml:space="preserve">)·u'=0, yaitu PD orde satu untuk u' setelah substitusi v=u'. Itulah sebabnya teknik ini disebut reduksi orde: PD orde dua tereduksi menjadi PD orde satu separable v'/v=-(2y1'/</w:t>
+      </w:r>
+      <w:r>
+        <w:rPr>
+          <w:rFonts w:ascii="Arial" w:hAnsi="Arial" w:cs="Arial"/>
+          <w:b w:val="0"/>
+          <w:i w:val="0"/>
+          <w:sz w:val="22"/>
+        </w:rPr>
+        <w:t xml:space="preserve">y</w:t>
+      </w:r>
+      <w:r>
+        <w:rPr>
+          <w:rFonts w:ascii="Arial" w:hAnsi="Arial" w:cs="Arial"/>
+          <w:b w:val="0"/>
+          <w:i w:val="0"/>
+          <w:sz w:val="22"/>
+          <w:vertAlign w:val="subscript"/>
+        </w:rPr>
+        <w:t xml:space="preserve">1</w:t>
+      </w:r>
+      <w:r>
+        <w:rPr>
+          <w:rFonts w:ascii="Arial" w:hAnsi="Arial" w:cs="Arial"/>
+          <w:b w:val="0"/>
+          <w:i w:val="0"/>
+          <w:sz w:val="22"/>
+        </w:rPr>
+        <w:t xml:space="preserve">+p), yang mudah diselesaikan via integrasi langsung.</w:t>
+      </w:r>
+      <w:r>
+        <w:rPr>
+          <w:rFonts w:ascii="Arial" w:hAnsi="Arial" w:cs="Arial"/>
+          <w:b w:val="0"/>
+          <w:i w:val="0"/>
+          <w:sz w:val="22"/>
+        </w:rPr>
+        <w:t xml:space="preserve"> Hubungan ini dirangkum dalam Persamaan (1).</w:t>
       </w:r>
     </w:p>
     <w:p>
@@ -2896,7 +3307,131 @@
           <w:color w:val="305496"/>
           <w:sz w:val="22"/>
         </w:rPr>
-        <w:t>PD: y'' + p(x)·y' + q(x)·y = 0,  y1 diketahui  ⟹  y2 = y1·∫[e^(-∫p(x)dx) / y1²] dx</w:t>
+        <w:t xml:space="preserve">PD: y'' + p(x)·y' + q(x)·y = 0,  y1 diketahui  ⟹  </w:t>
+      </w:r>
+      <w:r>
+        <w:rPr>
+          <w:rFonts w:ascii="Arial" w:hAnsi="Arial" w:cs="Arial"/>
+          <w:b/>
+          <w:i/>
+          <w:color w:val="305496"/>
+          <w:sz w:val="22"/>
+        </w:rPr>
+        <w:t xml:space="preserve">y</w:t>
+      </w:r>
+      <w:r>
+        <w:rPr>
+          <w:rFonts w:ascii="Arial" w:hAnsi="Arial" w:cs="Arial"/>
+          <w:b/>
+          <w:i/>
+          <w:color w:val="305496"/>
+          <w:sz w:val="22"/>
+          <w:vertAlign w:val="subscript"/>
+        </w:rPr>
+        <w:t xml:space="preserve">2</w:t>
+      </w:r>
+      <w:r>
+        <w:rPr>
+          <w:rFonts w:ascii="Arial" w:hAnsi="Arial" w:cs="Arial"/>
+          <w:b/>
+          <w:i/>
+          <w:color w:val="305496"/>
+          <w:sz w:val="22"/>
+        </w:rPr>
+        <w:t xml:space="preserve"> = </w:t>
+      </w:r>
+      <w:r>
+        <w:rPr>
+          <w:rFonts w:ascii="Arial" w:hAnsi="Arial" w:cs="Arial"/>
+          <w:b/>
+          <w:i/>
+          <w:color w:val="305496"/>
+          <w:sz w:val="22"/>
+        </w:rPr>
+        <w:t xml:space="preserve">y</w:t>
+      </w:r>
+      <w:r>
+        <w:rPr>
+          <w:rFonts w:ascii="Arial" w:hAnsi="Arial" w:cs="Arial"/>
+          <w:b/>
+          <w:i/>
+          <w:color w:val="305496"/>
+          <w:sz w:val="22"/>
+          <w:vertAlign w:val="subscript"/>
+        </w:rPr>
+        <w:t xml:space="preserve">1</w:t>
+      </w:r>
+      <w:r>
+        <w:rPr>
+          <w:rFonts w:ascii="Arial" w:hAnsi="Arial" w:cs="Arial"/>
+          <w:b/>
+          <w:i/>
+          <w:color w:val="305496"/>
+          <w:sz w:val="22"/>
+        </w:rPr>
+        <w:t xml:space="preserve">·∫[e</w:t>
+      </w:r>
+      <w:r>
+        <w:rPr>
+          <w:rFonts w:ascii="Arial" w:hAnsi="Arial" w:cs="Arial"/>
+          <w:b/>
+          <w:i/>
+          <w:color w:val="305496"/>
+          <w:sz w:val="22"/>
+          <w:vertAlign w:val="superscript"/>
+        </w:rPr>
+        <w:t xml:space="preserve">-∫p(x)dx</w:t>
+      </w:r>
+      <w:r>
+        <w:rPr>
+          <w:rFonts w:ascii="Arial" w:hAnsi="Arial" w:cs="Arial"/>
+          <w:b/>
+          <w:i/>
+          <w:color w:val="305496"/>
+          <w:sz w:val="22"/>
+        </w:rPr>
+        <w:t xml:space="preserve"> / </w:t>
+      </w:r>
+      <w:r>
+        <w:rPr>
+          <w:rFonts w:ascii="Arial" w:hAnsi="Arial" w:cs="Arial"/>
+          <w:b/>
+          <w:i/>
+          <w:color w:val="305496"/>
+          <w:sz w:val="22"/>
+        </w:rPr>
+        <w:t xml:space="preserve">y</w:t>
+      </w:r>
+      <w:r>
+        <w:rPr>
+          <w:rFonts w:ascii="Arial" w:hAnsi="Arial" w:cs="Arial"/>
+          <w:b/>
+          <w:i/>
+          <w:color w:val="305496"/>
+          <w:sz w:val="22"/>
+          <w:vertAlign w:val="subscript"/>
+        </w:rPr>
+        <w:t xml:space="preserve">1</w:t>
+      </w:r>
+      <w:r>
+        <w:rPr>
+          <w:rFonts w:ascii="Arial" w:hAnsi="Arial" w:cs="Arial"/>
+          <w:b/>
+          <w:i/>
+          <w:color w:val="305496"/>
+          <w:sz w:val="22"/>
+        </w:rPr>
+        <w:t xml:space="preserve">²] dx</w:t>
+      </w:r>
+      <w:r>
+        <w:rPr>
+          <w:rFonts w:ascii="Arial" w:hAnsi="Arial" w:cs="Arial"/>
+          <w:b/>
+          <w:i/>
+          <w:color w:val="305496"/>
+          <w:sz w:val="22"/>
+        </w:rPr>
+        <w:t xml:space="preserve">   (1)</w:t>
       </w:r>
     </w:p>
     <w:p>
@@ -2920,7 +3455,185 @@
           <w:i w:val="0"/>
           <w:sz w:val="22"/>
         </w:rPr>
-        <w:t>Rumus tertutup d'Alembert di atas diturunkan dalam tiga langkah. Pertama, integrasikan v'/v=-(2y1'/y1+p) via ln|v|=-2ln|y1|-∫p dx, sehingga v=u'=e^(-∫p dx)/y1². Kedua, integrasikan sekali lagi untuk mendapatkan u(x)=∫[e^(-∫p dx)/y1²]dx (konstanta integrasi diabaikan karena akan diserap konstanta c1 pada yh). Ketiga, y2=u·y1. Gambar 2 merangkum keempat langkah alur d'Alembert ini secara visual.</w:t>
+        <w:t xml:space="preserve">Rumus tertutup d'Alembert di atas diturunkan dalam tiga langkah. Pertama, integrasikan v'/v=-(2y1'/</w:t>
+      </w:r>
+      <w:r>
+        <w:rPr>
+          <w:rFonts w:ascii="Arial" w:hAnsi="Arial" w:cs="Arial"/>
+          <w:b w:val="0"/>
+          <w:i w:val="0"/>
+          <w:sz w:val="22"/>
+        </w:rPr>
+        <w:t xml:space="preserve">y</w:t>
+      </w:r>
+      <w:r>
+        <w:rPr>
+          <w:rFonts w:ascii="Arial" w:hAnsi="Arial" w:cs="Arial"/>
+          <w:b w:val="0"/>
+          <w:i w:val="0"/>
+          <w:sz w:val="22"/>
+          <w:vertAlign w:val="subscript"/>
+        </w:rPr>
+        <w:t xml:space="preserve">1</w:t>
+      </w:r>
+      <w:r>
+        <w:rPr>
+          <w:rFonts w:ascii="Arial" w:hAnsi="Arial" w:cs="Arial"/>
+          <w:b w:val="0"/>
+          <w:i w:val="0"/>
+          <w:sz w:val="22"/>
+        </w:rPr>
+        <w:t xml:space="preserve">+p) via ln|v|=-2ln|y1|-∫p dx, sehingga v=u'=e</w:t>
+      </w:r>
+      <w:r>
+        <w:rPr>
+          <w:rFonts w:ascii="Arial" w:hAnsi="Arial" w:cs="Arial"/>
+          <w:b w:val="0"/>
+          <w:i w:val="0"/>
+          <w:sz w:val="22"/>
+          <w:vertAlign w:val="superscript"/>
+        </w:rPr>
+        <w:t xml:space="preserve">-∫p dx</w:t>
+      </w:r>
+      <w:r>
+        <w:rPr>
+          <w:rFonts w:ascii="Arial" w:hAnsi="Arial" w:cs="Arial"/>
+          <w:b w:val="0"/>
+          <w:i w:val="0"/>
+          <w:sz w:val="22"/>
+        </w:rPr>
+        <w:t xml:space="preserve">/</w:t>
+      </w:r>
+      <w:r>
+        <w:rPr>
+          <w:rFonts w:ascii="Arial" w:hAnsi="Arial" w:cs="Arial"/>
+          <w:b w:val="0"/>
+          <w:i w:val="0"/>
+          <w:sz w:val="22"/>
+        </w:rPr>
+        <w:t xml:space="preserve">y</w:t>
+      </w:r>
+      <w:r>
+        <w:rPr>
+          <w:rFonts w:ascii="Arial" w:hAnsi="Arial" w:cs="Arial"/>
+          <w:b w:val="0"/>
+          <w:i w:val="0"/>
+          <w:sz w:val="22"/>
+          <w:vertAlign w:val="subscript"/>
+        </w:rPr>
+        <w:t xml:space="preserve">1</w:t>
+      </w:r>
+      <w:r>
+        <w:rPr>
+          <w:rFonts w:ascii="Arial" w:hAnsi="Arial" w:cs="Arial"/>
+          <w:b w:val="0"/>
+          <w:i w:val="0"/>
+          <w:sz w:val="22"/>
+        </w:rPr>
+        <w:t xml:space="preserve">². Kedua, integrasikan sekali lagi untuk mendapatkan u(x)=∫[e</w:t>
+      </w:r>
+      <w:r>
+        <w:rPr>
+          <w:rFonts w:ascii="Arial" w:hAnsi="Arial" w:cs="Arial"/>
+          <w:b w:val="0"/>
+          <w:i w:val="0"/>
+          <w:sz w:val="22"/>
+          <w:vertAlign w:val="superscript"/>
+        </w:rPr>
+        <w:t xml:space="preserve">-∫p dx</w:t>
+      </w:r>
+      <w:r>
+        <w:rPr>
+          <w:rFonts w:ascii="Arial" w:hAnsi="Arial" w:cs="Arial"/>
+          <w:b w:val="0"/>
+          <w:i w:val="0"/>
+          <w:sz w:val="22"/>
+        </w:rPr>
+        <w:t xml:space="preserve">/</w:t>
+      </w:r>
+      <w:r>
+        <w:rPr>
+          <w:rFonts w:ascii="Arial" w:hAnsi="Arial" w:cs="Arial"/>
+          <w:b w:val="0"/>
+          <w:i w:val="0"/>
+          <w:sz w:val="22"/>
+        </w:rPr>
+        <w:t xml:space="preserve">y</w:t>
+      </w:r>
+      <w:r>
+        <w:rPr>
+          <w:rFonts w:ascii="Arial" w:hAnsi="Arial" w:cs="Arial"/>
+          <w:b w:val="0"/>
+          <w:i w:val="0"/>
+          <w:sz w:val="22"/>
+          <w:vertAlign w:val="subscript"/>
+        </w:rPr>
+        <w:t xml:space="preserve">1</w:t>
+      </w:r>
+      <w:r>
+        <w:rPr>
+          <w:rFonts w:ascii="Arial" w:hAnsi="Arial" w:cs="Arial"/>
+          <w:b w:val="0"/>
+          <w:i w:val="0"/>
+          <w:sz w:val="22"/>
+        </w:rPr>
+        <w:t xml:space="preserve">²]dx (konstanta integrasi diabaikan karena akan diserap konstanta c1 pada yh). Ketiga, </w:t>
+      </w:r>
+      <w:r>
+        <w:rPr>
+          <w:rFonts w:ascii="Arial" w:hAnsi="Arial" w:cs="Arial"/>
+          <w:b w:val="0"/>
+          <w:i w:val="0"/>
+          <w:sz w:val="22"/>
+        </w:rPr>
+        <w:t xml:space="preserve">y</w:t>
+      </w:r>
+      <w:r>
+        <w:rPr>
+          <w:rFonts w:ascii="Arial" w:hAnsi="Arial" w:cs="Arial"/>
+          <w:b w:val="0"/>
+          <w:i w:val="0"/>
+          <w:sz w:val="22"/>
+          <w:vertAlign w:val="subscript"/>
+        </w:rPr>
+        <w:t xml:space="preserve">2</w:t>
+      </w:r>
+      <w:r>
+        <w:rPr>
+          <w:rFonts w:ascii="Arial" w:hAnsi="Arial" w:cs="Arial"/>
+          <w:b w:val="0"/>
+          <w:i w:val="0"/>
+          <w:sz w:val="22"/>
+        </w:rPr>
+        <w:t xml:space="preserve">=u·</w:t>
+      </w:r>
+      <w:r>
+        <w:rPr>
+          <w:rFonts w:ascii="Arial" w:hAnsi="Arial" w:cs="Arial"/>
+          <w:b w:val="0"/>
+          <w:i w:val="0"/>
+          <w:sz w:val="22"/>
+        </w:rPr>
+        <w:t xml:space="preserve">y</w:t>
+      </w:r>
+      <w:r>
+        <w:rPr>
+          <w:rFonts w:ascii="Arial" w:hAnsi="Arial" w:cs="Arial"/>
+          <w:b w:val="0"/>
+          <w:i w:val="0"/>
+          <w:sz w:val="22"/>
+          <w:vertAlign w:val="subscript"/>
+        </w:rPr>
+        <w:t xml:space="preserve">1</w:t>
+      </w:r>
+      <w:r>
+        <w:rPr>
+          <w:rFonts w:ascii="Arial" w:hAnsi="Arial" w:cs="Arial"/>
+          <w:b w:val="0"/>
+          <w:i w:val="0"/>
+          <w:sz w:val="22"/>
+        </w:rPr>
+        <w:t xml:space="preserve">. Gambar 2 merangkum keempat langkah alur d'Alembert ini secara visual.</w:t>
       </w:r>
     </w:p>
     <w:p>
@@ -2977,7 +3690,69 @@
           <w:color w:val="444444"/>
           <w:sz w:val="20"/>
         </w:rPr>
-        <w:t>Gambar 2. Alur empat langkah metode reduksi orde d'Alembert: asumsi y2=u·y1, substitusi ke PD, reduksi menjadi PD orde 1 separable untuk v=u', dan integrasi ganda memberi y2.</w:t>
+        <w:t xml:space="preserve">Gambar 2. Alur empat langkah metode reduksi orde d'Alembert: asumsi </w:t>
+      </w:r>
+      <w:r>
+        <w:rPr>
+          <w:rFonts w:ascii="Arial" w:hAnsi="Arial" w:cs="Arial"/>
+          <w:b w:val="0"/>
+          <w:i/>
+          <w:color w:val="444444"/>
+          <w:sz w:val="20"/>
+        </w:rPr>
+        <w:t xml:space="preserve">y</w:t>
+      </w:r>
+      <w:r>
+        <w:rPr>
+          <w:rFonts w:ascii="Arial" w:hAnsi="Arial" w:cs="Arial"/>
+          <w:b w:val="0"/>
+          <w:i/>
+          <w:color w:val="444444"/>
+          <w:sz w:val="20"/>
+          <w:vertAlign w:val="subscript"/>
+        </w:rPr>
+        <w:t xml:space="preserve">2</w:t>
+      </w:r>
+      <w:r>
+        <w:rPr>
+          <w:rFonts w:ascii="Arial" w:hAnsi="Arial" w:cs="Arial"/>
+          <w:b w:val="0"/>
+          <w:i/>
+          <w:color w:val="444444"/>
+          <w:sz w:val="20"/>
+        </w:rPr>
+        <w:t xml:space="preserve">=u·</w:t>
+      </w:r>
+      <w:r>
+        <w:rPr>
+          <w:rFonts w:ascii="Arial" w:hAnsi="Arial" w:cs="Arial"/>
+          <w:b w:val="0"/>
+          <w:i/>
+          <w:color w:val="444444"/>
+          <w:sz w:val="20"/>
+        </w:rPr>
+        <w:t xml:space="preserve">y</w:t>
+      </w:r>
+      <w:r>
+        <w:rPr>
+          <w:rFonts w:ascii="Arial" w:hAnsi="Arial" w:cs="Arial"/>
+          <w:b w:val="0"/>
+          <w:i/>
+          <w:color w:val="444444"/>
+          <w:sz w:val="20"/>
+          <w:vertAlign w:val="subscript"/>
+        </w:rPr>
+        <w:t xml:space="preserve">1</w:t>
+      </w:r>
+      <w:r>
+        <w:rPr>
+          <w:rFonts w:ascii="Arial" w:hAnsi="Arial" w:cs="Arial"/>
+          <w:b w:val="0"/>
+          <w:i/>
+          <w:color w:val="444444"/>
+          <w:sz w:val="20"/>
+        </w:rPr>
+        <w:t xml:space="preserve">, substitusi ke PD, reduksi menjadi PD orde 1 separable untuk v=u', dan integrasi ganda memberi y2.</w:t>
       </w:r>
     </w:p>
     <w:p>
@@ -3001,7 +3776,186 @@
           <w:i w:val="0"/>
           <w:sz w:val="22"/>
         </w:rPr>
-        <w:t>Gambar 2 menunjukkan bahwa seluruh prosedur reduksi orde bersifat mekanis dan deterministik begitu y1 dan p(x) diketahui, tanpa perlu tebakan seperti pada UC. Aplikasi paling klasik adalah pembuktian rumus akar berulang: bila y1=e^(rx) dengan p=-2r (dari PD koefisien konstan y''-2ry'+r²y=0), maka e^(-∫p dx)=e^(2rx), y1²=e^(2rx), sehingga integrand menjadi 1 dan u=x, memberi y2=x·e^(rx). Inilah asal-usul faktor x yang selama ini dipakai begitu saja pada kasus akar berulang di Pertemuan 5.</w:t>
+        <w:t xml:space="preserve">Gambar 2 menunjukkan bahwa seluruh prosedur reduksi orde bersifat mekanis dan deterministik begitu y1 dan p(x) diketahui, tanpa perlu tebakan seperti pada UC. Aplikasi paling klasik adalah pembuktian rumus akar berulang: bila </w:t>
+      </w:r>
+      <w:r>
+        <w:rPr>
+          <w:rFonts w:ascii="Arial" w:hAnsi="Arial" w:cs="Arial"/>
+          <w:b w:val="0"/>
+          <w:i w:val="0"/>
+          <w:sz w:val="22"/>
+        </w:rPr>
+        <w:t xml:space="preserve">y</w:t>
+      </w:r>
+      <w:r>
+        <w:rPr>
+          <w:rFonts w:ascii="Arial" w:hAnsi="Arial" w:cs="Arial"/>
+          <w:b w:val="0"/>
+          <w:i w:val="0"/>
+          <w:sz w:val="22"/>
+          <w:vertAlign w:val="subscript"/>
+        </w:rPr>
+        <w:t xml:space="preserve">1</w:t>
+      </w:r>
+      <w:r>
+        <w:rPr>
+          <w:rFonts w:ascii="Arial" w:hAnsi="Arial" w:cs="Arial"/>
+          <w:b w:val="0"/>
+          <w:i w:val="0"/>
+          <w:sz w:val="22"/>
+        </w:rPr>
+        <w:t xml:space="preserve">=e</w:t>
+      </w:r>
+      <w:r>
+        <w:rPr>
+          <w:rFonts w:ascii="Arial" w:hAnsi="Arial" w:cs="Arial"/>
+          <w:b w:val="0"/>
+          <w:i w:val="0"/>
+          <w:sz w:val="22"/>
+          <w:vertAlign w:val="superscript"/>
+        </w:rPr>
+        <w:t xml:space="preserve">rx</w:t>
+      </w:r>
+      <w:r>
+        <w:rPr>
+          <w:rFonts w:ascii="Arial" w:hAnsi="Arial" w:cs="Arial"/>
+          <w:b w:val="0"/>
+          <w:i w:val="0"/>
+          <w:sz w:val="22"/>
+        </w:rPr>
+        <w:t xml:space="preserve"> dengan p=-2r (dari PD koefisien konstan y''-2ry'+r²y=0), maka e</w:t>
+      </w:r>
+      <w:r>
+        <w:rPr>
+          <w:rFonts w:ascii="Arial" w:hAnsi="Arial" w:cs="Arial"/>
+          <w:b w:val="0"/>
+          <w:i w:val="0"/>
+          <w:sz w:val="22"/>
+          <w:vertAlign w:val="superscript"/>
+        </w:rPr>
+        <w:t xml:space="preserve">-∫p dx</w:t>
+      </w:r>
+      <w:r>
+        <w:rPr>
+          <w:rFonts w:ascii="Arial" w:hAnsi="Arial" w:cs="Arial"/>
+          <w:b w:val="0"/>
+          <w:i w:val="0"/>
+          <w:sz w:val="22"/>
+        </w:rPr>
+        <w:t xml:space="preserve">=e</w:t>
+      </w:r>
+      <w:r>
+        <w:rPr>
+          <w:rFonts w:ascii="Arial" w:hAnsi="Arial" w:cs="Arial"/>
+          <w:b w:val="0"/>
+          <w:i w:val="0"/>
+          <w:sz w:val="22"/>
+          <w:vertAlign w:val="superscript"/>
+        </w:rPr>
+        <w:t xml:space="preserve">2rx</w:t>
+      </w:r>
+      <w:r>
+        <w:rPr>
+          <w:rFonts w:ascii="Arial" w:hAnsi="Arial" w:cs="Arial"/>
+          <w:b w:val="0"/>
+          <w:i w:val="0"/>
+          <w:sz w:val="22"/>
+        </w:rPr>
+        <w:t xml:space="preserve">, </w:t>
+      </w:r>
+      <w:r>
+        <w:rPr>
+          <w:rFonts w:ascii="Arial" w:hAnsi="Arial" w:cs="Arial"/>
+          <w:b w:val="0"/>
+          <w:i w:val="0"/>
+          <w:sz w:val="22"/>
+        </w:rPr>
+        <w:t xml:space="preserve">y</w:t>
+      </w:r>
+      <w:r>
+        <w:rPr>
+          <w:rFonts w:ascii="Arial" w:hAnsi="Arial" w:cs="Arial"/>
+          <w:b w:val="0"/>
+          <w:i w:val="0"/>
+          <w:sz w:val="22"/>
+          <w:vertAlign w:val="subscript"/>
+        </w:rPr>
+        <w:t xml:space="preserve">1</w:t>
+      </w:r>
+      <w:r>
+        <w:rPr>
+          <w:rFonts w:ascii="Arial" w:hAnsi="Arial" w:cs="Arial"/>
+          <w:b w:val="0"/>
+          <w:i w:val="0"/>
+          <w:sz w:val="22"/>
+        </w:rPr>
+        <w:t xml:space="preserve">²=e</w:t>
+      </w:r>
+      <w:r>
+        <w:rPr>
+          <w:rFonts w:ascii="Arial" w:hAnsi="Arial" w:cs="Arial"/>
+          <w:b w:val="0"/>
+          <w:i w:val="0"/>
+          <w:sz w:val="22"/>
+          <w:vertAlign w:val="superscript"/>
+        </w:rPr>
+        <w:t xml:space="preserve">2rx</w:t>
+      </w:r>
+      <w:r>
+        <w:rPr>
+          <w:rFonts w:ascii="Arial" w:hAnsi="Arial" w:cs="Arial"/>
+          <w:b w:val="0"/>
+          <w:i w:val="0"/>
+          <w:sz w:val="22"/>
+        </w:rPr>
+        <w:t xml:space="preserve">, sehingga integrand menjadi 1 dan u=x, memberi </w:t>
+      </w:r>
+      <w:r>
+        <w:rPr>
+          <w:rFonts w:ascii="Arial" w:hAnsi="Arial" w:cs="Arial"/>
+          <w:b w:val="0"/>
+          <w:i w:val="0"/>
+          <w:sz w:val="22"/>
+        </w:rPr>
+        <w:t xml:space="preserve">y</w:t>
+      </w:r>
+      <w:r>
+        <w:rPr>
+          <w:rFonts w:ascii="Arial" w:hAnsi="Arial" w:cs="Arial"/>
+          <w:b w:val="0"/>
+          <w:i w:val="0"/>
+          <w:sz w:val="22"/>
+          <w:vertAlign w:val="subscript"/>
+        </w:rPr>
+        <w:t xml:space="preserve">2</w:t>
+      </w:r>
+      <w:r>
+        <w:rPr>
+          <w:rFonts w:ascii="Arial" w:hAnsi="Arial" w:cs="Arial"/>
+          <w:b w:val="0"/>
+          <w:i w:val="0"/>
+          <w:sz w:val="22"/>
+        </w:rPr>
+        <w:t xml:space="preserve">=x·e</w:t>
+      </w:r>
+      <w:r>
+        <w:rPr>
+          <w:rFonts w:ascii="Arial" w:hAnsi="Arial" w:cs="Arial"/>
+          <w:b w:val="0"/>
+          <w:i w:val="0"/>
+          <w:sz w:val="22"/>
+          <w:vertAlign w:val="superscript"/>
+        </w:rPr>
+        <w:t xml:space="preserve">rx</w:t>
+      </w:r>
+      <w:r>
+        <w:rPr>
+          <w:rFonts w:ascii="Arial" w:hAnsi="Arial" w:cs="Arial"/>
+          <w:b w:val="0"/>
+          <w:i w:val="0"/>
+          <w:sz w:val="22"/>
+        </w:rPr>
+        <w:t xml:space="preserve">. Inilah asal-usul faktor x yang selama ini dipakai begitu saja pada kasus akar berulang di Pertemuan 5.</w:t>
       </w:r>
     </w:p>
     <w:p>
@@ -3025,7 +3979,252 @@
           <w:i w:val="0"/>
           <w:sz w:val="22"/>
         </w:rPr>
-        <w:t>Selesaikan PD homogen y''-4y'+4y=0 bila y1=e^(2x) diketahui (akar karakteristik r=2 berulang, dari (λ-2)²=0). Standar form memberi p=-4, q=4. Hitung e^(-∫p dx)=e^(-∫(-4)dx)=e^(4x). Hitung y1²=e^(4x). Integrasikan u=∫(e^(4x)/e^(4x))dx=∫1·dx=x. Maka y2=u·y1=x·e^(2x).</w:t>
+        <w:t xml:space="preserve">Selesaikan PD homogen y''-4y'+4y=0 bila </w:t>
+      </w:r>
+      <w:r>
+        <w:rPr>
+          <w:rFonts w:ascii="Arial" w:hAnsi="Arial" w:cs="Arial"/>
+          <w:b w:val="0"/>
+          <w:i w:val="0"/>
+          <w:sz w:val="22"/>
+        </w:rPr>
+        <w:t xml:space="preserve">y</w:t>
+      </w:r>
+      <w:r>
+        <w:rPr>
+          <w:rFonts w:ascii="Arial" w:hAnsi="Arial" w:cs="Arial"/>
+          <w:b w:val="0"/>
+          <w:i w:val="0"/>
+          <w:sz w:val="22"/>
+          <w:vertAlign w:val="subscript"/>
+        </w:rPr>
+        <w:t xml:space="preserve">1</w:t>
+      </w:r>
+      <w:r>
+        <w:rPr>
+          <w:rFonts w:ascii="Arial" w:hAnsi="Arial" w:cs="Arial"/>
+          <w:b w:val="0"/>
+          <w:i w:val="0"/>
+          <w:sz w:val="22"/>
+        </w:rPr>
+        <w:t xml:space="preserve">=e</w:t>
+      </w:r>
+      <w:r>
+        <w:rPr>
+          <w:rFonts w:ascii="Arial" w:hAnsi="Arial" w:cs="Arial"/>
+          <w:b w:val="0"/>
+          <w:i w:val="0"/>
+          <w:sz w:val="22"/>
+          <w:vertAlign w:val="superscript"/>
+        </w:rPr>
+        <w:t xml:space="preserve">2x</w:t>
+      </w:r>
+      <w:r>
+        <w:rPr>
+          <w:rFonts w:ascii="Arial" w:hAnsi="Arial" w:cs="Arial"/>
+          <w:b w:val="0"/>
+          <w:i w:val="0"/>
+          <w:sz w:val="22"/>
+        </w:rPr>
+        <w:t xml:space="preserve"> diketahui (akar karakteristik r=2 berulang, dari (λ-2)²=0). Standar form memberi p=-4, q=4. Hitung e</w:t>
+      </w:r>
+      <w:r>
+        <w:rPr>
+          <w:rFonts w:ascii="Arial" w:hAnsi="Arial" w:cs="Arial"/>
+          <w:b w:val="0"/>
+          <w:i w:val="0"/>
+          <w:sz w:val="22"/>
+          <w:vertAlign w:val="superscript"/>
+        </w:rPr>
+        <w:t xml:space="preserve">-∫p dx</w:t>
+      </w:r>
+      <w:r>
+        <w:rPr>
+          <w:rFonts w:ascii="Arial" w:hAnsi="Arial" w:cs="Arial"/>
+          <w:b w:val="0"/>
+          <w:i w:val="0"/>
+          <w:sz w:val="22"/>
+        </w:rPr>
+        <w:t xml:space="preserve">=e</w:t>
+      </w:r>
+      <w:r>
+        <w:rPr>
+          <w:rFonts w:ascii="Arial" w:hAnsi="Arial" w:cs="Arial"/>
+          <w:b w:val="0"/>
+          <w:i w:val="0"/>
+          <w:sz w:val="22"/>
+          <w:vertAlign w:val="superscript"/>
+        </w:rPr>
+        <w:t xml:space="preserve">-∫(-4)dx</w:t>
+      </w:r>
+      <w:r>
+        <w:rPr>
+          <w:rFonts w:ascii="Arial" w:hAnsi="Arial" w:cs="Arial"/>
+          <w:b w:val="0"/>
+          <w:i w:val="0"/>
+          <w:sz w:val="22"/>
+        </w:rPr>
+        <w:t xml:space="preserve">=e</w:t>
+      </w:r>
+      <w:r>
+        <w:rPr>
+          <w:rFonts w:ascii="Arial" w:hAnsi="Arial" w:cs="Arial"/>
+          <w:b w:val="0"/>
+          <w:i w:val="0"/>
+          <w:sz w:val="22"/>
+          <w:vertAlign w:val="superscript"/>
+        </w:rPr>
+        <w:t xml:space="preserve">4x</w:t>
+      </w:r>
+      <w:r>
+        <w:rPr>
+          <w:rFonts w:ascii="Arial" w:hAnsi="Arial" w:cs="Arial"/>
+          <w:b w:val="0"/>
+          <w:i w:val="0"/>
+          <w:sz w:val="22"/>
+        </w:rPr>
+        <w:t xml:space="preserve">. Hitung y1²=e</w:t>
+      </w:r>
+      <w:r>
+        <w:rPr>
+          <w:rFonts w:ascii="Arial" w:hAnsi="Arial" w:cs="Arial"/>
+          <w:b w:val="0"/>
+          <w:i w:val="0"/>
+          <w:sz w:val="22"/>
+          <w:vertAlign w:val="superscript"/>
+        </w:rPr>
+        <w:t xml:space="preserve">4x</w:t>
+      </w:r>
+      <w:r>
+        <w:rPr>
+          <w:rFonts w:ascii="Arial" w:hAnsi="Arial" w:cs="Arial"/>
+          <w:b w:val="0"/>
+          <w:i w:val="0"/>
+          <w:sz w:val="22"/>
+        </w:rPr>
+        <w:t xml:space="preserve">. Integrasikan u=∫(e</w:t>
+      </w:r>
+      <w:r>
+        <w:rPr>
+          <w:rFonts w:ascii="Arial" w:hAnsi="Arial" w:cs="Arial"/>
+          <w:b w:val="0"/>
+          <w:i w:val="0"/>
+          <w:sz w:val="22"/>
+          <w:vertAlign w:val="superscript"/>
+        </w:rPr>
+        <w:t xml:space="preserve">4x</w:t>
+      </w:r>
+      <w:r>
+        <w:rPr>
+          <w:rFonts w:ascii="Arial" w:hAnsi="Arial" w:cs="Arial"/>
+          <w:b w:val="0"/>
+          <w:i w:val="0"/>
+          <w:sz w:val="22"/>
+        </w:rPr>
+        <w:t xml:space="preserve">/e</w:t>
+      </w:r>
+      <w:r>
+        <w:rPr>
+          <w:rFonts w:ascii="Arial" w:hAnsi="Arial" w:cs="Arial"/>
+          <w:b w:val="0"/>
+          <w:i w:val="0"/>
+          <w:sz w:val="22"/>
+          <w:vertAlign w:val="superscript"/>
+        </w:rPr>
+        <w:t xml:space="preserve">4x</w:t>
+      </w:r>
+      <w:r>
+        <w:rPr>
+          <w:rFonts w:ascii="Arial" w:hAnsi="Arial" w:cs="Arial"/>
+          <w:b w:val="0"/>
+          <w:i w:val="0"/>
+          <w:sz w:val="22"/>
+        </w:rPr>
+        <w:t xml:space="preserve">)dx=∫1·dx=x. Maka </w:t>
+      </w:r>
+      <w:r>
+        <w:rPr>
+          <w:rFonts w:ascii="Arial" w:hAnsi="Arial" w:cs="Arial"/>
+          <w:b w:val="0"/>
+          <w:i w:val="0"/>
+          <w:sz w:val="22"/>
+        </w:rPr>
+        <w:t xml:space="preserve">y</w:t>
+      </w:r>
+      <w:r>
+        <w:rPr>
+          <w:rFonts w:ascii="Arial" w:hAnsi="Arial" w:cs="Arial"/>
+          <w:b w:val="0"/>
+          <w:i w:val="0"/>
+          <w:sz w:val="22"/>
+          <w:vertAlign w:val="subscript"/>
+        </w:rPr>
+        <w:t xml:space="preserve">2</w:t>
+      </w:r>
+      <w:r>
+        <w:rPr>
+          <w:rFonts w:ascii="Arial" w:hAnsi="Arial" w:cs="Arial"/>
+          <w:b w:val="0"/>
+          <w:i w:val="0"/>
+          <w:sz w:val="22"/>
+        </w:rPr>
+        <w:t xml:space="preserve">=u·</w:t>
+      </w:r>
+      <w:r>
+        <w:rPr>
+          <w:rFonts w:ascii="Arial" w:hAnsi="Arial" w:cs="Arial"/>
+          <w:b w:val="0"/>
+          <w:i w:val="0"/>
+          <w:sz w:val="22"/>
+        </w:rPr>
+        <w:t xml:space="preserve">y</w:t>
+      </w:r>
+      <w:r>
+        <w:rPr>
+          <w:rFonts w:ascii="Arial" w:hAnsi="Arial" w:cs="Arial"/>
+          <w:b w:val="0"/>
+          <w:i w:val="0"/>
+          <w:sz w:val="22"/>
+          <w:vertAlign w:val="subscript"/>
+        </w:rPr>
+        <w:t xml:space="preserve">1</w:t>
+      </w:r>
+      <w:r>
+        <w:rPr>
+          <w:rFonts w:ascii="Arial" w:hAnsi="Arial" w:cs="Arial"/>
+          <w:b w:val="0"/>
+          <w:i w:val="0"/>
+          <w:sz w:val="22"/>
+        </w:rPr>
+        <w:t xml:space="preserve">=x·e</w:t>
+      </w:r>
+      <w:r>
+        <w:rPr>
+          <w:rFonts w:ascii="Arial" w:hAnsi="Arial" w:cs="Arial"/>
+          <w:b w:val="0"/>
+          <w:i w:val="0"/>
+          <w:sz w:val="22"/>
+          <w:vertAlign w:val="superscript"/>
+        </w:rPr>
+        <w:t xml:space="preserve">2x</w:t>
+      </w:r>
+      <w:r>
+        <w:rPr>
+          <w:rFonts w:ascii="Arial" w:hAnsi="Arial" w:cs="Arial"/>
+          <w:b w:val="0"/>
+          <w:i w:val="0"/>
+          <w:sz w:val="22"/>
+        </w:rPr>
+        <w:t xml:space="preserve">.</w:t>
+      </w:r>
+      <w:r>
+        <w:rPr>
+          <w:rFonts w:ascii="Arial" w:hAnsi="Arial" w:cs="Arial"/>
+          <w:b w:val="0"/>
+          <w:i w:val="0"/>
+          <w:sz w:val="22"/>
+        </w:rPr>
+        <w:t xml:space="preserve"> Bentuk ringkasnya dituliskan pada Persamaan (2).</w:t>
       </w:r>
     </w:p>
     <w:p>
@@ -3041,7 +4240,90 @@
           <w:color w:val="305496"/>
           <w:sz w:val="22"/>
         </w:rPr>
-        <w:t>✓ Solusi Homogen Lengkap:   yh = (c1 + c2·x)·e^(2x)</w:t>
+        <w:t xml:space="preserve">✓ Solusi Homogen Lengkap:   yh = (</w:t>
+      </w:r>
+      <w:r>
+        <w:rPr>
+          <w:rFonts w:ascii="Arial" w:hAnsi="Arial" w:cs="Arial"/>
+          <w:b/>
+          <w:i/>
+          <w:color w:val="305496"/>
+          <w:sz w:val="22"/>
+        </w:rPr>
+        <w:t xml:space="preserve">c</w:t>
+      </w:r>
+      <w:r>
+        <w:rPr>
+          <w:rFonts w:ascii="Arial" w:hAnsi="Arial" w:cs="Arial"/>
+          <w:b/>
+          <w:i/>
+          <w:color w:val="305496"/>
+          <w:sz w:val="22"/>
+          <w:vertAlign w:val="subscript"/>
+        </w:rPr>
+        <w:t xml:space="preserve">1</w:t>
+      </w:r>
+      <w:r>
+        <w:rPr>
+          <w:rFonts w:ascii="Arial" w:hAnsi="Arial" w:cs="Arial"/>
+          <w:b/>
+          <w:i/>
+          <w:color w:val="305496"/>
+          <w:sz w:val="22"/>
+        </w:rPr>
+        <w:t xml:space="preserve"> + </w:t>
+      </w:r>
+      <w:r>
+        <w:rPr>
+          <w:rFonts w:ascii="Arial" w:hAnsi="Arial" w:cs="Arial"/>
+          <w:b/>
+          <w:i/>
+          <w:color w:val="305496"/>
+          <w:sz w:val="22"/>
+        </w:rPr>
+        <w:t xml:space="preserve">c</w:t>
+      </w:r>
+      <w:r>
+        <w:rPr>
+          <w:rFonts w:ascii="Arial" w:hAnsi="Arial" w:cs="Arial"/>
+          <w:b/>
+          <w:i/>
+          <w:color w:val="305496"/>
+          <w:sz w:val="22"/>
+          <w:vertAlign w:val="subscript"/>
+        </w:rPr>
+        <w:t xml:space="preserve">2</w:t>
+      </w:r>
+      <w:r>
+        <w:rPr>
+          <w:rFonts w:ascii="Arial" w:hAnsi="Arial" w:cs="Arial"/>
+          <w:b/>
+          <w:i/>
+          <w:color w:val="305496"/>
+          <w:sz w:val="22"/>
+        </w:rPr>
+        <w:t xml:space="preserve">·x)·e</w:t>
+      </w:r>
+      <w:r>
+        <w:rPr>
+          <w:rFonts w:ascii="Arial" w:hAnsi="Arial" w:cs="Arial"/>
+          <w:b/>
+          <w:i/>
+          <w:color w:val="305496"/>
+          <w:sz w:val="22"/>
+          <w:vertAlign w:val="superscript"/>
+        </w:rPr>
+        <w:t xml:space="preserve">2x</w:t>
+      </w:r>
+      <w:r>
+        <w:rPr>
+          <w:rFonts w:ascii="Arial" w:hAnsi="Arial" w:cs="Arial"/>
+          <w:b/>
+          <w:i/>
+          <w:color w:val="305496"/>
+          <w:sz w:val="22"/>
+        </w:rPr>
+        <w:t xml:space="preserve">   (2)</w:t>
       </w:r>
     </w:p>
     <w:p>
@@ -3098,7 +4380,69 @@
           <w:color w:val="444444"/>
           <w:sz w:val="20"/>
         </w:rPr>
-        <w:t>Gambar 3. Kurva basis y1=e²ˣ (diketahui) dan y2=x·e²ˣ (hasil reduksi orde) untuk PD y''-4y'+4y=0, beserta dua kombinasi linier yh=c1y1+c2y2 yang membentuk keluarga solusi homogen.</w:t>
+        <w:t xml:space="preserve">Gambar 3. Kurva basis </w:t>
+      </w:r>
+      <w:r>
+        <w:rPr>
+          <w:rFonts w:ascii="Arial" w:hAnsi="Arial" w:cs="Arial"/>
+          <w:b w:val="0"/>
+          <w:i/>
+          <w:color w:val="444444"/>
+          <w:sz w:val="20"/>
+        </w:rPr>
+        <w:t xml:space="preserve">y</w:t>
+      </w:r>
+      <w:r>
+        <w:rPr>
+          <w:rFonts w:ascii="Arial" w:hAnsi="Arial" w:cs="Arial"/>
+          <w:b w:val="0"/>
+          <w:i/>
+          <w:color w:val="444444"/>
+          <w:sz w:val="20"/>
+          <w:vertAlign w:val="subscript"/>
+        </w:rPr>
+        <w:t xml:space="preserve">1</w:t>
+      </w:r>
+      <w:r>
+        <w:rPr>
+          <w:rFonts w:ascii="Arial" w:hAnsi="Arial" w:cs="Arial"/>
+          <w:b w:val="0"/>
+          <w:i/>
+          <w:color w:val="444444"/>
+          <w:sz w:val="20"/>
+        </w:rPr>
+        <w:t xml:space="preserve">=e²ˣ (diketahui) dan </w:t>
+      </w:r>
+      <w:r>
+        <w:rPr>
+          <w:rFonts w:ascii="Arial" w:hAnsi="Arial" w:cs="Arial"/>
+          <w:b w:val="0"/>
+          <w:i/>
+          <w:color w:val="444444"/>
+          <w:sz w:val="20"/>
+        </w:rPr>
+        <w:t xml:space="preserve">y</w:t>
+      </w:r>
+      <w:r>
+        <w:rPr>
+          <w:rFonts w:ascii="Arial" w:hAnsi="Arial" w:cs="Arial"/>
+          <w:b w:val="0"/>
+          <w:i/>
+          <w:color w:val="444444"/>
+          <w:sz w:val="20"/>
+          <w:vertAlign w:val="subscript"/>
+        </w:rPr>
+        <w:t xml:space="preserve">2</w:t>
+      </w:r>
+      <w:r>
+        <w:rPr>
+          <w:rFonts w:ascii="Arial" w:hAnsi="Arial" w:cs="Arial"/>
+          <w:b w:val="0"/>
+          <w:i/>
+          <w:color w:val="444444"/>
+          <w:sz w:val="20"/>
+        </w:rPr>
+        <w:t xml:space="preserve">=x·e²ˣ (hasil reduksi orde) untuk PD y''-4y'+4y=0, beserta dua kombinasi linier yh=c1y1+c2y2 yang membentuk keluarga solusi homogen.</w:t>
       </w:r>
     </w:p>
     <w:p>
@@ -3122,7 +4466,147 @@
           <w:i w:val="0"/>
           <w:sz w:val="22"/>
         </w:rPr>
-        <w:t>Gambar 3 memperlihatkan bahwa y1 dan y2 adalah dua kurva yang secara bentuk berbeda (y2 memiliki faktor x tambahan yang mengubah kelengkungannya di dekat x=0, bahkan sempat bernilai negatif untuk x&lt;0 sementara y1 selalu positif), bukti visual bahwa keduanya independen linier (Wronskian W(y1,y2)≠0). Dua kurva kombinasi linier (garis titik-titik) menunjukkan bagaimana c1 dan c2 yang berbeda menghasilkan bentuk solusi yang beragam, seluruhnya tercakup dalam ruang solusi dua dimensi yang direntang oleh {y1,y2}. Tanpa reduksi orde, basis kedua y2 tidak akan pernah ditemukan hanya dari inspeksi.</w:t>
+        <w:t xml:space="preserve">Gambar 3 memperlihatkan bahwa y1 dan y2 adalah dua kurva yang secara bentuk berbeda (</w:t>
+      </w:r>
+      <w:r>
+        <w:rPr>
+          <w:rFonts w:ascii="Arial" w:hAnsi="Arial" w:cs="Arial"/>
+          <w:b w:val="0"/>
+          <w:i w:val="0"/>
+          <w:sz w:val="22"/>
+        </w:rPr>
+        <w:t xml:space="preserve">y</w:t>
+      </w:r>
+      <w:r>
+        <w:rPr>
+          <w:rFonts w:ascii="Arial" w:hAnsi="Arial" w:cs="Arial"/>
+          <w:b w:val="0"/>
+          <w:i w:val="0"/>
+          <w:sz w:val="22"/>
+          <w:vertAlign w:val="subscript"/>
+        </w:rPr>
+        <w:t xml:space="preserve">2</w:t>
+      </w:r>
+      <w:r>
+        <w:rPr>
+          <w:rFonts w:ascii="Arial" w:hAnsi="Arial" w:cs="Arial"/>
+          <w:b w:val="0"/>
+          <w:i w:val="0"/>
+          <w:sz w:val="22"/>
+        </w:rPr>
+        <w:t xml:space="preserve"> memiliki faktor x tambahan yang mengubah kelengkungannya di dekat x=0, bahkan sempat bernilai negatif untuk x&lt;0 sementara y1 selalu positif), bukti visual bahwa keduanya independen linier (Wronskian W(</w:t>
+      </w:r>
+      <w:r>
+        <w:rPr>
+          <w:rFonts w:ascii="Arial" w:hAnsi="Arial" w:cs="Arial"/>
+          <w:b w:val="0"/>
+          <w:i w:val="0"/>
+          <w:sz w:val="22"/>
+        </w:rPr>
+        <w:t xml:space="preserve">y</w:t>
+      </w:r>
+      <w:r>
+        <w:rPr>
+          <w:rFonts w:ascii="Arial" w:hAnsi="Arial" w:cs="Arial"/>
+          <w:b w:val="0"/>
+          <w:i w:val="0"/>
+          <w:sz w:val="22"/>
+          <w:vertAlign w:val="subscript"/>
+        </w:rPr>
+        <w:t xml:space="preserve">1</w:t>
+      </w:r>
+      <w:r>
+        <w:rPr>
+          <w:rFonts w:ascii="Arial" w:hAnsi="Arial" w:cs="Arial"/>
+          <w:b w:val="0"/>
+          <w:i w:val="0"/>
+          <w:sz w:val="22"/>
+        </w:rPr>
+        <w:t xml:space="preserve">,</w:t>
+      </w:r>
+      <w:r>
+        <w:rPr>
+          <w:rFonts w:ascii="Arial" w:hAnsi="Arial" w:cs="Arial"/>
+          <w:b w:val="0"/>
+          <w:i w:val="0"/>
+          <w:sz w:val="22"/>
+        </w:rPr>
+        <w:t xml:space="preserve">y</w:t>
+      </w:r>
+      <w:r>
+        <w:rPr>
+          <w:rFonts w:ascii="Arial" w:hAnsi="Arial" w:cs="Arial"/>
+          <w:b w:val="0"/>
+          <w:i w:val="0"/>
+          <w:sz w:val="22"/>
+          <w:vertAlign w:val="subscript"/>
+        </w:rPr>
+        <w:t xml:space="preserve">2</w:t>
+      </w:r>
+      <w:r>
+        <w:rPr>
+          <w:rFonts w:ascii="Arial" w:hAnsi="Arial" w:cs="Arial"/>
+          <w:b w:val="0"/>
+          <w:i w:val="0"/>
+          <w:sz w:val="22"/>
+        </w:rPr>
+        <w:t xml:space="preserve">)≠0). Dua kurva kombinasi linier (garis titik-titik) menunjukkan bagaimana c1 dan c2 yang berbeda menghasilkan bentuk solusi yang beragam, seluruhnya tercakup dalam ruang solusi dua dimensi yang direntang oleh {</w:t>
+      </w:r>
+      <w:r>
+        <w:rPr>
+          <w:rFonts w:ascii="Arial" w:hAnsi="Arial" w:cs="Arial"/>
+          <w:b w:val="0"/>
+          <w:i w:val="0"/>
+          <w:sz w:val="22"/>
+        </w:rPr>
+        <w:t xml:space="preserve">y</w:t>
+      </w:r>
+      <w:r>
+        <w:rPr>
+          <w:rFonts w:ascii="Arial" w:hAnsi="Arial" w:cs="Arial"/>
+          <w:b w:val="0"/>
+          <w:i w:val="0"/>
+          <w:sz w:val="22"/>
+          <w:vertAlign w:val="subscript"/>
+        </w:rPr>
+        <w:t xml:space="preserve">1</w:t>
+      </w:r>
+      <w:r>
+        <w:rPr>
+          <w:rFonts w:ascii="Arial" w:hAnsi="Arial" w:cs="Arial"/>
+          <w:b w:val="0"/>
+          <w:i w:val="0"/>
+          <w:sz w:val="22"/>
+        </w:rPr>
+        <w:t xml:space="preserve">,</w:t>
+      </w:r>
+      <w:r>
+        <w:rPr>
+          <w:rFonts w:ascii="Arial" w:hAnsi="Arial" w:cs="Arial"/>
+          <w:b w:val="0"/>
+          <w:i w:val="0"/>
+          <w:sz w:val="22"/>
+        </w:rPr>
+        <w:t xml:space="preserve">y</w:t>
+      </w:r>
+      <w:r>
+        <w:rPr>
+          <w:rFonts w:ascii="Arial" w:hAnsi="Arial" w:cs="Arial"/>
+          <w:b w:val="0"/>
+          <w:i w:val="0"/>
+          <w:sz w:val="22"/>
+          <w:vertAlign w:val="subscript"/>
+        </w:rPr>
+        <w:t xml:space="preserve">2</w:t>
+      </w:r>
+      <w:r>
+        <w:rPr>
+          <w:rFonts w:ascii="Arial" w:hAnsi="Arial" w:cs="Arial"/>
+          <w:b w:val="0"/>
+          <w:i w:val="0"/>
+          <w:sz w:val="22"/>
+        </w:rPr>
+        <w:t xml:space="preserve">}. Tanpa reduksi orde, basis kedua y2 tidak akan pernah ditemukan hanya dari inspeksi.</w:t>
       </w:r>
     </w:p>
     <w:p>
@@ -3146,7 +4630,119 @@
           <w:i w:val="0"/>
           <w:sz w:val="22"/>
         </w:rPr>
-        <w:t>Diketahui y1=x adalah solusi PD Cauchy-Euler x²y''-x·y'+y=0 (untuk x&gt;0, akar karakteristik m dari m(m-1)-m+1=(m-1)²=0 berulang di m=1). Cari y2. Standar form: bagi PD dengan x² sehingga y''-(1/x)y'+(1/x²)y=0, memberi p=-1/x. Hitung -∫p dx=∫(1/x)dx=ln|x|, sehingga e^(ln|x|)=x. Hitung y1²=x². Integrasikan u=∫(x/x²)dx=∫(1/x)dx=ln|x|. Maka y2=u·y1=x·ln|x|.</w:t>
+        <w:t xml:space="preserve">Diketahui </w:t>
+      </w:r>
+      <w:r>
+        <w:rPr>
+          <w:rFonts w:ascii="Arial" w:hAnsi="Arial" w:cs="Arial"/>
+          <w:b w:val="0"/>
+          <w:i w:val="0"/>
+          <w:sz w:val="22"/>
+        </w:rPr>
+        <w:t xml:space="preserve">y</w:t>
+      </w:r>
+      <w:r>
+        <w:rPr>
+          <w:rFonts w:ascii="Arial" w:hAnsi="Arial" w:cs="Arial"/>
+          <w:b w:val="0"/>
+          <w:i w:val="0"/>
+          <w:sz w:val="22"/>
+          <w:vertAlign w:val="subscript"/>
+        </w:rPr>
+        <w:t xml:space="preserve">1</w:t>
+      </w:r>
+      <w:r>
+        <w:rPr>
+          <w:rFonts w:ascii="Arial" w:hAnsi="Arial" w:cs="Arial"/>
+          <w:b w:val="0"/>
+          <w:i w:val="0"/>
+          <w:sz w:val="22"/>
+        </w:rPr>
+        <w:t xml:space="preserve">=x adalah solusi PD Cauchy-Euler x²y''-x·y'+y=0 (untuk x&gt;0, akar karakteristik m dari m(m-1)-m+1=(m-1)²=0 berulang di m=1). Cari y2. Standar form: bagi PD dengan x² sehingga y''-(1/x)y'+(1/x²)y=0, memberi p=-1/x. Hitung -∫p dx=∫(1/x)dx=ln|x|, sehingga e</w:t>
+      </w:r>
+      <w:r>
+        <w:rPr>
+          <w:rFonts w:ascii="Arial" w:hAnsi="Arial" w:cs="Arial"/>
+          <w:b w:val="0"/>
+          <w:i w:val="0"/>
+          <w:sz w:val="22"/>
+          <w:vertAlign w:val="superscript"/>
+        </w:rPr>
+        <w:t xml:space="preserve">ln|x|</w:t>
+      </w:r>
+      <w:r>
+        <w:rPr>
+          <w:rFonts w:ascii="Arial" w:hAnsi="Arial" w:cs="Arial"/>
+          <w:b w:val="0"/>
+          <w:i w:val="0"/>
+          <w:sz w:val="22"/>
+        </w:rPr>
+        <w:t xml:space="preserve">=x. Hitung y1²=x². Integrasikan u=∫(x/x²)dx=∫(1/x)dx=ln|x|. Maka </w:t>
+      </w:r>
+      <w:r>
+        <w:rPr>
+          <w:rFonts w:ascii="Arial" w:hAnsi="Arial" w:cs="Arial"/>
+          <w:b w:val="0"/>
+          <w:i w:val="0"/>
+          <w:sz w:val="22"/>
+        </w:rPr>
+        <w:t xml:space="preserve">y</w:t>
+      </w:r>
+      <w:r>
+        <w:rPr>
+          <w:rFonts w:ascii="Arial" w:hAnsi="Arial" w:cs="Arial"/>
+          <w:b w:val="0"/>
+          <w:i w:val="0"/>
+          <w:sz w:val="22"/>
+          <w:vertAlign w:val="subscript"/>
+        </w:rPr>
+        <w:t xml:space="preserve">2</w:t>
+      </w:r>
+      <w:r>
+        <w:rPr>
+          <w:rFonts w:ascii="Arial" w:hAnsi="Arial" w:cs="Arial"/>
+          <w:b w:val="0"/>
+          <w:i w:val="0"/>
+          <w:sz w:val="22"/>
+        </w:rPr>
+        <w:t xml:space="preserve">=u·</w:t>
+      </w:r>
+      <w:r>
+        <w:rPr>
+          <w:rFonts w:ascii="Arial" w:hAnsi="Arial" w:cs="Arial"/>
+          <w:b w:val="0"/>
+          <w:i w:val="0"/>
+          <w:sz w:val="22"/>
+        </w:rPr>
+        <w:t xml:space="preserve">y</w:t>
+      </w:r>
+      <w:r>
+        <w:rPr>
+          <w:rFonts w:ascii="Arial" w:hAnsi="Arial" w:cs="Arial"/>
+          <w:b w:val="0"/>
+          <w:i w:val="0"/>
+          <w:sz w:val="22"/>
+          <w:vertAlign w:val="subscript"/>
+        </w:rPr>
+        <w:t xml:space="preserve">1</w:t>
+      </w:r>
+      <w:r>
+        <w:rPr>
+          <w:rFonts w:ascii="Arial" w:hAnsi="Arial" w:cs="Arial"/>
+          <w:b w:val="0"/>
+          <w:i w:val="0"/>
+          <w:sz w:val="22"/>
+        </w:rPr>
+        <w:t xml:space="preserve">=x·ln|x|.</w:t>
+      </w:r>
+      <w:r>
+        <w:rPr>
+          <w:rFonts w:ascii="Arial" w:hAnsi="Arial" w:cs="Arial"/>
+          <w:b w:val="0"/>
+          <w:i w:val="0"/>
+          <w:sz w:val="22"/>
+        </w:rPr>
+        <w:t xml:space="preserve"> Persamaan (3) memadatkan aturan tersebut.</w:t>
       </w:r>
     </w:p>
     <w:p>
@@ -3162,7 +4758,79 @@
           <w:color w:val="305496"/>
           <w:sz w:val="22"/>
         </w:rPr>
-        <w:t>✓ Solusi Homogen Lengkap:   yh = c1·x + c2·x·ln|x|</w:t>
+        <w:t xml:space="preserve">✓ Solusi Homogen Lengkap:   yh = </w:t>
+      </w:r>
+      <w:r>
+        <w:rPr>
+          <w:rFonts w:ascii="Arial" w:hAnsi="Arial" w:cs="Arial"/>
+          <w:b/>
+          <w:i/>
+          <w:color w:val="305496"/>
+          <w:sz w:val="22"/>
+        </w:rPr>
+        <w:t xml:space="preserve">c</w:t>
+      </w:r>
+      <w:r>
+        <w:rPr>
+          <w:rFonts w:ascii="Arial" w:hAnsi="Arial" w:cs="Arial"/>
+          <w:b/>
+          <w:i/>
+          <w:color w:val="305496"/>
+          <w:sz w:val="22"/>
+          <w:vertAlign w:val="subscript"/>
+        </w:rPr>
+        <w:t xml:space="preserve">1</w:t>
+      </w:r>
+      <w:r>
+        <w:rPr>
+          <w:rFonts w:ascii="Arial" w:hAnsi="Arial" w:cs="Arial"/>
+          <w:b/>
+          <w:i/>
+          <w:color w:val="305496"/>
+          <w:sz w:val="22"/>
+        </w:rPr>
+        <w:t xml:space="preserve">·x + </w:t>
+      </w:r>
+      <w:r>
+        <w:rPr>
+          <w:rFonts w:ascii="Arial" w:hAnsi="Arial" w:cs="Arial"/>
+          <w:b/>
+          <w:i/>
+          <w:color w:val="305496"/>
+          <w:sz w:val="22"/>
+        </w:rPr>
+        <w:t xml:space="preserve">c</w:t>
+      </w:r>
+      <w:r>
+        <w:rPr>
+          <w:rFonts w:ascii="Arial" w:hAnsi="Arial" w:cs="Arial"/>
+          <w:b/>
+          <w:i/>
+          <w:color w:val="305496"/>
+          <w:sz w:val="22"/>
+          <w:vertAlign w:val="subscript"/>
+        </w:rPr>
+        <w:t xml:space="preserve">2</w:t>
+      </w:r>
+      <w:r>
+        <w:rPr>
+          <w:rFonts w:ascii="Arial" w:hAnsi="Arial" w:cs="Arial"/>
+          <w:b/>
+          <w:i/>
+          <w:color w:val="305496"/>
+          <w:sz w:val="22"/>
+        </w:rPr>
+        <w:t xml:space="preserve">·x·ln|x|</w:t>
+      </w:r>
+      <w:r>
+        <w:rPr>
+          <w:rFonts w:ascii="Arial" w:hAnsi="Arial" w:cs="Arial"/>
+          <w:b/>
+          <w:i/>
+          <w:color w:val="305496"/>
+          <w:sz w:val="22"/>
+        </w:rPr>
+        <w:t xml:space="preserve">   (3)</w:t>
       </w:r>
     </w:p>
     <w:p>
@@ -3373,7 +5041,45 @@
                 <w:i w:val="0"/>
                 <w:sz w:val="19"/>
               </w:rPr>
-              <w:t>y''-2ry'+r²y=0, y1=e^(rx)</w:t>
+              <w:t xml:space="preserve">y''-2ry'+r²y=0, </w:t>
+            </w:r>
+            <w:r>
+              <w:rPr>
+                <w:rFonts w:ascii="Arial" w:hAnsi="Arial" w:cs="Arial"/>
+                <w:b w:val="0"/>
+                <w:i w:val="0"/>
+                <w:sz w:val="19"/>
+              </w:rPr>
+              <w:t xml:space="preserve">y</w:t>
+            </w:r>
+            <w:r>
+              <w:rPr>
+                <w:rFonts w:ascii="Arial" w:hAnsi="Arial" w:cs="Arial"/>
+                <w:b w:val="0"/>
+                <w:i w:val="0"/>
+                <w:sz w:val="19"/>
+                <w:vertAlign w:val="subscript"/>
+              </w:rPr>
+              <w:t xml:space="preserve">1</w:t>
+            </w:r>
+            <w:r>
+              <w:rPr>
+                <w:rFonts w:ascii="Arial" w:hAnsi="Arial" w:cs="Arial"/>
+                <w:b w:val="0"/>
+                <w:i w:val="0"/>
+                <w:sz w:val="19"/>
+              </w:rPr>
+              <w:t xml:space="preserve">=e</w:t>
+            </w:r>
+            <w:r>
+              <w:rPr>
+                <w:rFonts w:ascii="Arial" w:hAnsi="Arial" w:cs="Arial"/>
+                <w:b w:val="0"/>
+                <w:i w:val="0"/>
+                <w:sz w:val="19"/>
+                <w:vertAlign w:val="superscript"/>
+              </w:rPr>
+              <w:t xml:space="preserve">rx</w:t>
             </w:r>
           </w:p>
         </w:tc>
@@ -3425,7 +5131,17 @@
                 <w:i w:val="0"/>
                 <w:sz w:val="19"/>
               </w:rPr>
-              <w:t>x·e^(rx)</w:t>
+              <w:t xml:space="preserve">x·e</w:t>
+            </w:r>
+            <w:r>
+              <w:rPr>
+                <w:rFonts w:ascii="Arial" w:hAnsi="Arial" w:cs="Arial"/>
+                <w:b w:val="0"/>
+                <w:i w:val="0"/>
+                <w:sz w:val="19"/>
+                <w:vertAlign w:val="superscript"/>
+              </w:rPr>
+              <w:t xml:space="preserve">rx</w:t>
             </w:r>
           </w:p>
         </w:tc>
@@ -3482,7 +5198,35 @@
                 <w:i w:val="0"/>
                 <w:sz w:val="19"/>
               </w:rPr>
-              <w:t>x²y''-xy'+y=0, y1=x</w:t>
+              <w:t xml:space="preserve">x²y''-xy'+y=0, </w:t>
+            </w:r>
+            <w:r>
+              <w:rPr>
+                <w:rFonts w:ascii="Arial" w:hAnsi="Arial" w:cs="Arial"/>
+                <w:b w:val="0"/>
+                <w:i w:val="0"/>
+                <w:sz w:val="19"/>
+              </w:rPr>
+              <w:t xml:space="preserve">y</w:t>
+            </w:r>
+            <w:r>
+              <w:rPr>
+                <w:rFonts w:ascii="Arial" w:hAnsi="Arial" w:cs="Arial"/>
+                <w:b w:val="0"/>
+                <w:i w:val="0"/>
+                <w:sz w:val="19"/>
+                <w:vertAlign w:val="subscript"/>
+              </w:rPr>
+              <w:t xml:space="preserve">1</w:t>
+            </w:r>
+            <w:r>
+              <w:rPr>
+                <w:rFonts w:ascii="Arial" w:hAnsi="Arial" w:cs="Arial"/>
+                <w:b w:val="0"/>
+                <w:i w:val="0"/>
+                <w:sz w:val="19"/>
+              </w:rPr>
+              <w:t xml:space="preserve">=x</w:t>
             </w:r>
           </w:p>
         </w:tc>
@@ -3589,7 +5333,35 @@
                 <w:i w:val="0"/>
                 <w:sz w:val="19"/>
               </w:rPr>
-              <w:t>y''+p(x)y'+q(x)y=0, y1 diberikan</w:t>
+              <w:t xml:space="preserve">y''+p(x)y'+q(x)y=0, </w:t>
+            </w:r>
+            <w:r>
+              <w:rPr>
+                <w:rFonts w:ascii="Arial" w:hAnsi="Arial" w:cs="Arial"/>
+                <w:b w:val="0"/>
+                <w:i w:val="0"/>
+                <w:sz w:val="19"/>
+              </w:rPr>
+              <w:t xml:space="preserve">y</w:t>
+            </w:r>
+            <w:r>
+              <w:rPr>
+                <w:rFonts w:ascii="Arial" w:hAnsi="Arial" w:cs="Arial"/>
+                <w:b w:val="0"/>
+                <w:i w:val="0"/>
+                <w:sz w:val="19"/>
+                <w:vertAlign w:val="subscript"/>
+              </w:rPr>
+              <w:t xml:space="preserve">1</w:t>
+            </w:r>
+            <w:r>
+              <w:rPr>
+                <w:rFonts w:ascii="Arial" w:hAnsi="Arial" w:cs="Arial"/>
+                <w:b w:val="0"/>
+                <w:i w:val="0"/>
+                <w:sz w:val="19"/>
+              </w:rPr>
+              <w:t xml:space="preserve"> diberikan</w:t>
             </w:r>
           </w:p>
         </w:tc>
@@ -3639,7 +5411,73 @@
                 <w:i w:val="0"/>
                 <w:sz w:val="19"/>
               </w:rPr>
-              <w:t>∫[e^(-∫p dx)/y1²]dx · y1</w:t>
+              <w:t xml:space="preserve">∫[e</w:t>
+            </w:r>
+            <w:r>
+              <w:rPr>
+                <w:rFonts w:ascii="Arial" w:hAnsi="Arial" w:cs="Arial"/>
+                <w:b w:val="0"/>
+                <w:i w:val="0"/>
+                <w:sz w:val="19"/>
+                <w:vertAlign w:val="superscript"/>
+              </w:rPr>
+              <w:t xml:space="preserve">-∫p dx</w:t>
+            </w:r>
+            <w:r>
+              <w:rPr>
+                <w:rFonts w:ascii="Arial" w:hAnsi="Arial" w:cs="Arial"/>
+                <w:b w:val="0"/>
+                <w:i w:val="0"/>
+                <w:sz w:val="19"/>
+              </w:rPr>
+              <w:t xml:space="preserve">/</w:t>
+            </w:r>
+            <w:r>
+              <w:rPr>
+                <w:rFonts w:ascii="Arial" w:hAnsi="Arial" w:cs="Arial"/>
+                <w:b w:val="0"/>
+                <w:i w:val="0"/>
+                <w:sz w:val="19"/>
+              </w:rPr>
+              <w:t xml:space="preserve">y</w:t>
+            </w:r>
+            <w:r>
+              <w:rPr>
+                <w:rFonts w:ascii="Arial" w:hAnsi="Arial" w:cs="Arial"/>
+                <w:b w:val="0"/>
+                <w:i w:val="0"/>
+                <w:sz w:val="19"/>
+                <w:vertAlign w:val="subscript"/>
+              </w:rPr>
+              <w:t xml:space="preserve">1</w:t>
+            </w:r>
+            <w:r>
+              <w:rPr>
+                <w:rFonts w:ascii="Arial" w:hAnsi="Arial" w:cs="Arial"/>
+                <w:b w:val="0"/>
+                <w:i w:val="0"/>
+                <w:sz w:val="19"/>
+              </w:rPr>
+              <w:t xml:space="preserve">²]dx · </w:t>
+            </w:r>
+            <w:r>
+              <w:rPr>
+                <w:rFonts w:ascii="Arial" w:hAnsi="Arial" w:cs="Arial"/>
+                <w:b w:val="0"/>
+                <w:i w:val="0"/>
+                <w:sz w:val="19"/>
+              </w:rPr>
+              <w:t xml:space="preserve">y</w:t>
+            </w:r>
+            <w:r>
+              <w:rPr>
+                <w:rFonts w:ascii="Arial" w:hAnsi="Arial" w:cs="Arial"/>
+                <w:b w:val="0"/>
+                <w:i w:val="0"/>
+                <w:sz w:val="19"/>
+                <w:vertAlign w:val="subscript"/>
+              </w:rPr>
+              <w:t xml:space="preserve">1</w:t>
             </w:r>
           </w:p>
         </w:tc>
@@ -3718,7 +5556,63 @@
           <w:i w:val="0"/>
           <w:sz w:val="22"/>
         </w:rPr>
-        <w:t>D-operator adalah notasi yang sangat efisien: tulis D≡d/dx, sehingga D·y=y', D²·y=y'', dan seterusnya. PD linier orde n koefisien konstan aₙy^(n)+...+a1y'+a0y=f(x) dapat ditulis ringkas sebagai L(D)·y=f(x) dengan L(D)=aₙDⁿ+...+a1D+a0, yaitu polinomial dalam D yang dapat diperlakukan secara aljabar penuh: difaktorkan, didistribusikan, dan dikalikan seperti polinomial biasa dalam variabel D. Inilah pondasi metode invers operator pada bagian berikutnya.</w:t>
+        <w:t xml:space="preserve">D-operator adalah notasi yang sangat efisien: tulis D≡d/dx, sehingga D·y=y', D²·y=y'', dan seterusnya. PD linier orde n koefisien konstan aₙy</w:t>
+      </w:r>
+      <w:r>
+        <w:rPr>
+          <w:rFonts w:ascii="Arial" w:hAnsi="Arial" w:cs="Arial"/>
+          <w:b w:val="0"/>
+          <w:i w:val="0"/>
+          <w:sz w:val="22"/>
+          <w:vertAlign w:val="superscript"/>
+        </w:rPr>
+        <w:t xml:space="preserve">n</w:t>
+      </w:r>
+      <w:r>
+        <w:rPr>
+          <w:rFonts w:ascii="Arial" w:hAnsi="Arial" w:cs="Arial"/>
+          <w:b w:val="0"/>
+          <w:i w:val="0"/>
+          <w:sz w:val="22"/>
+        </w:rPr>
+        <w:t xml:space="preserve">+...+a1y'+a0y=f(x) dapat ditulis ringkas sebagai L(D)·y=f(x) dengan L(D)=aₙDⁿ+...+a1D+</w:t>
+      </w:r>
+      <w:r>
+        <w:rPr>
+          <w:rFonts w:ascii="Arial" w:hAnsi="Arial" w:cs="Arial"/>
+          <w:b w:val="0"/>
+          <w:i w:val="0"/>
+          <w:sz w:val="22"/>
+        </w:rPr>
+        <w:t xml:space="preserve">a</w:t>
+      </w:r>
+      <w:r>
+        <w:rPr>
+          <w:rFonts w:ascii="Arial" w:hAnsi="Arial" w:cs="Arial"/>
+          <w:b w:val="0"/>
+          <w:i w:val="0"/>
+          <w:sz w:val="22"/>
+          <w:vertAlign w:val="subscript"/>
+        </w:rPr>
+        <w:t xml:space="preserve">0</w:t>
+      </w:r>
+      <w:r>
+        <w:rPr>
+          <w:rFonts w:ascii="Arial" w:hAnsi="Arial" w:cs="Arial"/>
+          <w:b w:val="0"/>
+          <w:i w:val="0"/>
+          <w:sz w:val="22"/>
+        </w:rPr>
+        <w:t xml:space="preserve">, yaitu polinomial dalam D yang dapat diperlakukan secara aljabar penuh: difaktorkan, didistribusikan, dan dikalikan seperti polinomial biasa dalam variabel D. Inilah pondasi metode invers operator pada bagian berikutnya.</w:t>
+      </w:r>
+      <w:r>
+        <w:rPr>
+          <w:rFonts w:ascii="Arial" w:hAnsi="Arial" w:cs="Arial"/>
+          <w:b w:val="0"/>
+          <w:i w:val="0"/>
+          <w:sz w:val="22"/>
+        </w:rPr>
+        <w:t xml:space="preserve"> Rangkuman kuantitatifnya tertulis pada Persamaan (4).</w:t>
       </w:r>
     </w:p>
     <w:p>
@@ -3734,7 +5628,80 @@
           <w:color w:val="305496"/>
           <w:sz w:val="22"/>
         </w:rPr>
-        <w:t>D ≡ d/dx,  D^k·y = y^(k);  L(D) = aₙDⁿ + aₙ₋₁Dⁿ⁻¹ + ... + a1D + a0</w:t>
+        <w:t xml:space="preserve">D ≡ d/dx,  D</w:t>
+      </w:r>
+      <w:r>
+        <w:rPr>
+          <w:rFonts w:ascii="Arial" w:hAnsi="Arial" w:cs="Arial"/>
+          <w:b/>
+          <w:i/>
+          <w:color w:val="305496"/>
+          <w:sz w:val="22"/>
+          <w:vertAlign w:val="superscript"/>
+        </w:rPr>
+        <w:t xml:space="preserve">k</w:t>
+      </w:r>
+      <w:r>
+        <w:rPr>
+          <w:rFonts w:ascii="Arial" w:hAnsi="Arial" w:cs="Arial"/>
+          <w:b/>
+          <w:i/>
+          <w:color w:val="305496"/>
+          <w:sz w:val="22"/>
+        </w:rPr>
+        <w:t xml:space="preserve">·y = y</w:t>
+      </w:r>
+      <w:r>
+        <w:rPr>
+          <w:rFonts w:ascii="Arial" w:hAnsi="Arial" w:cs="Arial"/>
+          <w:b/>
+          <w:i/>
+          <w:color w:val="305496"/>
+          <w:sz w:val="22"/>
+          <w:vertAlign w:val="superscript"/>
+        </w:rPr>
+        <w:t xml:space="preserve">k</w:t>
+      </w:r>
+      <w:r>
+        <w:rPr>
+          <w:rFonts w:ascii="Arial" w:hAnsi="Arial" w:cs="Arial"/>
+          <w:b/>
+          <w:i/>
+          <w:color w:val="305496"/>
+          <w:sz w:val="22"/>
+        </w:rPr>
+        <w:t xml:space="preserve">;  L(D) = aₙDⁿ + aₙ₋₁Dⁿ⁻¹ + ... + a1D + </w:t>
+      </w:r>
+      <w:r>
+        <w:rPr>
+          <w:rFonts w:ascii="Arial" w:hAnsi="Arial" w:cs="Arial"/>
+          <w:b/>
+          <w:i/>
+          <w:color w:val="305496"/>
+          <w:sz w:val="22"/>
+        </w:rPr>
+        <w:t xml:space="preserve">a</w:t>
+      </w:r>
+      <w:r>
+        <w:rPr>
+          <w:rFonts w:ascii="Arial" w:hAnsi="Arial" w:cs="Arial"/>
+          <w:b/>
+          <w:i/>
+          <w:color w:val="305496"/>
+          <w:sz w:val="22"/>
+          <w:vertAlign w:val="subscript"/>
+        </w:rPr>
+        <w:t xml:space="preserve">0</w:t>
+      </w:r>
+      <w:r>
+        <w:rPr>
+          <w:rFonts w:ascii="Arial" w:hAnsi="Arial" w:cs="Arial"/>
+          <w:b/>
+          <w:i/>
+          <w:color w:val="305496"/>
+          <w:sz w:val="22"/>
+        </w:rPr>
+        <w:t xml:space="preserve">   (4)</w:t>
       </w:r>
     </w:p>
     <w:p>
@@ -3758,7 +5725,244 @@
           <w:i w:val="0"/>
           <w:sz w:val="22"/>
         </w:rPr>
-        <w:t>Empat sifat berikut wajib dihafal karena menjadi dasar seluruh aturan invers operator. Pertama, linieritas: L(D)·(αu+βv)=α·L(D)·u+β·L(D)·v, konsekuensinya adalah prinsip superposisi berlaku penuh. Kedua, aksi pada eksponensial: karena D·e^(αx)=α·e^(αx), maka D^k·e^(αx)=α^k·e^(αx), sehingga L(D)·e^(αx)=L(α)·e^(αx); eksponen "menyerap" operator menjadi evaluasi polinomial biasa di titik α. Ketiga, aksi pada sin/cos: karena D²·sin(βx)=-β²·sin(βx) dan sama untuk cos, maka L(D²)·sin(βx)=L(-β²)·sin(βx), yaitu D² bertindak sebagai pengganti -β². Keempat, shift theorem: L(D)·[e^(αx)·v(x)]=e^(αx)·L(D+α)·v(x), operator "bergeser" oleh α, sangat berguna saat f(x)=e^(αx)·polinomial atau e^(αx)·trigonometri.</w:t>
+        <w:t xml:space="preserve">Empat sifat berikut wajib dihafal karena menjadi dasar seluruh aturan invers operator. Pertama, linieritas: L(D)·(αu+βv)=α·L(D)·u+β·L(D)·v, konsekuensinya adalah prinsip superposisi berlaku penuh. Kedua, aksi pada eksponensial: karena D·e</w:t>
+      </w:r>
+      <w:r>
+        <w:rPr>
+          <w:rFonts w:ascii="Arial" w:hAnsi="Arial" w:cs="Arial"/>
+          <w:b w:val="0"/>
+          <w:i w:val="0"/>
+          <w:sz w:val="22"/>
+          <w:vertAlign w:val="superscript"/>
+        </w:rPr>
+        <w:t xml:space="preserve">αx</w:t>
+      </w:r>
+      <w:r>
+        <w:rPr>
+          <w:rFonts w:ascii="Arial" w:hAnsi="Arial" w:cs="Arial"/>
+          <w:b w:val="0"/>
+          <w:i w:val="0"/>
+          <w:sz w:val="22"/>
+        </w:rPr>
+        <w:t xml:space="preserve">=α·e</w:t>
+      </w:r>
+      <w:r>
+        <w:rPr>
+          <w:rFonts w:ascii="Arial" w:hAnsi="Arial" w:cs="Arial"/>
+          <w:b w:val="0"/>
+          <w:i w:val="0"/>
+          <w:sz w:val="22"/>
+          <w:vertAlign w:val="superscript"/>
+        </w:rPr>
+        <w:t xml:space="preserve">αx</w:t>
+      </w:r>
+      <w:r>
+        <w:rPr>
+          <w:rFonts w:ascii="Arial" w:hAnsi="Arial" w:cs="Arial"/>
+          <w:b w:val="0"/>
+          <w:i w:val="0"/>
+          <w:sz w:val="22"/>
+        </w:rPr>
+        <w:t xml:space="preserve">, maka D</w:t>
+      </w:r>
+      <w:r>
+        <w:rPr>
+          <w:rFonts w:ascii="Arial" w:hAnsi="Arial" w:cs="Arial"/>
+          <w:b w:val="0"/>
+          <w:i w:val="0"/>
+          <w:sz w:val="22"/>
+          <w:vertAlign w:val="superscript"/>
+        </w:rPr>
+        <w:t xml:space="preserve">k</w:t>
+      </w:r>
+      <w:r>
+        <w:rPr>
+          <w:rFonts w:ascii="Arial" w:hAnsi="Arial" w:cs="Arial"/>
+          <w:b w:val="0"/>
+          <w:i w:val="0"/>
+          <w:sz w:val="22"/>
+        </w:rPr>
+        <w:t xml:space="preserve">·e</w:t>
+      </w:r>
+      <w:r>
+        <w:rPr>
+          <w:rFonts w:ascii="Arial" w:hAnsi="Arial" w:cs="Arial"/>
+          <w:b w:val="0"/>
+          <w:i w:val="0"/>
+          <w:sz w:val="22"/>
+          <w:vertAlign w:val="superscript"/>
+        </w:rPr>
+        <w:t xml:space="preserve">αx</w:t>
+      </w:r>
+      <w:r>
+        <w:rPr>
+          <w:rFonts w:ascii="Arial" w:hAnsi="Arial" w:cs="Arial"/>
+          <w:b w:val="0"/>
+          <w:i w:val="0"/>
+          <w:sz w:val="22"/>
+        </w:rPr>
+        <w:t xml:space="preserve">=α</w:t>
+      </w:r>
+      <w:r>
+        <w:rPr>
+          <w:rFonts w:ascii="Arial" w:hAnsi="Arial" w:cs="Arial"/>
+          <w:b w:val="0"/>
+          <w:i w:val="0"/>
+          <w:sz w:val="22"/>
+          <w:vertAlign w:val="superscript"/>
+        </w:rPr>
+        <w:t xml:space="preserve">k</w:t>
+      </w:r>
+      <w:r>
+        <w:rPr>
+          <w:rFonts w:ascii="Arial" w:hAnsi="Arial" w:cs="Arial"/>
+          <w:b w:val="0"/>
+          <w:i w:val="0"/>
+          <w:sz w:val="22"/>
+        </w:rPr>
+        <w:t xml:space="preserve">·e</w:t>
+      </w:r>
+      <w:r>
+        <w:rPr>
+          <w:rFonts w:ascii="Arial" w:hAnsi="Arial" w:cs="Arial"/>
+          <w:b w:val="0"/>
+          <w:i w:val="0"/>
+          <w:sz w:val="22"/>
+          <w:vertAlign w:val="superscript"/>
+        </w:rPr>
+        <w:t xml:space="preserve">αx</w:t>
+      </w:r>
+      <w:r>
+        <w:rPr>
+          <w:rFonts w:ascii="Arial" w:hAnsi="Arial" w:cs="Arial"/>
+          <w:b w:val="0"/>
+          <w:i w:val="0"/>
+          <w:sz w:val="22"/>
+        </w:rPr>
+        <w:t xml:space="preserve">, sehingga L(D)·e</w:t>
+      </w:r>
+      <w:r>
+        <w:rPr>
+          <w:rFonts w:ascii="Arial" w:hAnsi="Arial" w:cs="Arial"/>
+          <w:b w:val="0"/>
+          <w:i w:val="0"/>
+          <w:sz w:val="22"/>
+          <w:vertAlign w:val="superscript"/>
+        </w:rPr>
+        <w:t xml:space="preserve">αx</w:t>
+      </w:r>
+      <w:r>
+        <w:rPr>
+          <w:rFonts w:ascii="Arial" w:hAnsi="Arial" w:cs="Arial"/>
+          <w:b w:val="0"/>
+          <w:i w:val="0"/>
+          <w:sz w:val="22"/>
+        </w:rPr>
+        <w:t xml:space="preserve">=L(α)·e</w:t>
+      </w:r>
+      <w:r>
+        <w:rPr>
+          <w:rFonts w:ascii="Arial" w:hAnsi="Arial" w:cs="Arial"/>
+          <w:b w:val="0"/>
+          <w:i w:val="0"/>
+          <w:sz w:val="22"/>
+          <w:vertAlign w:val="superscript"/>
+        </w:rPr>
+        <w:t xml:space="preserve">αx</w:t>
+      </w:r>
+      <w:r>
+        <w:rPr>
+          <w:rFonts w:ascii="Arial" w:hAnsi="Arial" w:cs="Arial"/>
+          <w:b w:val="0"/>
+          <w:i w:val="0"/>
+          <w:sz w:val="22"/>
+        </w:rPr>
+        <w:t xml:space="preserve">; eksponen "menyerap" operator menjadi evaluasi polinomial biasa di titik α. Ketiga, aksi pada sin/cos: karena D²·sin(βx)=-β²·sin(βx) dan sama untuk cos, maka L(D²)·sin(βx)=L(-β²)·sin(βx), yaitu D² bertindak sebagai pengganti -β². Keempat, shift theorem: L(D)·[e</w:t>
+      </w:r>
+      <w:r>
+        <w:rPr>
+          <w:rFonts w:ascii="Arial" w:hAnsi="Arial" w:cs="Arial"/>
+          <w:b w:val="0"/>
+          <w:i w:val="0"/>
+          <w:sz w:val="22"/>
+          <w:vertAlign w:val="superscript"/>
+        </w:rPr>
+        <w:t xml:space="preserve">αx</w:t>
+      </w:r>
+      <w:r>
+        <w:rPr>
+          <w:rFonts w:ascii="Arial" w:hAnsi="Arial" w:cs="Arial"/>
+          <w:b w:val="0"/>
+          <w:i w:val="0"/>
+          <w:sz w:val="22"/>
+        </w:rPr>
+        <w:t xml:space="preserve">·v(x)]=e</w:t>
+      </w:r>
+      <w:r>
+        <w:rPr>
+          <w:rFonts w:ascii="Arial" w:hAnsi="Arial" w:cs="Arial"/>
+          <w:b w:val="0"/>
+          <w:i w:val="0"/>
+          <w:sz w:val="22"/>
+          <w:vertAlign w:val="superscript"/>
+        </w:rPr>
+        <w:t xml:space="preserve">αx</w:t>
+      </w:r>
+      <w:r>
+        <w:rPr>
+          <w:rFonts w:ascii="Arial" w:hAnsi="Arial" w:cs="Arial"/>
+          <w:b w:val="0"/>
+          <w:i w:val="0"/>
+          <w:sz w:val="22"/>
+        </w:rPr>
+        <w:t xml:space="preserve">·L(D+α)·v(x), operator "bergeser" oleh α, sangat berguna saat f(x)=e</w:t>
+      </w:r>
+      <w:r>
+        <w:rPr>
+          <w:rFonts w:ascii="Arial" w:hAnsi="Arial" w:cs="Arial"/>
+          <w:b w:val="0"/>
+          <w:i w:val="0"/>
+          <w:sz w:val="22"/>
+          <w:vertAlign w:val="superscript"/>
+        </w:rPr>
+        <w:t xml:space="preserve">αx</w:t>
+      </w:r>
+      <w:r>
+        <w:rPr>
+          <w:rFonts w:ascii="Arial" w:hAnsi="Arial" w:cs="Arial"/>
+          <w:b w:val="0"/>
+          <w:i w:val="0"/>
+          <w:sz w:val="22"/>
+        </w:rPr>
+        <w:t xml:space="preserve">·polinomial atau e</w:t>
+      </w:r>
+      <w:r>
+        <w:rPr>
+          <w:rFonts w:ascii="Arial" w:hAnsi="Arial" w:cs="Arial"/>
+          <w:b w:val="0"/>
+          <w:i w:val="0"/>
+          <w:sz w:val="22"/>
+          <w:vertAlign w:val="superscript"/>
+        </w:rPr>
+        <w:t xml:space="preserve">αx</w:t>
+      </w:r>
+      <w:r>
+        <w:rPr>
+          <w:rFonts w:ascii="Arial" w:hAnsi="Arial" w:cs="Arial"/>
+          <w:b w:val="0"/>
+          <w:i w:val="0"/>
+          <w:sz w:val="22"/>
+        </w:rPr>
+        <w:t xml:space="preserve">·trigonometri.</w:t>
+      </w:r>
+      <w:r>
+        <w:rPr>
+          <w:rFonts w:ascii="Arial" w:hAnsi="Arial" w:cs="Arial"/>
+          <w:b w:val="0"/>
+          <w:i w:val="0"/>
+          <w:sz w:val="22"/>
+        </w:rPr>
+        <w:t xml:space="preserve"> Hubungan ini dirangkum dalam Persamaan (5).</w:t>
       </w:r>
     </w:p>
     <w:p>
@@ -3774,7 +5978,101 @@
           <w:color w:val="305496"/>
           <w:sz w:val="22"/>
         </w:rPr>
-        <w:t>L(D)·e^(αx) = L(α)·e^(αx);   L(D²)·sin(βx) = L(-β²)·sin(βx);   L(D)·[e^(αx)v] = e^(αx)·L(D+α)v</w:t>
+        <w:t xml:space="preserve">L(D)·e</w:t>
+      </w:r>
+      <w:r>
+        <w:rPr>
+          <w:rFonts w:ascii="Arial" w:hAnsi="Arial" w:cs="Arial"/>
+          <w:b/>
+          <w:i/>
+          <w:color w:val="305496"/>
+          <w:sz w:val="22"/>
+          <w:vertAlign w:val="superscript"/>
+        </w:rPr>
+        <w:t xml:space="preserve">αx</w:t>
+      </w:r>
+      <w:r>
+        <w:rPr>
+          <w:rFonts w:ascii="Arial" w:hAnsi="Arial" w:cs="Arial"/>
+          <w:b/>
+          <w:i/>
+          <w:color w:val="305496"/>
+          <w:sz w:val="22"/>
+        </w:rPr>
+        <w:t xml:space="preserve"> = L(α)·e</w:t>
+      </w:r>
+      <w:r>
+        <w:rPr>
+          <w:rFonts w:ascii="Arial" w:hAnsi="Arial" w:cs="Arial"/>
+          <w:b/>
+          <w:i/>
+          <w:color w:val="305496"/>
+          <w:sz w:val="22"/>
+          <w:vertAlign w:val="superscript"/>
+        </w:rPr>
+        <w:t xml:space="preserve">αx</w:t>
+      </w:r>
+      <w:r>
+        <w:rPr>
+          <w:rFonts w:ascii="Arial" w:hAnsi="Arial" w:cs="Arial"/>
+          <w:b/>
+          <w:i/>
+          <w:color w:val="305496"/>
+          <w:sz w:val="22"/>
+        </w:rPr>
+        <w:t xml:space="preserve">;   L(D²)·sin(βx) = L(-β²)·sin(βx);   L(D)·[e</w:t>
+      </w:r>
+      <w:r>
+        <w:rPr>
+          <w:rFonts w:ascii="Arial" w:hAnsi="Arial" w:cs="Arial"/>
+          <w:b/>
+          <w:i/>
+          <w:color w:val="305496"/>
+          <w:sz w:val="22"/>
+          <w:vertAlign w:val="superscript"/>
+        </w:rPr>
+        <w:t xml:space="preserve">αx</w:t>
+      </w:r>
+      <w:r>
+        <w:rPr>
+          <w:rFonts w:ascii="Arial" w:hAnsi="Arial" w:cs="Arial"/>
+          <w:b/>
+          <w:i/>
+          <w:color w:val="305496"/>
+          <w:sz w:val="22"/>
+        </w:rPr>
+        <w:t xml:space="preserve">v] = e</w:t>
+      </w:r>
+      <w:r>
+        <w:rPr>
+          <w:rFonts w:ascii="Arial" w:hAnsi="Arial" w:cs="Arial"/>
+          <w:b/>
+          <w:i/>
+          <w:color w:val="305496"/>
+          <w:sz w:val="22"/>
+          <w:vertAlign w:val="superscript"/>
+        </w:rPr>
+        <w:t xml:space="preserve">αx</w:t>
+      </w:r>
+      <w:r>
+        <w:rPr>
+          <w:rFonts w:ascii="Arial" w:hAnsi="Arial" w:cs="Arial"/>
+          <w:b/>
+          <w:i/>
+          <w:color w:val="305496"/>
+          <w:sz w:val="22"/>
+        </w:rPr>
+        <w:t xml:space="preserve">·L(D+α)v</w:t>
+      </w:r>
+      <w:r>
+        <w:rPr>
+          <w:rFonts w:ascii="Arial" w:hAnsi="Arial" w:cs="Arial"/>
+          <w:b/>
+          <w:i/>
+          <w:color w:val="305496"/>
+          <w:sz w:val="22"/>
+        </w:rPr>
+        <w:t xml:space="preserve">   (5)</w:t>
       </w:r>
     </w:p>
     <w:p>
@@ -3855,7 +6153,159 @@
           <w:i w:val="0"/>
           <w:sz w:val="22"/>
         </w:rPr>
-        <w:t>Gambar 4 memvisualisasikan konsep annihilator yang menjadi jembatan langsung antara D-operator dan reduksi orde: operator (D-r) sepenuhnya meniadakan (menghasilkan nol untuk semua x) fungsi e^(rx), sebab (D-r)·e^(rx)=r·e^(rx)-r·e^(rx)=0. Namun operator (D-r) yang sama TIDAK meniadakan x·e^(rx); aplikasi pertama justru menyisakan e^(rx) (bukan nol), dan baru aplikasi kedua (D-r)² menghasilkan nol sepenuhnya. Inilah alasan struktural mengapa akar karakteristik berulang r membutuhkan DUA basis, e^(rx) dan x·e^(rx): keduanya berada di kernel operator (D-r)², sama seperti hasil rumus reduksi orde pada Contoh 1 di atas.</w:t>
+        <w:t xml:space="preserve">Gambar 4 memvisualisasikan konsep annihilator yang menjadi jembatan langsung antara D-operator dan reduksi orde: operator (D-r) sepenuhnya meniadakan (menghasilkan nol untuk semua x) fungsi e</w:t>
+      </w:r>
+      <w:r>
+        <w:rPr>
+          <w:rFonts w:ascii="Arial" w:hAnsi="Arial" w:cs="Arial"/>
+          <w:b w:val="0"/>
+          <w:i w:val="0"/>
+          <w:sz w:val="22"/>
+          <w:vertAlign w:val="superscript"/>
+        </w:rPr>
+        <w:t xml:space="preserve">rx</w:t>
+      </w:r>
+      <w:r>
+        <w:rPr>
+          <w:rFonts w:ascii="Arial" w:hAnsi="Arial" w:cs="Arial"/>
+          <w:b w:val="0"/>
+          <w:i w:val="0"/>
+          <w:sz w:val="22"/>
+        </w:rPr>
+        <w:t xml:space="preserve">, sebab (D-r)·e</w:t>
+      </w:r>
+      <w:r>
+        <w:rPr>
+          <w:rFonts w:ascii="Arial" w:hAnsi="Arial" w:cs="Arial"/>
+          <w:b w:val="0"/>
+          <w:i w:val="0"/>
+          <w:sz w:val="22"/>
+          <w:vertAlign w:val="superscript"/>
+        </w:rPr>
+        <w:t xml:space="preserve">rx</w:t>
+      </w:r>
+      <w:r>
+        <w:rPr>
+          <w:rFonts w:ascii="Arial" w:hAnsi="Arial" w:cs="Arial"/>
+          <w:b w:val="0"/>
+          <w:i w:val="0"/>
+          <w:sz w:val="22"/>
+        </w:rPr>
+        <w:t xml:space="preserve">=r·e</w:t>
+      </w:r>
+      <w:r>
+        <w:rPr>
+          <w:rFonts w:ascii="Arial" w:hAnsi="Arial" w:cs="Arial"/>
+          <w:b w:val="0"/>
+          <w:i w:val="0"/>
+          <w:sz w:val="22"/>
+          <w:vertAlign w:val="superscript"/>
+        </w:rPr>
+        <w:t xml:space="preserve">rx</w:t>
+      </w:r>
+      <w:r>
+        <w:rPr>
+          <w:rFonts w:ascii="Arial" w:hAnsi="Arial" w:cs="Arial"/>
+          <w:b w:val="0"/>
+          <w:i w:val="0"/>
+          <w:sz w:val="22"/>
+        </w:rPr>
+        <w:t xml:space="preserve">-r·e</w:t>
+      </w:r>
+      <w:r>
+        <w:rPr>
+          <w:rFonts w:ascii="Arial" w:hAnsi="Arial" w:cs="Arial"/>
+          <w:b w:val="0"/>
+          <w:i w:val="0"/>
+          <w:sz w:val="22"/>
+          <w:vertAlign w:val="superscript"/>
+        </w:rPr>
+        <w:t xml:space="preserve">rx</w:t>
+      </w:r>
+      <w:r>
+        <w:rPr>
+          <w:rFonts w:ascii="Arial" w:hAnsi="Arial" w:cs="Arial"/>
+          <w:b w:val="0"/>
+          <w:i w:val="0"/>
+          <w:sz w:val="22"/>
+        </w:rPr>
+        <w:t xml:space="preserve">=0. Namun operator (D-r) yang sama TIDAK meniadakan x·e</w:t>
+      </w:r>
+      <w:r>
+        <w:rPr>
+          <w:rFonts w:ascii="Arial" w:hAnsi="Arial" w:cs="Arial"/>
+          <w:b w:val="0"/>
+          <w:i w:val="0"/>
+          <w:sz w:val="22"/>
+          <w:vertAlign w:val="superscript"/>
+        </w:rPr>
+        <w:t xml:space="preserve">rx</w:t>
+      </w:r>
+      <w:r>
+        <w:rPr>
+          <w:rFonts w:ascii="Arial" w:hAnsi="Arial" w:cs="Arial"/>
+          <w:b w:val="0"/>
+          <w:i w:val="0"/>
+          <w:sz w:val="22"/>
+        </w:rPr>
+        <w:t xml:space="preserve">; aplikasi pertama justru menyisakan e</w:t>
+      </w:r>
+      <w:r>
+        <w:rPr>
+          <w:rFonts w:ascii="Arial" w:hAnsi="Arial" w:cs="Arial"/>
+          <w:b w:val="0"/>
+          <w:i w:val="0"/>
+          <w:sz w:val="22"/>
+          <w:vertAlign w:val="superscript"/>
+        </w:rPr>
+        <w:t xml:space="preserve">rx</w:t>
+      </w:r>
+      <w:r>
+        <w:rPr>
+          <w:rFonts w:ascii="Arial" w:hAnsi="Arial" w:cs="Arial"/>
+          <w:b w:val="0"/>
+          <w:i w:val="0"/>
+          <w:sz w:val="22"/>
+        </w:rPr>
+        <w:t xml:space="preserve"> (bukan nol), dan baru aplikasi kedua (D-r)² menghasilkan nol sepenuhnya. Inilah alasan struktural mengapa akar karakteristik berulang r membutuhkan DUA basis, e</w:t>
+      </w:r>
+      <w:r>
+        <w:rPr>
+          <w:rFonts w:ascii="Arial" w:hAnsi="Arial" w:cs="Arial"/>
+          <w:b w:val="0"/>
+          <w:i w:val="0"/>
+          <w:sz w:val="22"/>
+          <w:vertAlign w:val="superscript"/>
+        </w:rPr>
+        <w:t xml:space="preserve">rx</w:t>
+      </w:r>
+      <w:r>
+        <w:rPr>
+          <w:rFonts w:ascii="Arial" w:hAnsi="Arial" w:cs="Arial"/>
+          <w:b w:val="0"/>
+          <w:i w:val="0"/>
+          <w:sz w:val="22"/>
+        </w:rPr>
+        <w:t xml:space="preserve"> dan x·e</w:t>
+      </w:r>
+      <w:r>
+        <w:rPr>
+          <w:rFonts w:ascii="Arial" w:hAnsi="Arial" w:cs="Arial"/>
+          <w:b w:val="0"/>
+          <w:i w:val="0"/>
+          <w:sz w:val="22"/>
+          <w:vertAlign w:val="superscript"/>
+        </w:rPr>
+        <w:t xml:space="preserve">rx</w:t>
+      </w:r>
+      <w:r>
+        <w:rPr>
+          <w:rFonts w:ascii="Arial" w:hAnsi="Arial" w:cs="Arial"/>
+          <w:b w:val="0"/>
+          <w:i w:val="0"/>
+          <w:sz w:val="22"/>
+        </w:rPr>
+        <w:t xml:space="preserve">: keduanya berada di kernel operator (D-r)², sama seperti hasil rumus reduksi orde pada Contoh 1 di atas.</w:t>
       </w:r>
     </w:p>
     <w:p>
@@ -3879,7 +6329,197 @@
           <w:i w:val="0"/>
           <w:sz w:val="22"/>
         </w:rPr>
-        <w:t>Empat ilustrasi berikut menerapkan sifat-sifat L(D) di atas. Pertama, dengan L(D)=D²-3D+2, hitung L(D)·e^(4x): pakai sifat kedua, hasilnya L(4)·e^(4x)=(16-12+2)·e^(4x)=6·e^(4x). Kedua, dengan L(D)=D²+4, hitung L(D)·sin(3x): pakai sifat ketiga, hasilnya L(-9)·sin(3x)=(-9+4)·sin(3x)=-5·sin(3x). Ketiga, dengan L(D)=D²+1, hitung L(D)·cos(x): hasilnya L(-1)·cos(x)=(-1+1)·cos(x)=0, sebuah tanda resonansi, sebab cos(x) berada di kernel L(D), artinya cos(x) memenuhi PD homogen y''+y=0 dengan sendirinya. Keempat, dengan L(D)=D²-4D+4, hitung L(D)·[x²·e^(2x)]: pakai shift theorem, hasilnya e^(2x)·L(D+2)·x²=e^(2x)·(D+2-2)²·x²=e^(2x)·D²·x²=e^(2x)·2=2·e^(2x); geser operator membuat eksponen lenyap dari perhitungan.</w:t>
+        <w:t xml:space="preserve">Empat ilustrasi berikut menerapkan sifat-sifat L(D) di atas. Pertama, dengan L(D)=D²-3D+2, hitung L(D)·e</w:t>
+      </w:r>
+      <w:r>
+        <w:rPr>
+          <w:rFonts w:ascii="Arial" w:hAnsi="Arial" w:cs="Arial"/>
+          <w:b w:val="0"/>
+          <w:i w:val="0"/>
+          <w:sz w:val="22"/>
+          <w:vertAlign w:val="superscript"/>
+        </w:rPr>
+        <w:t xml:space="preserve">4x</w:t>
+      </w:r>
+      <w:r>
+        <w:rPr>
+          <w:rFonts w:ascii="Arial" w:hAnsi="Arial" w:cs="Arial"/>
+          <w:b w:val="0"/>
+          <w:i w:val="0"/>
+          <w:sz w:val="22"/>
+        </w:rPr>
+        <w:t xml:space="preserve">: pakai sifat kedua, hasilnya L(4)·e</w:t>
+      </w:r>
+      <w:r>
+        <w:rPr>
+          <w:rFonts w:ascii="Arial" w:hAnsi="Arial" w:cs="Arial"/>
+          <w:b w:val="0"/>
+          <w:i w:val="0"/>
+          <w:sz w:val="22"/>
+          <w:vertAlign w:val="superscript"/>
+        </w:rPr>
+        <w:t xml:space="preserve">4x</w:t>
+      </w:r>
+      <w:r>
+        <w:rPr>
+          <w:rFonts w:ascii="Arial" w:hAnsi="Arial" w:cs="Arial"/>
+          <w:b w:val="0"/>
+          <w:i w:val="0"/>
+          <w:sz w:val="22"/>
+        </w:rPr>
+        <w:t xml:space="preserve">=(16-12+2)·e</w:t>
+      </w:r>
+      <w:r>
+        <w:rPr>
+          <w:rFonts w:ascii="Arial" w:hAnsi="Arial" w:cs="Arial"/>
+          <w:b w:val="0"/>
+          <w:i w:val="0"/>
+          <w:sz w:val="22"/>
+          <w:vertAlign w:val="superscript"/>
+        </w:rPr>
+        <w:t xml:space="preserve">4x</w:t>
+      </w:r>
+      <w:r>
+        <w:rPr>
+          <w:rFonts w:ascii="Arial" w:hAnsi="Arial" w:cs="Arial"/>
+          <w:b w:val="0"/>
+          <w:i w:val="0"/>
+          <w:sz w:val="22"/>
+        </w:rPr>
+        <w:t xml:space="preserve">=6·e</w:t>
+      </w:r>
+      <w:r>
+        <w:rPr>
+          <w:rFonts w:ascii="Arial" w:hAnsi="Arial" w:cs="Arial"/>
+          <w:b w:val="0"/>
+          <w:i w:val="0"/>
+          <w:sz w:val="22"/>
+          <w:vertAlign w:val="superscript"/>
+        </w:rPr>
+        <w:t xml:space="preserve">4x</w:t>
+      </w:r>
+      <w:r>
+        <w:rPr>
+          <w:rFonts w:ascii="Arial" w:hAnsi="Arial" w:cs="Arial"/>
+          <w:b w:val="0"/>
+          <w:i w:val="0"/>
+          <w:sz w:val="22"/>
+        </w:rPr>
+        <w:t xml:space="preserve">. Kedua, dengan L(D)=D²+4, hitung L(D)·sin(3x): pakai sifat ketiga, hasilnya L(-9)·sin(3x)=(-9+4)·sin(3x)=-5·sin(3x). Ketiga, dengan L(D)=D²+1, hitung L(D)·cos(x): hasilnya L(-1)·cos(x)=(-1+1)·cos(x)=0, sebuah tanda resonansi, sebab cos(x) berada di kernel L(D), artinya cos(x) memenuhi PD homogen y''+y=0 dengan sendirinya. Keempat, dengan L(D)=D²-4D+4, hitung L(D)·[x²·e</w:t>
+      </w:r>
+      <w:r>
+        <w:rPr>
+          <w:rFonts w:ascii="Arial" w:hAnsi="Arial" w:cs="Arial"/>
+          <w:b w:val="0"/>
+          <w:i w:val="0"/>
+          <w:sz w:val="22"/>
+          <w:vertAlign w:val="superscript"/>
+        </w:rPr>
+        <w:t xml:space="preserve">2x</w:t>
+      </w:r>
+      <w:r>
+        <w:rPr>
+          <w:rFonts w:ascii="Arial" w:hAnsi="Arial" w:cs="Arial"/>
+          <w:b w:val="0"/>
+          <w:i w:val="0"/>
+          <w:sz w:val="22"/>
+        </w:rPr>
+        <w:t xml:space="preserve">]: pakai shift theorem, hasilnya e</w:t>
+      </w:r>
+      <w:r>
+        <w:rPr>
+          <w:rFonts w:ascii="Arial" w:hAnsi="Arial" w:cs="Arial"/>
+          <w:b w:val="0"/>
+          <w:i w:val="0"/>
+          <w:sz w:val="22"/>
+          <w:vertAlign w:val="superscript"/>
+        </w:rPr>
+        <w:t xml:space="preserve">2x</w:t>
+      </w:r>
+      <w:r>
+        <w:rPr>
+          <w:rFonts w:ascii="Arial" w:hAnsi="Arial" w:cs="Arial"/>
+          <w:b w:val="0"/>
+          <w:i w:val="0"/>
+          <w:sz w:val="22"/>
+        </w:rPr>
+        <w:t xml:space="preserve">·L(D+2)·x²=e</w:t>
+      </w:r>
+      <w:r>
+        <w:rPr>
+          <w:rFonts w:ascii="Arial" w:hAnsi="Arial" w:cs="Arial"/>
+          <w:b w:val="0"/>
+          <w:i w:val="0"/>
+          <w:sz w:val="22"/>
+          <w:vertAlign w:val="superscript"/>
+        </w:rPr>
+        <w:t xml:space="preserve">2x</w:t>
+      </w:r>
+      <w:r>
+        <w:rPr>
+          <w:rFonts w:ascii="Arial" w:hAnsi="Arial" w:cs="Arial"/>
+          <w:b w:val="0"/>
+          <w:i w:val="0"/>
+          <w:sz w:val="22"/>
+        </w:rPr>
+        <w:t xml:space="preserve">·(D+2-2)²·x²=e</w:t>
+      </w:r>
+      <w:r>
+        <w:rPr>
+          <w:rFonts w:ascii="Arial" w:hAnsi="Arial" w:cs="Arial"/>
+          <w:b w:val="0"/>
+          <w:i w:val="0"/>
+          <w:sz w:val="22"/>
+          <w:vertAlign w:val="superscript"/>
+        </w:rPr>
+        <w:t xml:space="preserve">2x</w:t>
+      </w:r>
+      <w:r>
+        <w:rPr>
+          <w:rFonts w:ascii="Arial" w:hAnsi="Arial" w:cs="Arial"/>
+          <w:b w:val="0"/>
+          <w:i w:val="0"/>
+          <w:sz w:val="22"/>
+        </w:rPr>
+        <w:t xml:space="preserve">·D²·x²=e</w:t>
+      </w:r>
+      <w:r>
+        <w:rPr>
+          <w:rFonts w:ascii="Arial" w:hAnsi="Arial" w:cs="Arial"/>
+          <w:b w:val="0"/>
+          <w:i w:val="0"/>
+          <w:sz w:val="22"/>
+          <w:vertAlign w:val="superscript"/>
+        </w:rPr>
+        <w:t xml:space="preserve">2x</w:t>
+      </w:r>
+      <w:r>
+        <w:rPr>
+          <w:rFonts w:ascii="Arial" w:hAnsi="Arial" w:cs="Arial"/>
+          <w:b w:val="0"/>
+          <w:i w:val="0"/>
+          <w:sz w:val="22"/>
+        </w:rPr>
+        <w:t xml:space="preserve">·2=2·e</w:t>
+      </w:r>
+      <w:r>
+        <w:rPr>
+          <w:rFonts w:ascii="Arial" w:hAnsi="Arial" w:cs="Arial"/>
+          <w:b w:val="0"/>
+          <w:i w:val="0"/>
+          <w:sz w:val="22"/>
+          <w:vertAlign w:val="superscript"/>
+        </w:rPr>
+        <w:t xml:space="preserve">2x</w:t>
+      </w:r>
+      <w:r>
+        <w:rPr>
+          <w:rFonts w:ascii="Arial" w:hAnsi="Arial" w:cs="Arial"/>
+          <w:b w:val="0"/>
+          <w:i w:val="0"/>
+          <w:sz w:val="22"/>
+        </w:rPr>
+        <w:t xml:space="preserve">; geser operator membuat eksponen lenyap dari perhitungan.</w:t>
       </w:r>
     </w:p>
     <w:p>
@@ -3928,6 +6568,15 @@
         </w:rPr>
         <w:t>Operator invers 1/L(D) didefinisikan sedemikian rupa sehingga L(D)·[(1/L(D))·f]=f, analog dengan 1/x untuk perkalian biasa. Solusi khusus PD non-homogen L(D)·y=f(x) dapat ditulis sebagai yp=(1/L(D))·f(x). Berbeda dari UC yang butuh tebakan lalu substitusi ke sistem aljabar, metode ini memberi yp langsung via aturan baku berdasarkan bentuk f. Invers operator bersifat linier, sehingga bila f adalah jumlah beberapa bentuk, kerjakan tiap suku terpisah lalu jumlahkan (prinsip superposisi berlaku sama seperti pada UC).</w:t>
       </w:r>
+      <w:r>
+        <w:rPr>
+          <w:rFonts w:ascii="Arial" w:hAnsi="Arial" w:cs="Arial"/>
+          <w:b w:val="0"/>
+          <w:i w:val="0"/>
+          <w:sz w:val="22"/>
+        </w:rPr>
+        <w:t xml:space="preserve"> Bentuk ringkasnya dituliskan pada Persamaan (6).</w:t>
+      </w:r>
     </w:p>
     <w:p>
       <w:pPr>
@@ -3942,7 +6591,59 @@
           <w:color w:val="305496"/>
           <w:sz w:val="22"/>
         </w:rPr>
-        <w:t>L(D)·yp = f(x)  ⟹  yp = (1/L(D))·f(x);   operator dasar: (1/(D-r))·f = e^(rx)·∫e^(-rx)·f(x)·dx</w:t>
+        <w:t xml:space="preserve">L(D)·yp = f(x)  ⟹  yp = (1/L(D))·f(x);   operator dasar: (1/(D-r))·f = e</w:t>
+      </w:r>
+      <w:r>
+        <w:rPr>
+          <w:rFonts w:ascii="Arial" w:hAnsi="Arial" w:cs="Arial"/>
+          <w:b/>
+          <w:i/>
+          <w:color w:val="305496"/>
+          <w:sz w:val="22"/>
+          <w:vertAlign w:val="superscript"/>
+        </w:rPr>
+        <w:t xml:space="preserve">rx</w:t>
+      </w:r>
+      <w:r>
+        <w:rPr>
+          <w:rFonts w:ascii="Arial" w:hAnsi="Arial" w:cs="Arial"/>
+          <w:b/>
+          <w:i/>
+          <w:color w:val="305496"/>
+          <w:sz w:val="22"/>
+        </w:rPr>
+        <w:t xml:space="preserve">·∫e</w:t>
+      </w:r>
+      <w:r>
+        <w:rPr>
+          <w:rFonts w:ascii="Arial" w:hAnsi="Arial" w:cs="Arial"/>
+          <w:b/>
+          <w:i/>
+          <w:color w:val="305496"/>
+          <w:sz w:val="22"/>
+          <w:vertAlign w:val="superscript"/>
+        </w:rPr>
+        <w:t xml:space="preserve">-rx</w:t>
+      </w:r>
+      <w:r>
+        <w:rPr>
+          <w:rFonts w:ascii="Arial" w:hAnsi="Arial" w:cs="Arial"/>
+          <w:b/>
+          <w:i/>
+          <w:color w:val="305496"/>
+          <w:sz w:val="22"/>
+        </w:rPr>
+        <w:t xml:space="preserve">·f(x)·dx</w:t>
+      </w:r>
+      <w:r>
+        <w:rPr>
+          <w:rFonts w:ascii="Arial" w:hAnsi="Arial" w:cs="Arial"/>
+          <w:b/>
+          <w:i/>
+          <w:color w:val="305496"/>
+          <w:sz w:val="22"/>
+        </w:rPr>
+        <w:t xml:space="preserve">   (6)</w:t>
       </w:r>
     </w:p>
     <w:p>
@@ -3958,7 +6659,18 @@
           <w:color w:val="2E4A7A"/>
           <w:sz w:val="24"/>
         </w:rPr>
-        <w:t>Eksponensial f(x) = K·e^(αx)</w:t>
+        <w:t xml:space="preserve">Eksponensial f(x) = K·e</w:t>
+      </w:r>
+      <w:r>
+        <w:rPr>
+          <w:rFonts w:ascii="Arial" w:hAnsi="Arial" w:cs="Arial"/>
+          <w:b/>
+          <w:i w:val="0"/>
+          <w:color w:val="2E4A7A"/>
+          <w:sz w:val="24"/>
+          <w:vertAlign w:val="superscript"/>
+        </w:rPr>
+        <w:t xml:space="preserve">αx</w:t>
       </w:r>
     </w:p>
     <w:p>
@@ -3982,7 +6694,149 @@
           <w:i w:val="0"/>
           <w:sz w:val="22"/>
         </w:rPr>
-        <w:t>Aturan utama: (1/L(D))·e^(αx)=e^(αx)/L(α) bila L(α)≠ 0. Bila L(α)=0 (α adalah akar karakteristik, kasus resonansi), rumus revisi mengalikan dengan x dan membagi dengan turunan L: (1/L(D))·e^(αx)=x·e^(αx)/L'(α) bila akar simple (L'(α)≠0). Bila akar berulang (L'(α)=0 juga), pola diperluas menjadi x²·e^(αx)/L''(α). Pola umum untuk akar multiplisitas m: kalikan x^m dan bagi dengan turunan ke-m, L^(m)(α).</w:t>
+        <w:t xml:space="preserve">Aturan utama: (1/L(D))·e</w:t>
+      </w:r>
+      <w:r>
+        <w:rPr>
+          <w:rFonts w:ascii="Arial" w:hAnsi="Arial" w:cs="Arial"/>
+          <w:b w:val="0"/>
+          <w:i w:val="0"/>
+          <w:sz w:val="22"/>
+          <w:vertAlign w:val="superscript"/>
+        </w:rPr>
+        <w:t xml:space="preserve">αx</w:t>
+      </w:r>
+      <w:r>
+        <w:rPr>
+          <w:rFonts w:ascii="Arial" w:hAnsi="Arial" w:cs="Arial"/>
+          <w:b w:val="0"/>
+          <w:i w:val="0"/>
+          <w:sz w:val="22"/>
+        </w:rPr>
+        <w:t xml:space="preserve">=e</w:t>
+      </w:r>
+      <w:r>
+        <w:rPr>
+          <w:rFonts w:ascii="Arial" w:hAnsi="Arial" w:cs="Arial"/>
+          <w:b w:val="0"/>
+          <w:i w:val="0"/>
+          <w:sz w:val="22"/>
+          <w:vertAlign w:val="superscript"/>
+        </w:rPr>
+        <w:t xml:space="preserve">αx</w:t>
+      </w:r>
+      <w:r>
+        <w:rPr>
+          <w:rFonts w:ascii="Arial" w:hAnsi="Arial" w:cs="Arial"/>
+          <w:b w:val="0"/>
+          <w:i w:val="0"/>
+          <w:sz w:val="22"/>
+        </w:rPr>
+        <w:t xml:space="preserve">/L(α) bila L(α)≠ 0. Bila L(α)=0 (α adalah akar karakteristik, kasus resonansi), rumus revisi mengalikan dengan x dan membagi dengan turunan L: (1/L(D))·e</w:t>
+      </w:r>
+      <w:r>
+        <w:rPr>
+          <w:rFonts w:ascii="Arial" w:hAnsi="Arial" w:cs="Arial"/>
+          <w:b w:val="0"/>
+          <w:i w:val="0"/>
+          <w:sz w:val="22"/>
+          <w:vertAlign w:val="superscript"/>
+        </w:rPr>
+        <w:t xml:space="preserve">αx</w:t>
+      </w:r>
+      <w:r>
+        <w:rPr>
+          <w:rFonts w:ascii="Arial" w:hAnsi="Arial" w:cs="Arial"/>
+          <w:b w:val="0"/>
+          <w:i w:val="0"/>
+          <w:sz w:val="22"/>
+        </w:rPr>
+        <w:t xml:space="preserve">=x·e</w:t>
+      </w:r>
+      <w:r>
+        <w:rPr>
+          <w:rFonts w:ascii="Arial" w:hAnsi="Arial" w:cs="Arial"/>
+          <w:b w:val="0"/>
+          <w:i w:val="0"/>
+          <w:sz w:val="22"/>
+          <w:vertAlign w:val="superscript"/>
+        </w:rPr>
+        <w:t xml:space="preserve">αx</w:t>
+      </w:r>
+      <w:r>
+        <w:rPr>
+          <w:rFonts w:ascii="Arial" w:hAnsi="Arial" w:cs="Arial"/>
+          <w:b w:val="0"/>
+          <w:i w:val="0"/>
+          <w:sz w:val="22"/>
+        </w:rPr>
+        <w:t xml:space="preserve">/L'(α) bila akar simple (L'(α)≠0). Bila akar berulang (L'(α)=0 juga), pola diperluas menjadi x²·e</w:t>
+      </w:r>
+      <w:r>
+        <w:rPr>
+          <w:rFonts w:ascii="Arial" w:hAnsi="Arial" w:cs="Arial"/>
+          <w:b w:val="0"/>
+          <w:i w:val="0"/>
+          <w:sz w:val="22"/>
+          <w:vertAlign w:val="superscript"/>
+        </w:rPr>
+        <w:t xml:space="preserve">αx</w:t>
+      </w:r>
+      <w:r>
+        <w:rPr>
+          <w:rFonts w:ascii="Arial" w:hAnsi="Arial" w:cs="Arial"/>
+          <w:b w:val="0"/>
+          <w:i w:val="0"/>
+          <w:sz w:val="22"/>
+        </w:rPr>
+        <w:t xml:space="preserve">/L''(α). Pola umum untuk akar multiplisitas m: kalikan x</w:t>
+      </w:r>
+      <w:r>
+        <w:rPr>
+          <w:rFonts w:ascii="Arial" w:hAnsi="Arial" w:cs="Arial"/>
+          <w:b w:val="0"/>
+          <w:i w:val="0"/>
+          <w:sz w:val="22"/>
+          <w:vertAlign w:val="superscript"/>
+        </w:rPr>
+        <w:t xml:space="preserve">m</w:t>
+      </w:r>
+      <w:r>
+        <w:rPr>
+          <w:rFonts w:ascii="Arial" w:hAnsi="Arial" w:cs="Arial"/>
+          <w:b w:val="0"/>
+          <w:i w:val="0"/>
+          <w:sz w:val="22"/>
+        </w:rPr>
+        <w:t xml:space="preserve"> dan bagi dengan turunan ke-m, L</w:t>
+      </w:r>
+      <w:r>
+        <w:rPr>
+          <w:rFonts w:ascii="Arial" w:hAnsi="Arial" w:cs="Arial"/>
+          <w:b w:val="0"/>
+          <w:i w:val="0"/>
+          <w:sz w:val="22"/>
+          <w:vertAlign w:val="superscript"/>
+        </w:rPr>
+        <w:t xml:space="preserve">m</w:t>
+      </w:r>
+      <w:r>
+        <w:rPr>
+          <w:rFonts w:ascii="Arial" w:hAnsi="Arial" w:cs="Arial"/>
+          <w:b w:val="0"/>
+          <w:i w:val="0"/>
+          <w:sz w:val="22"/>
+        </w:rPr>
+        <w:t xml:space="preserve">(α).</w:t>
+      </w:r>
+      <w:r>
+        <w:rPr>
+          <w:rFonts w:ascii="Arial" w:hAnsi="Arial" w:cs="Arial"/>
+          <w:b w:val="0"/>
+          <w:i w:val="0"/>
+          <w:sz w:val="22"/>
+        </w:rPr>
+        <w:t xml:space="preserve"> Persamaan (7) memadatkan aturan tersebut.</w:t>
       </w:r>
     </w:p>
     <w:p>
@@ -3998,7 +6852,80 @@
           <w:color w:val="305496"/>
           <w:sz w:val="22"/>
         </w:rPr>
-        <w:t>(1/L(D))·e^(αx) = e^(αx)/L(α)  bila L(α)≠0;  resonansi: x·e^(αx)/L'(α)  bila L(α)=0, L'(α)≠0</w:t>
+        <w:t xml:space="preserve">(1/L(D))·e</w:t>
+      </w:r>
+      <w:r>
+        <w:rPr>
+          <w:rFonts w:ascii="Arial" w:hAnsi="Arial" w:cs="Arial"/>
+          <w:b/>
+          <w:i/>
+          <w:color w:val="305496"/>
+          <w:sz w:val="22"/>
+          <w:vertAlign w:val="superscript"/>
+        </w:rPr>
+        <w:t xml:space="preserve">αx</w:t>
+      </w:r>
+      <w:r>
+        <w:rPr>
+          <w:rFonts w:ascii="Arial" w:hAnsi="Arial" w:cs="Arial"/>
+          <w:b/>
+          <w:i/>
+          <w:color w:val="305496"/>
+          <w:sz w:val="22"/>
+        </w:rPr>
+        <w:t xml:space="preserve"> = e</w:t>
+      </w:r>
+      <w:r>
+        <w:rPr>
+          <w:rFonts w:ascii="Arial" w:hAnsi="Arial" w:cs="Arial"/>
+          <w:b/>
+          <w:i/>
+          <w:color w:val="305496"/>
+          <w:sz w:val="22"/>
+          <w:vertAlign w:val="superscript"/>
+        </w:rPr>
+        <w:t xml:space="preserve">αx</w:t>
+      </w:r>
+      <w:r>
+        <w:rPr>
+          <w:rFonts w:ascii="Arial" w:hAnsi="Arial" w:cs="Arial"/>
+          <w:b/>
+          <w:i/>
+          <w:color w:val="305496"/>
+          <w:sz w:val="22"/>
+        </w:rPr>
+        <w:t xml:space="preserve">/L(α)  bila L(α)≠0;  resonansi: x·e</w:t>
+      </w:r>
+      <w:r>
+        <w:rPr>
+          <w:rFonts w:ascii="Arial" w:hAnsi="Arial" w:cs="Arial"/>
+          <w:b/>
+          <w:i/>
+          <w:color w:val="305496"/>
+          <w:sz w:val="22"/>
+          <w:vertAlign w:val="superscript"/>
+        </w:rPr>
+        <w:t xml:space="preserve">αx</w:t>
+      </w:r>
+      <w:r>
+        <w:rPr>
+          <w:rFonts w:ascii="Arial" w:hAnsi="Arial" w:cs="Arial"/>
+          <w:b/>
+          <w:i/>
+          <w:color w:val="305496"/>
+          <w:sz w:val="22"/>
+        </w:rPr>
+        <w:t xml:space="preserve">/L'(α)  bila L(α)=0, L'(α)≠0</w:t>
+      </w:r>
+      <w:r>
+        <w:rPr>
+          <w:rFonts w:ascii="Arial" w:hAnsi="Arial" w:cs="Arial"/>
+          <w:b/>
+          <w:i/>
+          <w:color w:val="305496"/>
+          <w:sz w:val="22"/>
+        </w:rPr>
+        <w:t xml:space="preserve">   (7)</w:t>
       </w:r>
     </w:p>
     <w:p>
@@ -4022,7 +6949,167 @@
           <w:i w:val="0"/>
           <w:sz w:val="22"/>
         </w:rPr>
-        <w:t>Selesaikan (D²-3D+2)·y=e^(3x). Faktorisasi L(D)=(D-1)(D-2) memberi akar D=1,2, sehingga yh=c1·e^x+c2·e^(2x). Cek L(3)=9-9+2=2≠0, bukan resonansi. Pakai rumus standar: yp=e^(3x)/L(3)=e^(3x)/2.</w:t>
+        <w:t xml:space="preserve">Selesaikan (D²-3D+2)·y=e</w:t>
+      </w:r>
+      <w:r>
+        <w:rPr>
+          <w:rFonts w:ascii="Arial" w:hAnsi="Arial" w:cs="Arial"/>
+          <w:b w:val="0"/>
+          <w:i w:val="0"/>
+          <w:sz w:val="22"/>
+          <w:vertAlign w:val="superscript"/>
+        </w:rPr>
+        <w:t xml:space="preserve">3x</w:t>
+      </w:r>
+      <w:r>
+        <w:rPr>
+          <w:rFonts w:ascii="Arial" w:hAnsi="Arial" w:cs="Arial"/>
+          <w:b w:val="0"/>
+          <w:i w:val="0"/>
+          <w:sz w:val="22"/>
+        </w:rPr>
+        <w:t xml:space="preserve">. Faktorisasi L(D)=(D-1)(D-2) memberi akar D=1,2, sehingga yh=</w:t>
+      </w:r>
+      <w:r>
+        <w:rPr>
+          <w:rFonts w:ascii="Arial" w:hAnsi="Arial" w:cs="Arial"/>
+          <w:b w:val="0"/>
+          <w:i w:val="0"/>
+          <w:sz w:val="22"/>
+        </w:rPr>
+        <w:t xml:space="preserve">c</w:t>
+      </w:r>
+      <w:r>
+        <w:rPr>
+          <w:rFonts w:ascii="Arial" w:hAnsi="Arial" w:cs="Arial"/>
+          <w:b w:val="0"/>
+          <w:i w:val="0"/>
+          <w:sz w:val="22"/>
+          <w:vertAlign w:val="subscript"/>
+        </w:rPr>
+        <w:t xml:space="preserve">1</w:t>
+      </w:r>
+      <w:r>
+        <w:rPr>
+          <w:rFonts w:ascii="Arial" w:hAnsi="Arial" w:cs="Arial"/>
+          <w:b w:val="0"/>
+          <w:i w:val="0"/>
+          <w:sz w:val="22"/>
+        </w:rPr>
+        <w:t xml:space="preserve">·e</w:t>
+      </w:r>
+      <w:r>
+        <w:rPr>
+          <w:rFonts w:ascii="Arial" w:hAnsi="Arial" w:cs="Arial"/>
+          <w:b w:val="0"/>
+          <w:i w:val="0"/>
+          <w:sz w:val="22"/>
+          <w:vertAlign w:val="superscript"/>
+        </w:rPr>
+        <w:t xml:space="preserve">x</w:t>
+      </w:r>
+      <w:r>
+        <w:rPr>
+          <w:rFonts w:ascii="Arial" w:hAnsi="Arial" w:cs="Arial"/>
+          <w:b w:val="0"/>
+          <w:i w:val="0"/>
+          <w:sz w:val="22"/>
+        </w:rPr>
+        <w:t xml:space="preserve">+</w:t>
+      </w:r>
+      <w:r>
+        <w:rPr>
+          <w:rFonts w:ascii="Arial" w:hAnsi="Arial" w:cs="Arial"/>
+          <w:b w:val="0"/>
+          <w:i w:val="0"/>
+          <w:sz w:val="22"/>
+        </w:rPr>
+        <w:t xml:space="preserve">c</w:t>
+      </w:r>
+      <w:r>
+        <w:rPr>
+          <w:rFonts w:ascii="Arial" w:hAnsi="Arial" w:cs="Arial"/>
+          <w:b w:val="0"/>
+          <w:i w:val="0"/>
+          <w:sz w:val="22"/>
+          <w:vertAlign w:val="subscript"/>
+        </w:rPr>
+        <w:t xml:space="preserve">2</w:t>
+      </w:r>
+      <w:r>
+        <w:rPr>
+          <w:rFonts w:ascii="Arial" w:hAnsi="Arial" w:cs="Arial"/>
+          <w:b w:val="0"/>
+          <w:i w:val="0"/>
+          <w:sz w:val="22"/>
+        </w:rPr>
+        <w:t xml:space="preserve">·e</w:t>
+      </w:r>
+      <w:r>
+        <w:rPr>
+          <w:rFonts w:ascii="Arial" w:hAnsi="Arial" w:cs="Arial"/>
+          <w:b w:val="0"/>
+          <w:i w:val="0"/>
+          <w:sz w:val="22"/>
+          <w:vertAlign w:val="superscript"/>
+        </w:rPr>
+        <w:t xml:space="preserve">2x</w:t>
+      </w:r>
+      <w:r>
+        <w:rPr>
+          <w:rFonts w:ascii="Arial" w:hAnsi="Arial" w:cs="Arial"/>
+          <w:b w:val="0"/>
+          <w:i w:val="0"/>
+          <w:sz w:val="22"/>
+        </w:rPr>
+        <w:t xml:space="preserve">. Cek L(3)=9-9+2=2≠0, bukan resonansi. Pakai rumus standar: yp=e</w:t>
+      </w:r>
+      <w:r>
+        <w:rPr>
+          <w:rFonts w:ascii="Arial" w:hAnsi="Arial" w:cs="Arial"/>
+          <w:b w:val="0"/>
+          <w:i w:val="0"/>
+          <w:sz w:val="22"/>
+          <w:vertAlign w:val="superscript"/>
+        </w:rPr>
+        <w:t xml:space="preserve">3x</w:t>
+      </w:r>
+      <w:r>
+        <w:rPr>
+          <w:rFonts w:ascii="Arial" w:hAnsi="Arial" w:cs="Arial"/>
+          <w:b w:val="0"/>
+          <w:i w:val="0"/>
+          <w:sz w:val="22"/>
+        </w:rPr>
+        <w:t xml:space="preserve">/L(3)=e</w:t>
+      </w:r>
+      <w:r>
+        <w:rPr>
+          <w:rFonts w:ascii="Arial" w:hAnsi="Arial" w:cs="Arial"/>
+          <w:b w:val="0"/>
+          <w:i w:val="0"/>
+          <w:sz w:val="22"/>
+          <w:vertAlign w:val="superscript"/>
+        </w:rPr>
+        <w:t xml:space="preserve">3x</w:t>
+      </w:r>
+      <w:r>
+        <w:rPr>
+          <w:rFonts w:ascii="Arial" w:hAnsi="Arial" w:cs="Arial"/>
+          <w:b w:val="0"/>
+          <w:i w:val="0"/>
+          <w:sz w:val="22"/>
+        </w:rPr>
+        <w:t xml:space="preserve">/2.</w:t>
+      </w:r>
+      <w:r>
+        <w:rPr>
+          <w:rFonts w:ascii="Arial" w:hAnsi="Arial" w:cs="Arial"/>
+          <w:b w:val="0"/>
+          <w:i w:val="0"/>
+          <w:sz w:val="22"/>
+        </w:rPr>
+        <w:t xml:space="preserve"> Rangkuman kuantitatifnya tertulis pada Persamaan (8).</w:t>
       </w:r>
     </w:p>
     <w:p>
@@ -4038,7 +7125,132 @@
           <w:color w:val="305496"/>
           <w:sz w:val="22"/>
         </w:rPr>
-        <w:t>✓ Solusi Total:   y = c1·e^x + c2·e^(2x) + ½·e^(3x)</w:t>
+        <w:t xml:space="preserve">✓ Solusi Total:   y = </w:t>
+      </w:r>
+      <w:r>
+        <w:rPr>
+          <w:rFonts w:ascii="Arial" w:hAnsi="Arial" w:cs="Arial"/>
+          <w:b/>
+          <w:i/>
+          <w:color w:val="305496"/>
+          <w:sz w:val="22"/>
+        </w:rPr>
+        <w:t xml:space="preserve">c</w:t>
+      </w:r>
+      <w:r>
+        <w:rPr>
+          <w:rFonts w:ascii="Arial" w:hAnsi="Arial" w:cs="Arial"/>
+          <w:b/>
+          <w:i/>
+          <w:color w:val="305496"/>
+          <w:sz w:val="22"/>
+          <w:vertAlign w:val="subscript"/>
+        </w:rPr>
+        <w:t xml:space="preserve">1</w:t>
+      </w:r>
+      <w:r>
+        <w:rPr>
+          <w:rFonts w:ascii="Arial" w:hAnsi="Arial" w:cs="Arial"/>
+          <w:b/>
+          <w:i/>
+          <w:color w:val="305496"/>
+          <w:sz w:val="22"/>
+        </w:rPr>
+        <w:t xml:space="preserve">·e</w:t>
+      </w:r>
+      <w:r>
+        <w:rPr>
+          <w:rFonts w:ascii="Arial" w:hAnsi="Arial" w:cs="Arial"/>
+          <w:b/>
+          <w:i/>
+          <w:color w:val="305496"/>
+          <w:sz w:val="22"/>
+          <w:vertAlign w:val="superscript"/>
+        </w:rPr>
+        <w:t xml:space="preserve">x</w:t>
+      </w:r>
+      <w:r>
+        <w:rPr>
+          <w:rFonts w:ascii="Arial" w:hAnsi="Arial" w:cs="Arial"/>
+          <w:b/>
+          <w:i/>
+          <w:color w:val="305496"/>
+          <w:sz w:val="22"/>
+        </w:rPr>
+        <w:t xml:space="preserve"> + </w:t>
+      </w:r>
+      <w:r>
+        <w:rPr>
+          <w:rFonts w:ascii="Arial" w:hAnsi="Arial" w:cs="Arial"/>
+          <w:b/>
+          <w:i/>
+          <w:color w:val="305496"/>
+          <w:sz w:val="22"/>
+        </w:rPr>
+        <w:t xml:space="preserve">c</w:t>
+      </w:r>
+      <w:r>
+        <w:rPr>
+          <w:rFonts w:ascii="Arial" w:hAnsi="Arial" w:cs="Arial"/>
+          <w:b/>
+          <w:i/>
+          <w:color w:val="305496"/>
+          <w:sz w:val="22"/>
+          <w:vertAlign w:val="subscript"/>
+        </w:rPr>
+        <w:t xml:space="preserve">2</w:t>
+      </w:r>
+      <w:r>
+        <w:rPr>
+          <w:rFonts w:ascii="Arial" w:hAnsi="Arial" w:cs="Arial"/>
+          <w:b/>
+          <w:i/>
+          <w:color w:val="305496"/>
+          <w:sz w:val="22"/>
+        </w:rPr>
+        <w:t xml:space="preserve">·e</w:t>
+      </w:r>
+      <w:r>
+        <w:rPr>
+          <w:rFonts w:ascii="Arial" w:hAnsi="Arial" w:cs="Arial"/>
+          <w:b/>
+          <w:i/>
+          <w:color w:val="305496"/>
+          <w:sz w:val="22"/>
+          <w:vertAlign w:val="superscript"/>
+        </w:rPr>
+        <w:t xml:space="preserve">2x</w:t>
+      </w:r>
+      <w:r>
+        <w:rPr>
+          <w:rFonts w:ascii="Arial" w:hAnsi="Arial" w:cs="Arial"/>
+          <w:b/>
+          <w:i/>
+          <w:color w:val="305496"/>
+          <w:sz w:val="22"/>
+        </w:rPr>
+        <w:t xml:space="preserve"> + ½·e</w:t>
+      </w:r>
+      <w:r>
+        <w:rPr>
+          <w:rFonts w:ascii="Arial" w:hAnsi="Arial" w:cs="Arial"/>
+          <w:b/>
+          <w:i/>
+          <w:color w:val="305496"/>
+          <w:sz w:val="22"/>
+          <w:vertAlign w:val="superscript"/>
+        </w:rPr>
+        <w:t xml:space="preserve">3x</w:t>
+      </w:r>
+      <w:r>
+        <w:rPr>
+          <w:rFonts w:ascii="Arial" w:hAnsi="Arial" w:cs="Arial"/>
+          <w:b/>
+          <w:i/>
+          <w:color w:val="305496"/>
+          <w:sz w:val="22"/>
+        </w:rPr>
+        <w:t xml:space="preserve">   (8)</w:t>
       </w:r>
     </w:p>
     <w:p>
@@ -4062,7 +7274,92 @@
           <w:i w:val="0"/>
           <w:sz w:val="22"/>
         </w:rPr>
-        <w:t>Selesaikan y''-3y'+2y=4·e^(2x). L(D)=D²-3D+2. Cek L(2)=4-6+2=0, resonansi! Hitung L'(D)=2D-3, sehingga L'(2)=4-3=1≠0, akar simple, kalikan dengan x. Pakai rumus resonansi: yp=4·x·e^(2x)/L'(2)=4x·e^(2x)/1=4x·e^(2x).</w:t>
+        <w:t xml:space="preserve">Selesaikan y''-3y'+2y=4·e</w:t>
+      </w:r>
+      <w:r>
+        <w:rPr>
+          <w:rFonts w:ascii="Arial" w:hAnsi="Arial" w:cs="Arial"/>
+          <w:b w:val="0"/>
+          <w:i w:val="0"/>
+          <w:sz w:val="22"/>
+          <w:vertAlign w:val="superscript"/>
+        </w:rPr>
+        <w:t xml:space="preserve">2x</w:t>
+      </w:r>
+      <w:r>
+        <w:rPr>
+          <w:rFonts w:ascii="Arial" w:hAnsi="Arial" w:cs="Arial"/>
+          <w:b w:val="0"/>
+          <w:i w:val="0"/>
+          <w:sz w:val="22"/>
+        </w:rPr>
+        <w:t xml:space="preserve">. L(D)=D²-3D+2. Cek L(2)=4-6+2=0, resonansi! Hitung L'(D)=2D-3, sehingga L'(2)=4-3=1≠0, akar simple, kalikan dengan x. Pakai rumus resonansi: yp=4·x·e</w:t>
+      </w:r>
+      <w:r>
+        <w:rPr>
+          <w:rFonts w:ascii="Arial" w:hAnsi="Arial" w:cs="Arial"/>
+          <w:b w:val="0"/>
+          <w:i w:val="0"/>
+          <w:sz w:val="22"/>
+          <w:vertAlign w:val="superscript"/>
+        </w:rPr>
+        <w:t xml:space="preserve">2x</w:t>
+      </w:r>
+      <w:r>
+        <w:rPr>
+          <w:rFonts w:ascii="Arial" w:hAnsi="Arial" w:cs="Arial"/>
+          <w:b w:val="0"/>
+          <w:i w:val="0"/>
+          <w:sz w:val="22"/>
+        </w:rPr>
+        <w:t xml:space="preserve">/L'(2)=4x·e</w:t>
+      </w:r>
+      <w:r>
+        <w:rPr>
+          <w:rFonts w:ascii="Arial" w:hAnsi="Arial" w:cs="Arial"/>
+          <w:b w:val="0"/>
+          <w:i w:val="0"/>
+          <w:sz w:val="22"/>
+          <w:vertAlign w:val="superscript"/>
+        </w:rPr>
+        <w:t xml:space="preserve">2x</w:t>
+      </w:r>
+      <w:r>
+        <w:rPr>
+          <w:rFonts w:ascii="Arial" w:hAnsi="Arial" w:cs="Arial"/>
+          <w:b w:val="0"/>
+          <w:i w:val="0"/>
+          <w:sz w:val="22"/>
+        </w:rPr>
+        <w:t xml:space="preserve">/1=4x·e</w:t>
+      </w:r>
+      <w:r>
+        <w:rPr>
+          <w:rFonts w:ascii="Arial" w:hAnsi="Arial" w:cs="Arial"/>
+          <w:b w:val="0"/>
+          <w:i w:val="0"/>
+          <w:sz w:val="22"/>
+          <w:vertAlign w:val="superscript"/>
+        </w:rPr>
+        <w:t xml:space="preserve">2x</w:t>
+      </w:r>
+      <w:r>
+        <w:rPr>
+          <w:rFonts w:ascii="Arial" w:hAnsi="Arial" w:cs="Arial"/>
+          <w:b w:val="0"/>
+          <w:i w:val="0"/>
+          <w:sz w:val="22"/>
+        </w:rPr>
+        <w:t xml:space="preserve">.</w:t>
+      </w:r>
+      <w:r>
+        <w:rPr>
+          <w:rFonts w:ascii="Arial" w:hAnsi="Arial" w:cs="Arial"/>
+          <w:b w:val="0"/>
+          <w:i w:val="0"/>
+          <w:sz w:val="22"/>
+        </w:rPr>
+        <w:t xml:space="preserve"> Hubungan ini dirangkum dalam Persamaan (9).</w:t>
       </w:r>
     </w:p>
     <w:p>
@@ -4078,7 +7375,132 @@
           <w:color w:val="305496"/>
           <w:sz w:val="22"/>
         </w:rPr>
-        <w:t>✓ Solusi Total:   y = c1·e^x + c2·e^(2x) + 4x·e^(2x)</w:t>
+        <w:t xml:space="preserve">✓ Solusi Total:   y = </w:t>
+      </w:r>
+      <w:r>
+        <w:rPr>
+          <w:rFonts w:ascii="Arial" w:hAnsi="Arial" w:cs="Arial"/>
+          <w:b/>
+          <w:i/>
+          <w:color w:val="305496"/>
+          <w:sz w:val="22"/>
+        </w:rPr>
+        <w:t xml:space="preserve">c</w:t>
+      </w:r>
+      <w:r>
+        <w:rPr>
+          <w:rFonts w:ascii="Arial" w:hAnsi="Arial" w:cs="Arial"/>
+          <w:b/>
+          <w:i/>
+          <w:color w:val="305496"/>
+          <w:sz w:val="22"/>
+          <w:vertAlign w:val="subscript"/>
+        </w:rPr>
+        <w:t xml:space="preserve">1</w:t>
+      </w:r>
+      <w:r>
+        <w:rPr>
+          <w:rFonts w:ascii="Arial" w:hAnsi="Arial" w:cs="Arial"/>
+          <w:b/>
+          <w:i/>
+          <w:color w:val="305496"/>
+          <w:sz w:val="22"/>
+        </w:rPr>
+        <w:t xml:space="preserve">·e</w:t>
+      </w:r>
+      <w:r>
+        <w:rPr>
+          <w:rFonts w:ascii="Arial" w:hAnsi="Arial" w:cs="Arial"/>
+          <w:b/>
+          <w:i/>
+          <w:color w:val="305496"/>
+          <w:sz w:val="22"/>
+          <w:vertAlign w:val="superscript"/>
+        </w:rPr>
+        <w:t xml:space="preserve">x</w:t>
+      </w:r>
+      <w:r>
+        <w:rPr>
+          <w:rFonts w:ascii="Arial" w:hAnsi="Arial" w:cs="Arial"/>
+          <w:b/>
+          <w:i/>
+          <w:color w:val="305496"/>
+          <w:sz w:val="22"/>
+        </w:rPr>
+        <w:t xml:space="preserve"> + </w:t>
+      </w:r>
+      <w:r>
+        <w:rPr>
+          <w:rFonts w:ascii="Arial" w:hAnsi="Arial" w:cs="Arial"/>
+          <w:b/>
+          <w:i/>
+          <w:color w:val="305496"/>
+          <w:sz w:val="22"/>
+        </w:rPr>
+        <w:t xml:space="preserve">c</w:t>
+      </w:r>
+      <w:r>
+        <w:rPr>
+          <w:rFonts w:ascii="Arial" w:hAnsi="Arial" w:cs="Arial"/>
+          <w:b/>
+          <w:i/>
+          <w:color w:val="305496"/>
+          <w:sz w:val="22"/>
+          <w:vertAlign w:val="subscript"/>
+        </w:rPr>
+        <w:t xml:space="preserve">2</w:t>
+      </w:r>
+      <w:r>
+        <w:rPr>
+          <w:rFonts w:ascii="Arial" w:hAnsi="Arial" w:cs="Arial"/>
+          <w:b/>
+          <w:i/>
+          <w:color w:val="305496"/>
+          <w:sz w:val="22"/>
+        </w:rPr>
+        <w:t xml:space="preserve">·e</w:t>
+      </w:r>
+      <w:r>
+        <w:rPr>
+          <w:rFonts w:ascii="Arial" w:hAnsi="Arial" w:cs="Arial"/>
+          <w:b/>
+          <w:i/>
+          <w:color w:val="305496"/>
+          <w:sz w:val="22"/>
+          <w:vertAlign w:val="superscript"/>
+        </w:rPr>
+        <w:t xml:space="preserve">2x</w:t>
+      </w:r>
+      <w:r>
+        <w:rPr>
+          <w:rFonts w:ascii="Arial" w:hAnsi="Arial" w:cs="Arial"/>
+          <w:b/>
+          <w:i/>
+          <w:color w:val="305496"/>
+          <w:sz w:val="22"/>
+        </w:rPr>
+        <w:t xml:space="preserve"> + 4x·e</w:t>
+      </w:r>
+      <w:r>
+        <w:rPr>
+          <w:rFonts w:ascii="Arial" w:hAnsi="Arial" w:cs="Arial"/>
+          <w:b/>
+          <w:i/>
+          <w:color w:val="305496"/>
+          <w:sz w:val="22"/>
+          <w:vertAlign w:val="superscript"/>
+        </w:rPr>
+        <w:t xml:space="preserve">2x</w:t>
+      </w:r>
+      <w:r>
+        <w:rPr>
+          <w:rFonts w:ascii="Arial" w:hAnsi="Arial" w:cs="Arial"/>
+          <w:b/>
+          <w:i/>
+          <w:color w:val="305496"/>
+          <w:sz w:val="22"/>
+        </w:rPr>
+        <w:t xml:space="preserve">   (9)</w:t>
       </w:r>
     </w:p>
     <w:p>
@@ -4102,7 +7524,92 @@
           <w:i w:val="0"/>
           <w:sz w:val="22"/>
         </w:rPr>
-        <w:t>Selesaikan y''-4y'+4y=6·e^(2x). L(D)=D²-4D+4=(D-2)². Cek L(2)=0 dan L'(2)=2D-4|D=2=0, akar multiplisitas 2. Hitung L''(D)=2 (konstan), sehingga L''(2)=2≠0. Rumus diperluas: yp=6·x²·e^(2x)/L''(2)=6x²·e^(2x)/2=3x²·e^(2x).</w:t>
+        <w:t xml:space="preserve">Selesaikan y''-4y'+4y=6·e</w:t>
+      </w:r>
+      <w:r>
+        <w:rPr>
+          <w:rFonts w:ascii="Arial" w:hAnsi="Arial" w:cs="Arial"/>
+          <w:b w:val="0"/>
+          <w:i w:val="0"/>
+          <w:sz w:val="22"/>
+          <w:vertAlign w:val="superscript"/>
+        </w:rPr>
+        <w:t xml:space="preserve">2x</w:t>
+      </w:r>
+      <w:r>
+        <w:rPr>
+          <w:rFonts w:ascii="Arial" w:hAnsi="Arial" w:cs="Arial"/>
+          <w:b w:val="0"/>
+          <w:i w:val="0"/>
+          <w:sz w:val="22"/>
+        </w:rPr>
+        <w:t xml:space="preserve">. L(D)=D²-4D+4=(D-2)². Cek L(2)=0 dan L'(2)=2D-4|D=2=0, akar multiplisitas 2. Hitung L''(D)=2 (konstan), sehingga L''(2)=2≠0. Rumus diperluas: yp=6·x²·e</w:t>
+      </w:r>
+      <w:r>
+        <w:rPr>
+          <w:rFonts w:ascii="Arial" w:hAnsi="Arial" w:cs="Arial"/>
+          <w:b w:val="0"/>
+          <w:i w:val="0"/>
+          <w:sz w:val="22"/>
+          <w:vertAlign w:val="superscript"/>
+        </w:rPr>
+        <w:t xml:space="preserve">2x</w:t>
+      </w:r>
+      <w:r>
+        <w:rPr>
+          <w:rFonts w:ascii="Arial" w:hAnsi="Arial" w:cs="Arial"/>
+          <w:b w:val="0"/>
+          <w:i w:val="0"/>
+          <w:sz w:val="22"/>
+        </w:rPr>
+        <w:t xml:space="preserve">/L''(2)=6x²·e</w:t>
+      </w:r>
+      <w:r>
+        <w:rPr>
+          <w:rFonts w:ascii="Arial" w:hAnsi="Arial" w:cs="Arial"/>
+          <w:b w:val="0"/>
+          <w:i w:val="0"/>
+          <w:sz w:val="22"/>
+          <w:vertAlign w:val="superscript"/>
+        </w:rPr>
+        <w:t xml:space="preserve">2x</w:t>
+      </w:r>
+      <w:r>
+        <w:rPr>
+          <w:rFonts w:ascii="Arial" w:hAnsi="Arial" w:cs="Arial"/>
+          <w:b w:val="0"/>
+          <w:i w:val="0"/>
+          <w:sz w:val="22"/>
+        </w:rPr>
+        <w:t xml:space="preserve">/2=3x²·e</w:t>
+      </w:r>
+      <w:r>
+        <w:rPr>
+          <w:rFonts w:ascii="Arial" w:hAnsi="Arial" w:cs="Arial"/>
+          <w:b w:val="0"/>
+          <w:i w:val="0"/>
+          <w:sz w:val="22"/>
+          <w:vertAlign w:val="superscript"/>
+        </w:rPr>
+        <w:t xml:space="preserve">2x</w:t>
+      </w:r>
+      <w:r>
+        <w:rPr>
+          <w:rFonts w:ascii="Arial" w:hAnsi="Arial" w:cs="Arial"/>
+          <w:b w:val="0"/>
+          <w:i w:val="0"/>
+          <w:sz w:val="22"/>
+        </w:rPr>
+        <w:t xml:space="preserve">.</w:t>
+      </w:r>
+      <w:r>
+        <w:rPr>
+          <w:rFonts w:ascii="Arial" w:hAnsi="Arial" w:cs="Arial"/>
+          <w:b w:val="0"/>
+          <w:i w:val="0"/>
+          <w:sz w:val="22"/>
+        </w:rPr>
+        <w:t xml:space="preserve"> Bentuk ringkasnya dituliskan pada Persamaan (10).</w:t>
       </w:r>
     </w:p>
     <w:p>
@@ -4118,7 +7625,111 @@
           <w:color w:val="305496"/>
           <w:sz w:val="22"/>
         </w:rPr>
-        <w:t>✓ Solusi Total:   y = (c1 + c2·x)·e^(2x) + 3x²·e^(2x)</w:t>
+        <w:t xml:space="preserve">✓ Solusi Total:   y = (</w:t>
+      </w:r>
+      <w:r>
+        <w:rPr>
+          <w:rFonts w:ascii="Arial" w:hAnsi="Arial" w:cs="Arial"/>
+          <w:b/>
+          <w:i/>
+          <w:color w:val="305496"/>
+          <w:sz w:val="22"/>
+        </w:rPr>
+        <w:t xml:space="preserve">c</w:t>
+      </w:r>
+      <w:r>
+        <w:rPr>
+          <w:rFonts w:ascii="Arial" w:hAnsi="Arial" w:cs="Arial"/>
+          <w:b/>
+          <w:i/>
+          <w:color w:val="305496"/>
+          <w:sz w:val="22"/>
+          <w:vertAlign w:val="subscript"/>
+        </w:rPr>
+        <w:t xml:space="preserve">1</w:t>
+      </w:r>
+      <w:r>
+        <w:rPr>
+          <w:rFonts w:ascii="Arial" w:hAnsi="Arial" w:cs="Arial"/>
+          <w:b/>
+          <w:i/>
+          <w:color w:val="305496"/>
+          <w:sz w:val="22"/>
+        </w:rPr>
+        <w:t xml:space="preserve"> + </w:t>
+      </w:r>
+      <w:r>
+        <w:rPr>
+          <w:rFonts w:ascii="Arial" w:hAnsi="Arial" w:cs="Arial"/>
+          <w:b/>
+          <w:i/>
+          <w:color w:val="305496"/>
+          <w:sz w:val="22"/>
+        </w:rPr>
+        <w:t xml:space="preserve">c</w:t>
+      </w:r>
+      <w:r>
+        <w:rPr>
+          <w:rFonts w:ascii="Arial" w:hAnsi="Arial" w:cs="Arial"/>
+          <w:b/>
+          <w:i/>
+          <w:color w:val="305496"/>
+          <w:sz w:val="22"/>
+          <w:vertAlign w:val="subscript"/>
+        </w:rPr>
+        <w:t xml:space="preserve">2</w:t>
+      </w:r>
+      <w:r>
+        <w:rPr>
+          <w:rFonts w:ascii="Arial" w:hAnsi="Arial" w:cs="Arial"/>
+          <w:b/>
+          <w:i/>
+          <w:color w:val="305496"/>
+          <w:sz w:val="22"/>
+        </w:rPr>
+        <w:t xml:space="preserve">·x)·e</w:t>
+      </w:r>
+      <w:r>
+        <w:rPr>
+          <w:rFonts w:ascii="Arial" w:hAnsi="Arial" w:cs="Arial"/>
+          <w:b/>
+          <w:i/>
+          <w:color w:val="305496"/>
+          <w:sz w:val="22"/>
+          <w:vertAlign w:val="superscript"/>
+        </w:rPr>
+        <w:t xml:space="preserve">2x</w:t>
+      </w:r>
+      <w:r>
+        <w:rPr>
+          <w:rFonts w:ascii="Arial" w:hAnsi="Arial" w:cs="Arial"/>
+          <w:b/>
+          <w:i/>
+          <w:color w:val="305496"/>
+          <w:sz w:val="22"/>
+        </w:rPr>
+        <w:t xml:space="preserve"> + 3x²·e</w:t>
+      </w:r>
+      <w:r>
+        <w:rPr>
+          <w:rFonts w:ascii="Arial" w:hAnsi="Arial" w:cs="Arial"/>
+          <w:b/>
+          <w:i/>
+          <w:color w:val="305496"/>
+          <w:sz w:val="22"/>
+          <w:vertAlign w:val="superscript"/>
+        </w:rPr>
+        <w:t xml:space="preserve">2x</w:t>
+      </w:r>
+      <w:r>
+        <w:rPr>
+          <w:rFonts w:ascii="Arial" w:hAnsi="Arial" w:cs="Arial"/>
+          <w:b/>
+          <w:i/>
+          <w:color w:val="305496"/>
+          <w:sz w:val="22"/>
+        </w:rPr>
+        <w:t xml:space="preserve">   (10)</w:t>
       </w:r>
     </w:p>
     <w:p>
@@ -4199,7 +7810,64 @@
           <w:i w:val="0"/>
           <w:sz w:val="22"/>
         </w:rPr>
-        <w:t>Gambar 5 menegaskan makna fisik faktor x pada kasus resonansi: pada x=1,8, solusi non-resonan (kiri) mencapai sekitar 53 sedangkan solusi resonan (kanan) mencapai sekitar 117, lebih dari dua kali lipat, meski kedua PD punya homogen yang identik (akar 1 dan 2). Faktor x·e^(2x) tumbuh lebih cepat dari e^(2x) murni karena eksitasi f(x)=4e^(2x) "mendorong" sistem tepat pada mode natural PD tersebut (α=2 sama dengan salah satu akar karakteristik). Fenomena inilah versi eksponensial dari resonansi yang lebih dikenal dalam konteks trigonometri (getaran mekanik), dibahas pada bagian berikutnya.</w:t>
+        <w:t xml:space="preserve">Gambar 5 menegaskan makna fisik faktor x pada kasus resonansi: pada x=1,8, solusi non-resonan (kiri) mencapai sekitar 53 sedangkan solusi resonan (kanan) mencapai sekitar 117, lebih dari dua kali lipat, meski kedua PD punya homogen yang identik (akar 1 dan 2). Faktor x·e</w:t>
+      </w:r>
+      <w:r>
+        <w:rPr>
+          <w:rFonts w:ascii="Arial" w:hAnsi="Arial" w:cs="Arial"/>
+          <w:b w:val="0"/>
+          <w:i w:val="0"/>
+          <w:sz w:val="22"/>
+          <w:vertAlign w:val="superscript"/>
+        </w:rPr>
+        <w:t xml:space="preserve">2x</w:t>
+      </w:r>
+      <w:r>
+        <w:rPr>
+          <w:rFonts w:ascii="Arial" w:hAnsi="Arial" w:cs="Arial"/>
+          <w:b w:val="0"/>
+          <w:i w:val="0"/>
+          <w:sz w:val="22"/>
+        </w:rPr>
+        <w:t xml:space="preserve"> tumbuh lebih cepat dari e</w:t>
+      </w:r>
+      <w:r>
+        <w:rPr>
+          <w:rFonts w:ascii="Arial" w:hAnsi="Arial" w:cs="Arial"/>
+          <w:b w:val="0"/>
+          <w:i w:val="0"/>
+          <w:sz w:val="22"/>
+          <w:vertAlign w:val="superscript"/>
+        </w:rPr>
+        <w:t xml:space="preserve">2x</w:t>
+      </w:r>
+      <w:r>
+        <w:rPr>
+          <w:rFonts w:ascii="Arial" w:hAnsi="Arial" w:cs="Arial"/>
+          <w:b w:val="0"/>
+          <w:i w:val="0"/>
+          <w:sz w:val="22"/>
+        </w:rPr>
+        <w:t xml:space="preserve"> murni karena eksitasi f(x)=4e</w:t>
+      </w:r>
+      <w:r>
+        <w:rPr>
+          <w:rFonts w:ascii="Arial" w:hAnsi="Arial" w:cs="Arial"/>
+          <w:b w:val="0"/>
+          <w:i w:val="0"/>
+          <w:sz w:val="22"/>
+          <w:vertAlign w:val="superscript"/>
+        </w:rPr>
+        <w:t xml:space="preserve">2x</w:t>
+      </w:r>
+      <w:r>
+        <w:rPr>
+          <w:rFonts w:ascii="Arial" w:hAnsi="Arial" w:cs="Arial"/>
+          <w:b w:val="0"/>
+          <w:i w:val="0"/>
+          <w:sz w:val="22"/>
+        </w:rPr>
+        <w:t xml:space="preserve"> "mendorong" sistem tepat pada mode natural PD tersebut (α=2 sama dengan salah satu akar karakteristik). Fenomena inilah versi eksponensial dari resonansi yang lebih dikenal dalam konteks trigonometri (getaran mekanik), dibahas pada bagian berikutnya.</w:t>
       </w:r>
     </w:p>
     <w:p>
@@ -4241,6 +7909,15 @@
         </w:rPr>
         <w:t>Untuk f berbentuk sin(βx) atau cos(βx), kunci utama adalah D²·sin(βx)=-β²·sin(βx). Operator L(D²) bertindak sebagai pengganti -β², sehingga (1/L(D²))·sin(βx)=sin(βx)/L(-β²). Rumus ini langsung dipakai bila L hanya berisi pangkat genap D (murni polinomial dalam D²). Bila L mengandung suku ganjil D (mis. dari suku redaman by'), diperlukan trik konjugat: kalikan pembilang dan penyebut dengan konjugatnya untuk menghilangkan D di penyebut, analog rasionalisasi akar pada aljabar dasar.</w:t>
       </w:r>
+      <w:r>
+        <w:rPr>
+          <w:rFonts w:ascii="Arial" w:hAnsi="Arial" w:cs="Arial"/>
+          <w:b w:val="0"/>
+          <w:i w:val="0"/>
+          <w:sz w:val="22"/>
+        </w:rPr>
+        <w:t xml:space="preserve"> Persamaan (11) memadatkan aturan tersebut.</w:t>
+      </w:r>
     </w:p>
     <w:p>
       <w:pPr>
@@ -4257,6 +7934,16 @@
         </w:rPr>
         <w:t>(1/L(D²))·sin(βx) = sin(βx)/L(-β²);  resonansi (L(-β²)=0): -x·cos(βx)/(2β)  untuk sin,  x·sin(βx)/(2β)  untuk cos</w:t>
       </w:r>
+      <w:r>
+        <w:rPr>
+          <w:rFonts w:ascii="Arial" w:hAnsi="Arial" w:cs="Arial"/>
+          <w:b/>
+          <w:i/>
+          <w:color w:val="305496"/>
+          <w:sz w:val="22"/>
+        </w:rPr>
+        <w:t xml:space="preserve">   (11)</w:t>
+      </w:r>
     </w:p>
     <w:p>
       <w:pPr>
@@ -4281,6 +7968,15 @@
         </w:rPr>
         <w:t>Selesaikan y''+4y=3·sin(5x). L(D)=D²+4, murni pangkat genap. Substitusi D²→-25 (β=5): L(-25)=-25+4=-21≠0. Pakai rumus standar: yp=3·sin(5x)/(-21)=-sin(5x)/7.</w:t>
       </w:r>
+      <w:r>
+        <w:rPr>
+          <w:rFonts w:ascii="Arial" w:hAnsi="Arial" w:cs="Arial"/>
+          <w:b w:val="0"/>
+          <w:i w:val="0"/>
+          <w:sz w:val="22"/>
+        </w:rPr>
+        <w:t xml:space="preserve"> Rangkuman kuantitatifnya tertulis pada Persamaan (12).</w:t>
+      </w:r>
     </w:p>
     <w:p>
       <w:pPr>
@@ -4295,7 +7991,79 @@
           <w:color w:val="305496"/>
           <w:sz w:val="22"/>
         </w:rPr>
-        <w:t>✓ Solusi Total:   y = c1·cos(2x) + c2·sin(2x) - sin(5x)/7</w:t>
+        <w:t xml:space="preserve">✓ Solusi Total:   y = </w:t>
+      </w:r>
+      <w:r>
+        <w:rPr>
+          <w:rFonts w:ascii="Arial" w:hAnsi="Arial" w:cs="Arial"/>
+          <w:b/>
+          <w:i/>
+          <w:color w:val="305496"/>
+          <w:sz w:val="22"/>
+        </w:rPr>
+        <w:t xml:space="preserve">c</w:t>
+      </w:r>
+      <w:r>
+        <w:rPr>
+          <w:rFonts w:ascii="Arial" w:hAnsi="Arial" w:cs="Arial"/>
+          <w:b/>
+          <w:i/>
+          <w:color w:val="305496"/>
+          <w:sz w:val="22"/>
+          <w:vertAlign w:val="subscript"/>
+        </w:rPr>
+        <w:t xml:space="preserve">1</w:t>
+      </w:r>
+      <w:r>
+        <w:rPr>
+          <w:rFonts w:ascii="Arial" w:hAnsi="Arial" w:cs="Arial"/>
+          <w:b/>
+          <w:i/>
+          <w:color w:val="305496"/>
+          <w:sz w:val="22"/>
+        </w:rPr>
+        <w:t xml:space="preserve">·cos(2x) + </w:t>
+      </w:r>
+      <w:r>
+        <w:rPr>
+          <w:rFonts w:ascii="Arial" w:hAnsi="Arial" w:cs="Arial"/>
+          <w:b/>
+          <w:i/>
+          <w:color w:val="305496"/>
+          <w:sz w:val="22"/>
+        </w:rPr>
+        <w:t xml:space="preserve">c</w:t>
+      </w:r>
+      <w:r>
+        <w:rPr>
+          <w:rFonts w:ascii="Arial" w:hAnsi="Arial" w:cs="Arial"/>
+          <w:b/>
+          <w:i/>
+          <w:color w:val="305496"/>
+          <w:sz w:val="22"/>
+          <w:vertAlign w:val="subscript"/>
+        </w:rPr>
+        <w:t xml:space="preserve">2</w:t>
+      </w:r>
+      <w:r>
+        <w:rPr>
+          <w:rFonts w:ascii="Arial" w:hAnsi="Arial" w:cs="Arial"/>
+          <w:b/>
+          <w:i/>
+          <w:color w:val="305496"/>
+          <w:sz w:val="22"/>
+        </w:rPr>
+        <w:t xml:space="preserve">·sin(2x) - sin(5x)/7</w:t>
+      </w:r>
+      <w:r>
+        <w:rPr>
+          <w:rFonts w:ascii="Arial" w:hAnsi="Arial" w:cs="Arial"/>
+          <w:b/>
+          <w:i/>
+          <w:color w:val="305496"/>
+          <w:sz w:val="22"/>
+        </w:rPr>
+        <w:t xml:space="preserve">   (12)</w:t>
       </w:r>
     </w:p>
     <w:p>
@@ -4319,7 +8087,44 @@
           <w:i w:val="0"/>
           <w:sz w:val="22"/>
         </w:rPr>
-        <w:t>Selesaikan y''+y'-2y=6·sin(2x). L(D)=D²+D-2 mengandung suku D ganjil. Substitusi D²→-4 di suku genap: L_eff=-4+D-2=D-6. Kalikan pembilang dan penyebut dengan konjugat (D+6): yp=6·(D+6)·sin(2x)/[(D-6)(D+6)]=6(D+6)sin(2x)/(D²-36). Substitusi D²→-4 lagi di penyebut: =6(D+6)sin(2x)/(-40). Hitung (D+6)sin(2x)=2cos(2x)+6sin(2x) (memakai D·sin(2x)=2cos(2x)). Sederhanakan: yp=6[2cos(2x)+6sin(2x)]/(-40)=-(3/10)cos(2x)-(9/10)sin(2x).</w:t>
+        <w:t xml:space="preserve">Selesaikan y''+y'-2y=6·sin(2x). L(D)=D²+D-2 mengandung suku D ganjil. Substitusi D²→-4 di suku genap: </w:t>
+      </w:r>
+      <w:r>
+        <w:rPr>
+          <w:rFonts w:ascii="Arial" w:hAnsi="Arial" w:cs="Arial"/>
+          <w:b w:val="0"/>
+          <w:i w:val="0"/>
+          <w:sz w:val="22"/>
+        </w:rPr>
+        <w:t xml:space="preserve">L</w:t>
+      </w:r>
+      <w:r>
+        <w:rPr>
+          <w:rFonts w:ascii="Arial" w:hAnsi="Arial" w:cs="Arial"/>
+          <w:b w:val="0"/>
+          <w:i w:val="0"/>
+          <w:sz w:val="22"/>
+          <w:vertAlign w:val="subscript"/>
+        </w:rPr>
+        <w:t xml:space="preserve">eff</w:t>
+      </w:r>
+      <w:r>
+        <w:rPr>
+          <w:rFonts w:ascii="Arial" w:hAnsi="Arial" w:cs="Arial"/>
+          <w:b w:val="0"/>
+          <w:i w:val="0"/>
+          <w:sz w:val="22"/>
+        </w:rPr>
+        <w:t xml:space="preserve">=-4+D-2=D-6. Kalikan pembilang dan penyebut dengan konjugat (D+6): yp=6·(D+6)·sin(2x)/[(D-6)(D+6)]=6(D+6)sin(2x)/(D²-36). Substitusi D²→-4 lagi di penyebut: =6(D+6)sin(2x)/(-40). Hitung (D+6)sin(2x)=2cos(2x)+6sin(2x) (memakai D·sin(2x)=2cos(2x)). Sederhanakan: yp=6[2cos(2x)+6sin(2x)]/(-40)=-(3/10)cos(2x)-(9/10)sin(2x).</w:t>
+      </w:r>
+      <w:r>
+        <w:rPr>
+          <w:rFonts w:ascii="Arial" w:hAnsi="Arial" w:cs="Arial"/>
+          <w:b w:val="0"/>
+          <w:i w:val="0"/>
+          <w:sz w:val="22"/>
+        </w:rPr>
+        <w:t xml:space="preserve"> Hubungan ini dirangkum dalam Persamaan (13).</w:t>
       </w:r>
     </w:p>
     <w:p>
@@ -4335,7 +8140,121 @@
           <w:color w:val="305496"/>
           <w:sz w:val="22"/>
         </w:rPr>
-        <w:t>✓ Solusi Total:   y = c1·e^x + c2·e^(-2x) - (3/10)·cos(2x) - (9/10)·sin(2x)</w:t>
+        <w:t xml:space="preserve">✓ Solusi Total:   y = </w:t>
+      </w:r>
+      <w:r>
+        <w:rPr>
+          <w:rFonts w:ascii="Arial" w:hAnsi="Arial" w:cs="Arial"/>
+          <w:b/>
+          <w:i/>
+          <w:color w:val="305496"/>
+          <w:sz w:val="22"/>
+        </w:rPr>
+        <w:t xml:space="preserve">c</w:t>
+      </w:r>
+      <w:r>
+        <w:rPr>
+          <w:rFonts w:ascii="Arial" w:hAnsi="Arial" w:cs="Arial"/>
+          <w:b/>
+          <w:i/>
+          <w:color w:val="305496"/>
+          <w:sz w:val="22"/>
+          <w:vertAlign w:val="subscript"/>
+        </w:rPr>
+        <w:t xml:space="preserve">1</w:t>
+      </w:r>
+      <w:r>
+        <w:rPr>
+          <w:rFonts w:ascii="Arial" w:hAnsi="Arial" w:cs="Arial"/>
+          <w:b/>
+          <w:i/>
+          <w:color w:val="305496"/>
+          <w:sz w:val="22"/>
+        </w:rPr>
+        <w:t xml:space="preserve">·e</w:t>
+      </w:r>
+      <w:r>
+        <w:rPr>
+          <w:rFonts w:ascii="Arial" w:hAnsi="Arial" w:cs="Arial"/>
+          <w:b/>
+          <w:i/>
+          <w:color w:val="305496"/>
+          <w:sz w:val="22"/>
+          <w:vertAlign w:val="superscript"/>
+        </w:rPr>
+        <w:t xml:space="preserve">x</w:t>
+      </w:r>
+      <w:r>
+        <w:rPr>
+          <w:rFonts w:ascii="Arial" w:hAnsi="Arial" w:cs="Arial"/>
+          <w:b/>
+          <w:i/>
+          <w:color w:val="305496"/>
+          <w:sz w:val="22"/>
+        </w:rPr>
+        <w:t xml:space="preserve"> + </w:t>
+      </w:r>
+      <w:r>
+        <w:rPr>
+          <w:rFonts w:ascii="Arial" w:hAnsi="Arial" w:cs="Arial"/>
+          <w:b/>
+          <w:i/>
+          <w:color w:val="305496"/>
+          <w:sz w:val="22"/>
+        </w:rPr>
+        <w:t xml:space="preserve">c</w:t>
+      </w:r>
+      <w:r>
+        <w:rPr>
+          <w:rFonts w:ascii="Arial" w:hAnsi="Arial" w:cs="Arial"/>
+          <w:b/>
+          <w:i/>
+          <w:color w:val="305496"/>
+          <w:sz w:val="22"/>
+          <w:vertAlign w:val="subscript"/>
+        </w:rPr>
+        <w:t xml:space="preserve">2</w:t>
+      </w:r>
+      <w:r>
+        <w:rPr>
+          <w:rFonts w:ascii="Arial" w:hAnsi="Arial" w:cs="Arial"/>
+          <w:b/>
+          <w:i/>
+          <w:color w:val="305496"/>
+          <w:sz w:val="22"/>
+        </w:rPr>
+        <w:t xml:space="preserve">·e</w:t>
+      </w:r>
+      <w:r>
+        <w:rPr>
+          <w:rFonts w:ascii="Arial" w:hAnsi="Arial" w:cs="Arial"/>
+          <w:b/>
+          <w:i/>
+          <w:color w:val="305496"/>
+          <w:sz w:val="22"/>
+          <w:vertAlign w:val="superscript"/>
+        </w:rPr>
+        <w:t xml:space="preserve">-2x</w:t>
+      </w:r>
+      <w:r>
+        <w:rPr>
+          <w:rFonts w:ascii="Arial" w:hAnsi="Arial" w:cs="Arial"/>
+          <w:b/>
+          <w:i/>
+          <w:color w:val="305496"/>
+          <w:sz w:val="22"/>
+        </w:rPr>
+        <w:t xml:space="preserve"> - (3/10)·cos(2x) - (9/10)·sin(2x)</w:t>
+      </w:r>
+      <w:r>
+        <w:rPr>
+          <w:rFonts w:ascii="Arial" w:hAnsi="Arial" w:cs="Arial"/>
+          <w:b/>
+          <w:i/>
+          <w:color w:val="305496"/>
+          <w:sz w:val="22"/>
+        </w:rPr>
+        <w:t xml:space="preserve">   (13)</w:t>
       </w:r>
     </w:p>
     <w:p>
@@ -4361,6 +8280,15 @@
         </w:rPr>
         <w:t>Selesaikan y''+4y=5·sin(2x). L(D)=D²+4. Substitusi D²→-4 (β=2): L(-4)=-4+4=0, resonansi! (±2i adalah akar karakteristik). Pakai rumus resonansi untuk sin: yp=5·(-x·cos(2x)/(2·2))=-(5/4)·x·cos(2x).</w:t>
       </w:r>
+      <w:r>
+        <w:rPr>
+          <w:rFonts w:ascii="Arial" w:hAnsi="Arial" w:cs="Arial"/>
+          <w:b w:val="0"/>
+          <w:i w:val="0"/>
+          <w:sz w:val="22"/>
+        </w:rPr>
+        <w:t xml:space="preserve"> Bentuk ringkasnya dituliskan pada Persamaan (14).</w:t>
+      </w:r>
     </w:p>
     <w:p>
       <w:pPr>
@@ -4375,7 +8303,79 @@
           <w:color w:val="305496"/>
           <w:sz w:val="22"/>
         </w:rPr>
-        <w:t>✓ Solusi Total:   y = c1·cos(2x) + c2·sin(2x) - (5/4)·x·cos(2x)</w:t>
+        <w:t xml:space="preserve">✓ Solusi Total:   y = </w:t>
+      </w:r>
+      <w:r>
+        <w:rPr>
+          <w:rFonts w:ascii="Arial" w:hAnsi="Arial" w:cs="Arial"/>
+          <w:b/>
+          <w:i/>
+          <w:color w:val="305496"/>
+          <w:sz w:val="22"/>
+        </w:rPr>
+        <w:t xml:space="preserve">c</w:t>
+      </w:r>
+      <w:r>
+        <w:rPr>
+          <w:rFonts w:ascii="Arial" w:hAnsi="Arial" w:cs="Arial"/>
+          <w:b/>
+          <w:i/>
+          <w:color w:val="305496"/>
+          <w:sz w:val="22"/>
+          <w:vertAlign w:val="subscript"/>
+        </w:rPr>
+        <w:t xml:space="preserve">1</w:t>
+      </w:r>
+      <w:r>
+        <w:rPr>
+          <w:rFonts w:ascii="Arial" w:hAnsi="Arial" w:cs="Arial"/>
+          <w:b/>
+          <w:i/>
+          <w:color w:val="305496"/>
+          <w:sz w:val="22"/>
+        </w:rPr>
+        <w:t xml:space="preserve">·cos(2x) + </w:t>
+      </w:r>
+      <w:r>
+        <w:rPr>
+          <w:rFonts w:ascii="Arial" w:hAnsi="Arial" w:cs="Arial"/>
+          <w:b/>
+          <w:i/>
+          <w:color w:val="305496"/>
+          <w:sz w:val="22"/>
+        </w:rPr>
+        <w:t xml:space="preserve">c</w:t>
+      </w:r>
+      <w:r>
+        <w:rPr>
+          <w:rFonts w:ascii="Arial" w:hAnsi="Arial" w:cs="Arial"/>
+          <w:b/>
+          <w:i/>
+          <w:color w:val="305496"/>
+          <w:sz w:val="22"/>
+          <w:vertAlign w:val="subscript"/>
+        </w:rPr>
+        <w:t xml:space="preserve">2</w:t>
+      </w:r>
+      <w:r>
+        <w:rPr>
+          <w:rFonts w:ascii="Arial" w:hAnsi="Arial" w:cs="Arial"/>
+          <w:b/>
+          <w:i/>
+          <w:color w:val="305496"/>
+          <w:sz w:val="22"/>
+        </w:rPr>
+        <w:t xml:space="preserve">·sin(2x) - (5/4)·x·cos(2x)</w:t>
+      </w:r>
+      <w:r>
+        <w:rPr>
+          <w:rFonts w:ascii="Arial" w:hAnsi="Arial" w:cs="Arial"/>
+          <w:b/>
+          <w:i/>
+          <w:color w:val="305496"/>
+          <w:sz w:val="22"/>
+        </w:rPr>
+        <w:t xml:space="preserve">   (14)</w:t>
       </w:r>
     </w:p>
     <w:p>
@@ -4399,7 +8399,83 @@
           <w:i w:val="0"/>
           <w:sz w:val="22"/>
         </w:rPr>
-        <w:t>Faktor x pada Contoh 3 di atas menandakan amplitudo yang tumbuh linier tanpa batas (envelope ±(5/4)x), fenomena resonansi mekanik klasik yang identik dengan kasus keruntuhan Jembatan Tacoma Narrows dan pecahnya gelas kristal oleh nada soprano tepat pada frekuensi naturalnya. Konsisten dengan sifat shift, untuk f(x)=e^(αx)·sin(βx) atau e^(αx)·cos(βx), pakai (1/L(D))·e^(αx)·v(x)=e^(αx)·(1/L(D+α))·v(x), lalu terapkan aturan trigonometri di atas pada L(D+α) yang sudah tergeser.</w:t>
+        <w:t xml:space="preserve">Faktor x pada Contoh 3 di atas menandakan amplitudo yang tumbuh linier tanpa batas (envelope ±(5/4)x), fenomena resonansi mekanik klasik yang identik dengan kasus keruntuhan Jembatan Tacoma Narrows dan pecahnya gelas kristal oleh nada soprano tepat pada frekuensi naturalnya. Konsisten dengan sifat shift, untuk f(x)=e</w:t>
+      </w:r>
+      <w:r>
+        <w:rPr>
+          <w:rFonts w:ascii="Arial" w:hAnsi="Arial" w:cs="Arial"/>
+          <w:b w:val="0"/>
+          <w:i w:val="0"/>
+          <w:sz w:val="22"/>
+          <w:vertAlign w:val="superscript"/>
+        </w:rPr>
+        <w:t xml:space="preserve">αx</w:t>
+      </w:r>
+      <w:r>
+        <w:rPr>
+          <w:rFonts w:ascii="Arial" w:hAnsi="Arial" w:cs="Arial"/>
+          <w:b w:val="0"/>
+          <w:i w:val="0"/>
+          <w:sz w:val="22"/>
+        </w:rPr>
+        <w:t xml:space="preserve">·sin(βx) atau e</w:t>
+      </w:r>
+      <w:r>
+        <w:rPr>
+          <w:rFonts w:ascii="Arial" w:hAnsi="Arial" w:cs="Arial"/>
+          <w:b w:val="0"/>
+          <w:i w:val="0"/>
+          <w:sz w:val="22"/>
+          <w:vertAlign w:val="superscript"/>
+        </w:rPr>
+        <w:t xml:space="preserve">αx</w:t>
+      </w:r>
+      <w:r>
+        <w:rPr>
+          <w:rFonts w:ascii="Arial" w:hAnsi="Arial" w:cs="Arial"/>
+          <w:b w:val="0"/>
+          <w:i w:val="0"/>
+          <w:sz w:val="22"/>
+        </w:rPr>
+        <w:t xml:space="preserve">·cos(βx), pakai (1/L(D))·e</w:t>
+      </w:r>
+      <w:r>
+        <w:rPr>
+          <w:rFonts w:ascii="Arial" w:hAnsi="Arial" w:cs="Arial"/>
+          <w:b w:val="0"/>
+          <w:i w:val="0"/>
+          <w:sz w:val="22"/>
+          <w:vertAlign w:val="superscript"/>
+        </w:rPr>
+        <w:t xml:space="preserve">αx</w:t>
+      </w:r>
+      <w:r>
+        <w:rPr>
+          <w:rFonts w:ascii="Arial" w:hAnsi="Arial" w:cs="Arial"/>
+          <w:b w:val="0"/>
+          <w:i w:val="0"/>
+          <w:sz w:val="22"/>
+        </w:rPr>
+        <w:t xml:space="preserve">·v(x)=e</w:t>
+      </w:r>
+      <w:r>
+        <w:rPr>
+          <w:rFonts w:ascii="Arial" w:hAnsi="Arial" w:cs="Arial"/>
+          <w:b w:val="0"/>
+          <w:i w:val="0"/>
+          <w:sz w:val="22"/>
+          <w:vertAlign w:val="superscript"/>
+        </w:rPr>
+        <w:t xml:space="preserve">αx</w:t>
+      </w:r>
+      <w:r>
+        <w:rPr>
+          <w:rFonts w:ascii="Arial" w:hAnsi="Arial" w:cs="Arial"/>
+          <w:b w:val="0"/>
+          <w:i w:val="0"/>
+          <w:sz w:val="22"/>
+        </w:rPr>
+        <w:t xml:space="preserve">·(1/L(D+α))·v(x), lalu terapkan aturan trigonometri di atas pada L(D+α) yang sudah tergeser.</w:t>
       </w:r>
     </w:p>
     <w:p>
@@ -4439,7 +8515,54 @@
           <w:i w:val="0"/>
           <w:sz w:val="22"/>
         </w:rPr>
-        <w:t>Untuk f(x) berupa polinomial pangkat k, invers operator dihitung via ekspansi deret McLaurin untuk 1/L(D) dalam D, lalu suku-suku berpangkat D lebih tinggi dari k otomatis lenyap karena D^(k+1)·(polinomial pangkat k)=0. Ide dasarnya adalah deret geometrik: untuk L(D)=1-D, berlaku 1/(1-D)=1+D+D²+D³+..., dan saat dikenakan pada polinomial pangkat k, deret terpotong otomatis pada suku D^k. Bila L(D) tidak punya suku konstanta (mis. L=D²-3D=D(D-3)), faktorkan keluar D dan pakai 1/D=∫(·)dx (operator invers dari D adalah integrasi).</w:t>
+        <w:t xml:space="preserve">Untuk f(x) berupa polinomial pangkat k, invers operator dihitung via ekspansi deret McLaurin untuk 1/L(D) dalam D, lalu suku-suku berpangkat D lebih tinggi dari k otomatis lenyap karena D</w:t>
+      </w:r>
+      <w:r>
+        <w:rPr>
+          <w:rFonts w:ascii="Arial" w:hAnsi="Arial" w:cs="Arial"/>
+          <w:b w:val="0"/>
+          <w:i w:val="0"/>
+          <w:sz w:val="22"/>
+          <w:vertAlign w:val="superscript"/>
+        </w:rPr>
+        <w:t xml:space="preserve">k+1</w:t>
+      </w:r>
+      <w:r>
+        <w:rPr>
+          <w:rFonts w:ascii="Arial" w:hAnsi="Arial" w:cs="Arial"/>
+          <w:b w:val="0"/>
+          <w:i w:val="0"/>
+          <w:sz w:val="22"/>
+        </w:rPr>
+        <w:t xml:space="preserve">·(polinomial pangkat k)=0. Ide dasarnya adalah deret geometrik: untuk L(D)=1-D, berlaku 1/(1-D)=1+D+D²+D³+..., dan saat dikenakan pada polinomial pangkat k, deret terpotong otomatis pada suku D</w:t>
+      </w:r>
+      <w:r>
+        <w:rPr>
+          <w:rFonts w:ascii="Arial" w:hAnsi="Arial" w:cs="Arial"/>
+          <w:b w:val="0"/>
+          <w:i w:val="0"/>
+          <w:sz w:val="22"/>
+          <w:vertAlign w:val="superscript"/>
+        </w:rPr>
+        <w:t xml:space="preserve">k</w:t>
+      </w:r>
+      <w:r>
+        <w:rPr>
+          <w:rFonts w:ascii="Arial" w:hAnsi="Arial" w:cs="Arial"/>
+          <w:b w:val="0"/>
+          <w:i w:val="0"/>
+          <w:sz w:val="22"/>
+        </w:rPr>
+        <w:t xml:space="preserve">. Bila L(D) tidak punya suku konstanta (mis. L=D²-3D=D(D-3)), faktorkan keluar D dan pakai 1/D=∫(·)dx (operator invers dari D adalah integrasi).</w:t>
+      </w:r>
+      <w:r>
+        <w:rPr>
+          <w:rFonts w:ascii="Arial" w:hAnsi="Arial" w:cs="Arial"/>
+          <w:b w:val="0"/>
+          <w:i w:val="0"/>
+          <w:sz w:val="22"/>
+        </w:rPr>
+        <w:t xml:space="preserve"> Persamaan (15) memadatkan aturan tersebut.</w:t>
       </w:r>
     </w:p>
     <w:p>
@@ -4457,6 +8580,16 @@
         </w:rPr>
         <w:t>1/(1-D) = 1 + D + D² + ...;   L(D)=c·(1+g(D))  ⟹  1/L(D)=(1/c)(1-g+g²-...);   1/D = ∫(·)dx</w:t>
       </w:r>
+      <w:r>
+        <w:rPr>
+          <w:rFonts w:ascii="Arial" w:hAnsi="Arial" w:cs="Arial"/>
+          <w:b/>
+          <w:i/>
+          <w:color w:val="305496"/>
+          <w:sz w:val="22"/>
+        </w:rPr>
+        <w:t xml:space="preserve">   (15)</w:t>
+      </w:r>
     </w:p>
     <w:p>
       <w:pPr>
@@ -4481,6 +8614,15 @@
         </w:rPr>
         <w:t>Selesaikan y''-4y'+3y=6x²-7. L(D)=D²-4D+3=3·(1+g) dengan g=(D²-4D)/3 (faktor keluar konstanta 3 agar ekspansi 1/(1+g) berlaku). Karena f polinomial pangkat 2, hanya perlu suku sampai D² pada ekspansi: 1/L(D)≈(1/3)(1-g+g²), dengan g²→16D²/9 setelah suku D³ dan D⁴ dibuang (nol saat dikenakan pada x²). Sederhanakan koefisien: 1/L(D)≈(1/3)+(4/9)D+(13/27)D². Terapkan pada (6x²-7): suku konstan memberi (1/3)(6x²-7)=2x²-7/3; suku D memberi (4/9)·12x=16x/3; suku D² memberi (13/27)·12=52/9. Jumlahkan: yp=2x²+16x/3+31/9 (setelah -7/3+52/9=31/9).</w:t>
       </w:r>
+      <w:r>
+        <w:rPr>
+          <w:rFonts w:ascii="Arial" w:hAnsi="Arial" w:cs="Arial"/>
+          <w:b w:val="0"/>
+          <w:i w:val="0"/>
+          <w:sz w:val="22"/>
+        </w:rPr>
+        <w:t xml:space="preserve"> Rangkuman kuantitatifnya tertulis pada Persamaan (16).</w:t>
+      </w:r>
     </w:p>
     <w:p>
       <w:pPr>
@@ -4495,7 +8637,121 @@
           <w:color w:val="305496"/>
           <w:sz w:val="22"/>
         </w:rPr>
-        <w:t>✓ Solusi Total:   y = c1·e^x + c2·e^(3x) + 2x² + (16/3)x + 31/9</w:t>
+        <w:t xml:space="preserve">✓ Solusi Total:   y = </w:t>
+      </w:r>
+      <w:r>
+        <w:rPr>
+          <w:rFonts w:ascii="Arial" w:hAnsi="Arial" w:cs="Arial"/>
+          <w:b/>
+          <w:i/>
+          <w:color w:val="305496"/>
+          <w:sz w:val="22"/>
+        </w:rPr>
+        <w:t xml:space="preserve">c</w:t>
+      </w:r>
+      <w:r>
+        <w:rPr>
+          <w:rFonts w:ascii="Arial" w:hAnsi="Arial" w:cs="Arial"/>
+          <w:b/>
+          <w:i/>
+          <w:color w:val="305496"/>
+          <w:sz w:val="22"/>
+          <w:vertAlign w:val="subscript"/>
+        </w:rPr>
+        <w:t xml:space="preserve">1</w:t>
+      </w:r>
+      <w:r>
+        <w:rPr>
+          <w:rFonts w:ascii="Arial" w:hAnsi="Arial" w:cs="Arial"/>
+          <w:b/>
+          <w:i/>
+          <w:color w:val="305496"/>
+          <w:sz w:val="22"/>
+        </w:rPr>
+        <w:t xml:space="preserve">·e</w:t>
+      </w:r>
+      <w:r>
+        <w:rPr>
+          <w:rFonts w:ascii="Arial" w:hAnsi="Arial" w:cs="Arial"/>
+          <w:b/>
+          <w:i/>
+          <w:color w:val="305496"/>
+          <w:sz w:val="22"/>
+          <w:vertAlign w:val="superscript"/>
+        </w:rPr>
+        <w:t xml:space="preserve">x</w:t>
+      </w:r>
+      <w:r>
+        <w:rPr>
+          <w:rFonts w:ascii="Arial" w:hAnsi="Arial" w:cs="Arial"/>
+          <w:b/>
+          <w:i/>
+          <w:color w:val="305496"/>
+          <w:sz w:val="22"/>
+        </w:rPr>
+        <w:t xml:space="preserve"> + </w:t>
+      </w:r>
+      <w:r>
+        <w:rPr>
+          <w:rFonts w:ascii="Arial" w:hAnsi="Arial" w:cs="Arial"/>
+          <w:b/>
+          <w:i/>
+          <w:color w:val="305496"/>
+          <w:sz w:val="22"/>
+        </w:rPr>
+        <w:t xml:space="preserve">c</w:t>
+      </w:r>
+      <w:r>
+        <w:rPr>
+          <w:rFonts w:ascii="Arial" w:hAnsi="Arial" w:cs="Arial"/>
+          <w:b/>
+          <w:i/>
+          <w:color w:val="305496"/>
+          <w:sz w:val="22"/>
+          <w:vertAlign w:val="subscript"/>
+        </w:rPr>
+        <w:t xml:space="preserve">2</w:t>
+      </w:r>
+      <w:r>
+        <w:rPr>
+          <w:rFonts w:ascii="Arial" w:hAnsi="Arial" w:cs="Arial"/>
+          <w:b/>
+          <w:i/>
+          <w:color w:val="305496"/>
+          <w:sz w:val="22"/>
+        </w:rPr>
+        <w:t xml:space="preserve">·e</w:t>
+      </w:r>
+      <w:r>
+        <w:rPr>
+          <w:rFonts w:ascii="Arial" w:hAnsi="Arial" w:cs="Arial"/>
+          <w:b/>
+          <w:i/>
+          <w:color w:val="305496"/>
+          <w:sz w:val="22"/>
+          <w:vertAlign w:val="superscript"/>
+        </w:rPr>
+        <w:t xml:space="preserve">3x</w:t>
+      </w:r>
+      <w:r>
+        <w:rPr>
+          <w:rFonts w:ascii="Arial" w:hAnsi="Arial" w:cs="Arial"/>
+          <w:b/>
+          <w:i/>
+          <w:color w:val="305496"/>
+          <w:sz w:val="22"/>
+        </w:rPr>
+        <w:t xml:space="preserve"> + 2x² + (16/3)x + 31/9</w:t>
+      </w:r>
+      <w:r>
+        <w:rPr>
+          <w:rFonts w:ascii="Arial" w:hAnsi="Arial" w:cs="Arial"/>
+          <w:b/>
+          <w:i/>
+          <w:color w:val="305496"/>
+          <w:sz w:val="22"/>
+        </w:rPr>
+        <w:t xml:space="preserve">   (16)</w:t>
       </w:r>
     </w:p>
     <w:p>
@@ -4521,6 +8777,15 @@
         </w:rPr>
         <w:t>Selesaikan y''-3y'=6x. L(D)=D²-3D=D(D-3), tidak punya suku konstanta, faktor keluar D. yp=(1/D)·(1/(D-3))·6x. Kerjakan (1/(D-3)) dulu: 1/(D-3)=-(1/3)(1+D/3+D²/9+...), dan pada 6x (polinomial pangkat 1, hanya perlu suku sampai D): -(1/3)(1+D/3)(6x)=-(1/3)(6x+2)=-2x-2/3. Terapkan 1/D=∫(·)dx: yp=∫(-2x-2/3)dx=-x²-(2/3)x (konstanta integrasi diabaikan, diserap yh).</w:t>
       </w:r>
+      <w:r>
+        <w:rPr>
+          <w:rFonts w:ascii="Arial" w:hAnsi="Arial" w:cs="Arial"/>
+          <w:b w:val="0"/>
+          <w:i w:val="0"/>
+          <w:sz w:val="22"/>
+        </w:rPr>
+        <w:t xml:space="preserve"> Hubungan ini dirangkum dalam Persamaan (17).</w:t>
+      </w:r>
     </w:p>
     <w:p>
       <w:pPr>
@@ -4535,7 +8800,100 @@
           <w:color w:val="305496"/>
           <w:sz w:val="22"/>
         </w:rPr>
-        <w:t>✓ Solusi Total:   y = c1 + c2·e^(3x) - x² - (2/3)x</w:t>
+        <w:t xml:space="preserve">✓ Solusi Total:   y = </w:t>
+      </w:r>
+      <w:r>
+        <w:rPr>
+          <w:rFonts w:ascii="Arial" w:hAnsi="Arial" w:cs="Arial"/>
+          <w:b/>
+          <w:i/>
+          <w:color w:val="305496"/>
+          <w:sz w:val="22"/>
+        </w:rPr>
+        <w:t xml:space="preserve">c</w:t>
+      </w:r>
+      <w:r>
+        <w:rPr>
+          <w:rFonts w:ascii="Arial" w:hAnsi="Arial" w:cs="Arial"/>
+          <w:b/>
+          <w:i/>
+          <w:color w:val="305496"/>
+          <w:sz w:val="22"/>
+          <w:vertAlign w:val="subscript"/>
+        </w:rPr>
+        <w:t xml:space="preserve">1</w:t>
+      </w:r>
+      <w:r>
+        <w:rPr>
+          <w:rFonts w:ascii="Arial" w:hAnsi="Arial" w:cs="Arial"/>
+          <w:b/>
+          <w:i/>
+          <w:color w:val="305496"/>
+          <w:sz w:val="22"/>
+        </w:rPr>
+        <w:t xml:space="preserve"> + </w:t>
+      </w:r>
+      <w:r>
+        <w:rPr>
+          <w:rFonts w:ascii="Arial" w:hAnsi="Arial" w:cs="Arial"/>
+          <w:b/>
+          <w:i/>
+          <w:color w:val="305496"/>
+          <w:sz w:val="22"/>
+        </w:rPr>
+        <w:t xml:space="preserve">c</w:t>
+      </w:r>
+      <w:r>
+        <w:rPr>
+          <w:rFonts w:ascii="Arial" w:hAnsi="Arial" w:cs="Arial"/>
+          <w:b/>
+          <w:i/>
+          <w:color w:val="305496"/>
+          <w:sz w:val="22"/>
+          <w:vertAlign w:val="subscript"/>
+        </w:rPr>
+        <w:t xml:space="preserve">2</w:t>
+      </w:r>
+      <w:r>
+        <w:rPr>
+          <w:rFonts w:ascii="Arial" w:hAnsi="Arial" w:cs="Arial"/>
+          <w:b/>
+          <w:i/>
+          <w:color w:val="305496"/>
+          <w:sz w:val="22"/>
+        </w:rPr>
+        <w:t xml:space="preserve">·e</w:t>
+      </w:r>
+      <w:r>
+        <w:rPr>
+          <w:rFonts w:ascii="Arial" w:hAnsi="Arial" w:cs="Arial"/>
+          <w:b/>
+          <w:i/>
+          <w:color w:val="305496"/>
+          <w:sz w:val="22"/>
+          <w:vertAlign w:val="superscript"/>
+        </w:rPr>
+        <w:t xml:space="preserve">3x</w:t>
+      </w:r>
+      <w:r>
+        <w:rPr>
+          <w:rFonts w:ascii="Arial" w:hAnsi="Arial" w:cs="Arial"/>
+          <w:b/>
+          <w:i/>
+          <w:color w:val="305496"/>
+          <w:sz w:val="22"/>
+        </w:rPr>
+        <w:t xml:space="preserve"> - x² - (2/3)x</w:t>
+      </w:r>
+      <w:r>
+        <w:rPr>
+          <w:rFonts w:ascii="Arial" w:hAnsi="Arial" w:cs="Arial"/>
+          <w:b/>
+          <w:i/>
+          <w:color w:val="305496"/>
+          <w:sz w:val="22"/>
+        </w:rPr>
+        <w:t xml:space="preserve">   (17)</w:t>
       </w:r>
     </w:p>
     <w:p>
@@ -4692,7 +9050,17 @@
                 <w:i w:val="0"/>
                 <w:sz w:val="19"/>
               </w:rPr>
-              <w:t>e^(αx)</w:t>
+              <w:t xml:space="preserve">e</w:t>
+            </w:r>
+            <w:r>
+              <w:rPr>
+                <w:rFonts w:ascii="Arial" w:hAnsi="Arial" w:cs="Arial"/>
+                <w:b w:val="0"/>
+                <w:i w:val="0"/>
+                <w:sz w:val="19"/>
+                <w:vertAlign w:val="superscript"/>
+              </w:rPr>
+              <w:t xml:space="preserve">αx</w:t>
             </w:r>
           </w:p>
         </w:tc>
@@ -4744,7 +9112,26 @@
                 <w:i w:val="0"/>
                 <w:sz w:val="19"/>
               </w:rPr>
-              <w:t>e^(αx)/L(α)</w:t>
+              <w:t xml:space="preserve">e</w:t>
+            </w:r>
+            <w:r>
+              <w:rPr>
+                <w:rFonts w:ascii="Arial" w:hAnsi="Arial" w:cs="Arial"/>
+                <w:b w:val="0"/>
+                <w:i w:val="0"/>
+                <w:sz w:val="19"/>
+                <w:vertAlign w:val="superscript"/>
+              </w:rPr>
+              <w:t xml:space="preserve">αx</w:t>
+            </w:r>
+            <w:r>
+              <w:rPr>
+                <w:rFonts w:ascii="Arial" w:hAnsi="Arial" w:cs="Arial"/>
+                <w:b w:val="0"/>
+                <w:i w:val="0"/>
+                <w:sz w:val="19"/>
+              </w:rPr>
+              <w:t xml:space="preserve">/L(α)</w:t>
             </w:r>
           </w:p>
         </w:tc>
@@ -4775,7 +9162,26 @@
                 <w:i w:val="0"/>
                 <w:sz w:val="19"/>
               </w:rPr>
-              <w:t>e^(αx)  (resonansi simple)</w:t>
+              <w:t xml:space="preserve">e</w:t>
+            </w:r>
+            <w:r>
+              <w:rPr>
+                <w:rFonts w:ascii="Arial" w:hAnsi="Arial" w:cs="Arial"/>
+                <w:b w:val="0"/>
+                <w:i w:val="0"/>
+                <w:sz w:val="19"/>
+                <w:vertAlign w:val="superscript"/>
+              </w:rPr>
+              <w:t xml:space="preserve">αx</w:t>
+            </w:r>
+            <w:r>
+              <w:rPr>
+                <w:rFonts w:ascii="Arial" w:hAnsi="Arial" w:cs="Arial"/>
+                <w:b w:val="0"/>
+                <w:i w:val="0"/>
+                <w:sz w:val="19"/>
+              </w:rPr>
+              <w:t xml:space="preserve">  (resonansi simple)</w:t>
             </w:r>
           </w:p>
         </w:tc>
@@ -4827,7 +9233,26 @@
                 <w:i w:val="0"/>
                 <w:sz w:val="19"/>
               </w:rPr>
-              <w:t>x·e^(αx)/L'(α)</w:t>
+              <w:t xml:space="preserve">x·e</w:t>
+            </w:r>
+            <w:r>
+              <w:rPr>
+                <w:rFonts w:ascii="Arial" w:hAnsi="Arial" w:cs="Arial"/>
+                <w:b w:val="0"/>
+                <w:i w:val="0"/>
+                <w:sz w:val="19"/>
+                <w:vertAlign w:val="superscript"/>
+              </w:rPr>
+              <w:t xml:space="preserve">αx</w:t>
+            </w:r>
+            <w:r>
+              <w:rPr>
+                <w:rFonts w:ascii="Arial" w:hAnsi="Arial" w:cs="Arial"/>
+                <w:b w:val="0"/>
+                <w:i w:val="0"/>
+                <w:sz w:val="19"/>
+              </w:rPr>
+              <w:t xml:space="preserve">/L'(α)</w:t>
             </w:r>
           </w:p>
         </w:tc>
@@ -4858,7 +9283,26 @@
                 <w:i w:val="0"/>
                 <w:sz w:val="19"/>
               </w:rPr>
-              <w:t>e^(αx)  (resonansi berulang)</w:t>
+              <w:t xml:space="preserve">e</w:t>
+            </w:r>
+            <w:r>
+              <w:rPr>
+                <w:rFonts w:ascii="Arial" w:hAnsi="Arial" w:cs="Arial"/>
+                <w:b w:val="0"/>
+                <w:i w:val="0"/>
+                <w:sz w:val="19"/>
+                <w:vertAlign w:val="superscript"/>
+              </w:rPr>
+              <w:t xml:space="preserve">αx</w:t>
+            </w:r>
+            <w:r>
+              <w:rPr>
+                <w:rFonts w:ascii="Arial" w:hAnsi="Arial" w:cs="Arial"/>
+                <w:b w:val="0"/>
+                <w:i w:val="0"/>
+                <w:sz w:val="19"/>
+              </w:rPr>
+              <w:t xml:space="preserve">  (resonansi berulang)</w:t>
             </w:r>
           </w:p>
         </w:tc>
@@ -4910,7 +9354,26 @@
                 <w:i w:val="0"/>
                 <w:sz w:val="19"/>
               </w:rPr>
-              <w:t>x²·e^(αx)/L''(α)</w:t>
+              <w:t xml:space="preserve">x²·e</w:t>
+            </w:r>
+            <w:r>
+              <w:rPr>
+                <w:rFonts w:ascii="Arial" w:hAnsi="Arial" w:cs="Arial"/>
+                <w:b w:val="0"/>
+                <w:i w:val="0"/>
+                <w:sz w:val="19"/>
+                <w:vertAlign w:val="superscript"/>
+              </w:rPr>
+              <w:t xml:space="preserve">αx</w:t>
+            </w:r>
+            <w:r>
+              <w:rPr>
+                <w:rFonts w:ascii="Arial" w:hAnsi="Arial" w:cs="Arial"/>
+                <w:b w:val="0"/>
+                <w:i w:val="0"/>
+                <w:sz w:val="19"/>
+              </w:rPr>
+              <w:t xml:space="preserve">/L''(α)</w:t>
             </w:r>
           </w:p>
         </w:tc>
@@ -5107,7 +9570,26 @@
                 <w:i w:val="0"/>
                 <w:sz w:val="19"/>
               </w:rPr>
-              <w:t>x^k  (polinomial derajat k)</w:t>
+              <w:t xml:space="preserve">x</w:t>
+            </w:r>
+            <w:r>
+              <w:rPr>
+                <w:rFonts w:ascii="Arial" w:hAnsi="Arial" w:cs="Arial"/>
+                <w:b w:val="0"/>
+                <w:i w:val="0"/>
+                <w:sz w:val="19"/>
+                <w:vertAlign w:val="superscript"/>
+              </w:rPr>
+              <w:t xml:space="preserve">k</w:t>
+            </w:r>
+            <w:r>
+              <w:rPr>
+                <w:rFonts w:ascii="Arial" w:hAnsi="Arial" w:cs="Arial"/>
+                <w:b w:val="0"/>
+                <w:i w:val="0"/>
+                <w:sz w:val="19"/>
+              </w:rPr>
+              <w:t xml:space="preserve">  (polinomial derajat k)</w:t>
             </w:r>
           </w:p>
         </w:tc>
@@ -5159,7 +9641,17 @@
                 <w:i w:val="0"/>
                 <w:sz w:val="19"/>
               </w:rPr>
-              <w:t>ekspansi McLaurin (1/c)(1-g+g²-...) sampai D^k</w:t>
+              <w:t xml:space="preserve">ekspansi McLaurin (1/c)(1-g+g²-...) sampai D</w:t>
+            </w:r>
+            <w:r>
+              <w:rPr>
+                <w:rFonts w:ascii="Arial" w:hAnsi="Arial" w:cs="Arial"/>
+                <w:b w:val="0"/>
+                <w:i w:val="0"/>
+                <w:sz w:val="19"/>
+                <w:vertAlign w:val="superscript"/>
+              </w:rPr>
+              <w:t xml:space="preserve">k</w:t>
             </w:r>
           </w:p>
         </w:tc>
@@ -5189,7 +9681,26 @@
                 <w:i w:val="0"/>
                 <w:sz w:val="19"/>
               </w:rPr>
-              <w:t>e^(αx)·v(x)  (shift)</w:t>
+              <w:t xml:space="preserve">e</w:t>
+            </w:r>
+            <w:r>
+              <w:rPr>
+                <w:rFonts w:ascii="Arial" w:hAnsi="Arial" w:cs="Arial"/>
+                <w:b w:val="0"/>
+                <w:i w:val="0"/>
+                <w:sz w:val="19"/>
+                <w:vertAlign w:val="superscript"/>
+              </w:rPr>
+              <w:t xml:space="preserve">αx</w:t>
+            </w:r>
+            <w:r>
+              <w:rPr>
+                <w:rFonts w:ascii="Arial" w:hAnsi="Arial" w:cs="Arial"/>
+                <w:b w:val="0"/>
+                <w:i w:val="0"/>
+                <w:sz w:val="19"/>
+              </w:rPr>
+              <w:t xml:space="preserve">·v(x)  (shift)</w:t>
             </w:r>
           </w:p>
         </w:tc>
@@ -5239,7 +9750,26 @@
                 <w:i w:val="0"/>
                 <w:sz w:val="19"/>
               </w:rPr>
-              <w:t>e^(αx)·(1/L(D+α))·v(x)</w:t>
+              <w:t xml:space="preserve">e</w:t>
+            </w:r>
+            <w:r>
+              <w:rPr>
+                <w:rFonts w:ascii="Arial" w:hAnsi="Arial" w:cs="Arial"/>
+                <w:b w:val="0"/>
+                <w:i w:val="0"/>
+                <w:sz w:val="19"/>
+                <w:vertAlign w:val="superscript"/>
+              </w:rPr>
+              <w:t xml:space="preserve">αx</w:t>
+            </w:r>
+            <w:r>
+              <w:rPr>
+                <w:rFonts w:ascii="Arial" w:hAnsi="Arial" w:cs="Arial"/>
+                <w:b w:val="0"/>
+                <w:i w:val="0"/>
+                <w:sz w:val="19"/>
+              </w:rPr>
+              <w:t xml:space="preserve">·(1/L(D+α))·v(x)</w:t>
             </w:r>
           </w:p>
         </w:tc>
@@ -5728,7 +10258,54 @@
                 <w:i w:val="0"/>
                 <w:sz w:val="19"/>
               </w:rPr>
-              <w:t>Butuh integrasi eksplisit e^(-∫p dx)/y1²</w:t>
+              <w:t xml:space="preserve">Butuh integrasi eksplisit e</w:t>
+            </w:r>
+            <w:r>
+              <w:rPr>
+                <w:rFonts w:ascii="Arial" w:hAnsi="Arial" w:cs="Arial"/>
+                <w:b w:val="0"/>
+                <w:i w:val="0"/>
+                <w:sz w:val="19"/>
+                <w:vertAlign w:val="superscript"/>
+              </w:rPr>
+              <w:t xml:space="preserve">-∫p dx</w:t>
+            </w:r>
+            <w:r>
+              <w:rPr>
+                <w:rFonts w:ascii="Arial" w:hAnsi="Arial" w:cs="Arial"/>
+                <w:b w:val="0"/>
+                <w:i w:val="0"/>
+                <w:sz w:val="19"/>
+              </w:rPr>
+              <w:t xml:space="preserve">/</w:t>
+            </w:r>
+            <w:r>
+              <w:rPr>
+                <w:rFonts w:ascii="Arial" w:hAnsi="Arial" w:cs="Arial"/>
+                <w:b w:val="0"/>
+                <w:i w:val="0"/>
+                <w:sz w:val="19"/>
+              </w:rPr>
+              <w:t xml:space="preserve">y</w:t>
+            </w:r>
+            <w:r>
+              <w:rPr>
+                <w:rFonts w:ascii="Arial" w:hAnsi="Arial" w:cs="Arial"/>
+                <w:b w:val="0"/>
+                <w:i w:val="0"/>
+                <w:sz w:val="19"/>
+                <w:vertAlign w:val="subscript"/>
+              </w:rPr>
+              <w:t xml:space="preserve">1</w:t>
+            </w:r>
+            <w:r>
+              <w:rPr>
+                <w:rFonts w:ascii="Arial" w:hAnsi="Arial" w:cs="Arial"/>
+                <w:b w:val="0"/>
+                <w:i w:val="0"/>
+                <w:sz w:val="19"/>
+              </w:rPr>
+              <w:t xml:space="preserve">²</w:t>
             </w:r>
           </w:p>
         </w:tc>
@@ -6148,7 +10725,63 @@
           <w:i w:val="0"/>
           <w:sz w:val="22"/>
         </w:rPr>
-        <w:t>Studi kasus nyata: engineer maintenance pabrik tekstil menerima keluhan operator bahwa kompresor sentrifugal #3 mengalami getaran sangat besar pada RPM operasi tertentu, dengan dampak ke fondasi dan baut angkur yang mulai longgar. Sistem dimodelkan sebagai massa-pegas-redaman dengan notasi D-operator L(D)·x=F0·sin(ωt), L(D)=mD²+cD+k, dengan parameter terukur m=50 kg, k=2×10⁵ N/m, c=200 N·s/m, F0=500 N, dan getaran maksimum teramati saat ω=63 rad/s. Gambar 6 menunjukkan skema sistem beserta persamaan operatornya.</w:t>
+        <w:t xml:space="preserve">Studi kasus nyata: engineer maintenance pabrik tekstil menerima keluhan operator bahwa kompresor sentrifugal #3 mengalami getaran sangat besar pada RPM operasi tertentu, dengan dampak ke fondasi dan baut angkur yang mulai longgar. Sistem dimodelkan sebagai massa-pegas-redaman dengan notasi D-operator L(D)·x=</w:t>
+      </w:r>
+      <w:r>
+        <w:rPr>
+          <w:rFonts w:ascii="Arial" w:hAnsi="Arial" w:cs="Arial"/>
+          <w:b w:val="0"/>
+          <w:i w:val="0"/>
+          <w:sz w:val="22"/>
+        </w:rPr>
+        <w:t xml:space="preserve">F</w:t>
+      </w:r>
+      <w:r>
+        <w:rPr>
+          <w:rFonts w:ascii="Arial" w:hAnsi="Arial" w:cs="Arial"/>
+          <w:b w:val="0"/>
+          <w:i w:val="0"/>
+          <w:sz w:val="22"/>
+          <w:vertAlign w:val="subscript"/>
+        </w:rPr>
+        <w:t xml:space="preserve">0</w:t>
+      </w:r>
+      <w:r>
+        <w:rPr>
+          <w:rFonts w:ascii="Arial" w:hAnsi="Arial" w:cs="Arial"/>
+          <w:b w:val="0"/>
+          <w:i w:val="0"/>
+          <w:sz w:val="22"/>
+        </w:rPr>
+        <w:t xml:space="preserve">·sin(ωt), L(D)=mD²+cD+k, dengan parameter terukur m=50 kg, k=2×10⁵ N/m, c=200 N·s/m, </w:t>
+      </w:r>
+      <w:r>
+        <w:rPr>
+          <w:rFonts w:ascii="Arial" w:hAnsi="Arial" w:cs="Arial"/>
+          <w:b w:val="0"/>
+          <w:i w:val="0"/>
+          <w:sz w:val="22"/>
+        </w:rPr>
+        <w:t xml:space="preserve">F</w:t>
+      </w:r>
+      <w:r>
+        <w:rPr>
+          <w:rFonts w:ascii="Arial" w:hAnsi="Arial" w:cs="Arial"/>
+          <w:b w:val="0"/>
+          <w:i w:val="0"/>
+          <w:sz w:val="22"/>
+          <w:vertAlign w:val="subscript"/>
+        </w:rPr>
+        <w:t xml:space="preserve">0</w:t>
+      </w:r>
+      <w:r>
+        <w:rPr>
+          <w:rFonts w:ascii="Arial" w:hAnsi="Arial" w:cs="Arial"/>
+          <w:b w:val="0"/>
+          <w:i w:val="0"/>
+          <w:sz w:val="22"/>
+        </w:rPr>
+        <w:t xml:space="preserve">=500 N, dan getaran maksimum teramati saat ω=63 rad/s. Gambar 6 menunjukkan skema sistem beserta persamaan operatornya.</w:t>
       </w:r>
     </w:p>
     <w:p>
@@ -6229,7 +10862,82 @@
           <w:i w:val="0"/>
           <w:sz w:val="22"/>
         </w:rPr>
-        <w:t>Gambar 6 melengkapi analisis: akar L(D)=50D²+200D+2×10⁵ (setelah dibagi 50, λ²+4λ+4000=0) adalah λ=-2±63,2i, akar kompleks yang menentukan transient xh=e^(-2t)[c1cos(63,2t)+c2sin(63,2t)] yang meluruh perlahan (redaman ringan). Untuk mendeteksi resonansi, substitusi D²→-ω²=-3969 di suku genap L(D): k-mω²=200000-50·3969=1550, jauh lebih kecil dibanding k=200000, tanda near-resonansi (bila c=0, komponen ini akan menjadi tepat nol dan invers operator meledak ke tak hingga). Dengan trik konjugat, L_eff=(k-mω²)+cD=1550+200D dikalikan konjugatnya (1550-200D), memberi penyebut 1550²+(200·63)²≈1,61×10⁸. Amplitudo steady-state xp=F0/√[(k-mω²)²+(cω)²]=500/√(1,61×10⁸)≈0,0394 m=39,4 mm, jauh melebihi batas aman mesin presisi menurut standar ISO 10816.</w:t>
+        <w:t xml:space="preserve">Gambar 6 melengkapi analisis: akar L(D)=50D²+200D+2×10⁵ (setelah dibagi 50, λ²+4λ+4000=0) adalah λ=-2±63,2i, akar kompleks yang menentukan transient xh=e</w:t>
+      </w:r>
+      <w:r>
+        <w:rPr>
+          <w:rFonts w:ascii="Arial" w:hAnsi="Arial" w:cs="Arial"/>
+          <w:b w:val="0"/>
+          <w:i w:val="0"/>
+          <w:sz w:val="22"/>
+          <w:vertAlign w:val="superscript"/>
+        </w:rPr>
+        <w:t xml:space="preserve">-2t</w:t>
+      </w:r>
+      <w:r>
+        <w:rPr>
+          <w:rFonts w:ascii="Arial" w:hAnsi="Arial" w:cs="Arial"/>
+          <w:b w:val="0"/>
+          <w:i w:val="0"/>
+          <w:sz w:val="22"/>
+        </w:rPr>
+        <w:t xml:space="preserve">[c1cos(63,2t)+c2sin(63,2t)] yang meluruh perlahan (redaman ringan). Untuk mendeteksi resonansi, substitusi D²→-ω²=-3969 di suku genap L(D): k-mω²=200000-50·3969=1550, jauh lebih kecil dibanding k=200000, tanda near-resonansi (bila c=0, komponen ini akan menjadi tepat nol dan invers operator meledak ke tak hingga). Dengan trik konjugat, </w:t>
+      </w:r>
+      <w:r>
+        <w:rPr>
+          <w:rFonts w:ascii="Arial" w:hAnsi="Arial" w:cs="Arial"/>
+          <w:b w:val="0"/>
+          <w:i w:val="0"/>
+          <w:sz w:val="22"/>
+        </w:rPr>
+        <w:t xml:space="preserve">L</w:t>
+      </w:r>
+      <w:r>
+        <w:rPr>
+          <w:rFonts w:ascii="Arial" w:hAnsi="Arial" w:cs="Arial"/>
+          <w:b w:val="0"/>
+          <w:i w:val="0"/>
+          <w:sz w:val="22"/>
+          <w:vertAlign w:val="subscript"/>
+        </w:rPr>
+        <w:t xml:space="preserve">eff</w:t>
+      </w:r>
+      <w:r>
+        <w:rPr>
+          <w:rFonts w:ascii="Arial" w:hAnsi="Arial" w:cs="Arial"/>
+          <w:b w:val="0"/>
+          <w:i w:val="0"/>
+          <w:sz w:val="22"/>
+        </w:rPr>
+        <w:t xml:space="preserve">=(k-mω²)+cD=1550+200D dikalikan konjugatnya (1550-200D), memberi penyebut 1550²+(200·63)²≈1,61×10⁸. Amplitudo steady-state xp=</w:t>
+      </w:r>
+      <w:r>
+        <w:rPr>
+          <w:rFonts w:ascii="Arial" w:hAnsi="Arial" w:cs="Arial"/>
+          <w:b w:val="0"/>
+          <w:i w:val="0"/>
+          <w:sz w:val="22"/>
+        </w:rPr>
+        <w:t xml:space="preserve">F</w:t>
+      </w:r>
+      <w:r>
+        <w:rPr>
+          <w:rFonts w:ascii="Arial" w:hAnsi="Arial" w:cs="Arial"/>
+          <w:b w:val="0"/>
+          <w:i w:val="0"/>
+          <w:sz w:val="22"/>
+          <w:vertAlign w:val="subscript"/>
+        </w:rPr>
+        <w:t xml:space="preserve">0</w:t>
+      </w:r>
+      <w:r>
+        <w:rPr>
+          <w:rFonts w:ascii="Arial" w:hAnsi="Arial" w:cs="Arial"/>
+          <w:b w:val="0"/>
+          <w:i w:val="0"/>
+          <w:sz w:val="22"/>
+        </w:rPr>
+        <w:t xml:space="preserve">/√[(k-mω²)²+(cω)²]=500/√(1,61×10⁸)≈0,0394 m=39,4 mm, jauh melebihi batas aman mesin presisi menurut standar ISO 10816.</w:t>
       </w:r>
     </w:p>
     <w:p>
@@ -6277,7 +10985,35 @@
           <w:i w:val="0"/>
           <w:sz w:val="22"/>
         </w:rPr>
-        <w:t>Aplikasi lain yang relevan: rangkaian RLC seri dengan sumber tegangan AC L·q''+R·q'+(1/C)·q=E0·sin(ωt) diselesaikan dengan cara identik, substitusi D²→-ω² lalu trik konjugat, memberi formula impedansi seri klasik tanpa perlu setup matriks UC, dipakai insinyur power system untuk analisis cepat respons AC pada filter frekuensi dan tuned circuit radio. Persamaan Schrodinger 1D pada fisika kuantum, yang sering punya satu solusi ditemukan via inspeksi atau metode WKB, membutuhkan reduksi orde untuk mendapatkan solusi kedua dengan energi sama, membentuk basis lengkap state quantum; pola identik berlaku pada radial Schrodinger atom hidrogen (Laguerre), elektron kristal periodik (teorema Bloch), dan vibrasi molekul (Hermite). Reduksi orde adalah kerangka kerja universal di fisika matematik, jauh melampaui konteks PD koefisien konstan.</w:t>
+        <w:t xml:space="preserve">Aplikasi lain yang relevan: rangkaian RLC seri dengan sumber tegangan AC L·q''+R·q'+(1/C)·q=</w:t>
+      </w:r>
+      <w:r>
+        <w:rPr>
+          <w:rFonts w:ascii="Arial" w:hAnsi="Arial" w:cs="Arial"/>
+          <w:b w:val="0"/>
+          <w:i w:val="0"/>
+          <w:sz w:val="22"/>
+        </w:rPr>
+        <w:t xml:space="preserve">E</w:t>
+      </w:r>
+      <w:r>
+        <w:rPr>
+          <w:rFonts w:ascii="Arial" w:hAnsi="Arial" w:cs="Arial"/>
+          <w:b w:val="0"/>
+          <w:i w:val="0"/>
+          <w:sz w:val="22"/>
+          <w:vertAlign w:val="subscript"/>
+        </w:rPr>
+        <w:t xml:space="preserve">0</w:t>
+      </w:r>
+      <w:r>
+        <w:rPr>
+          <w:rFonts w:ascii="Arial" w:hAnsi="Arial" w:cs="Arial"/>
+          <w:b w:val="0"/>
+          <w:i w:val="0"/>
+          <w:sz w:val="22"/>
+        </w:rPr>
+        <w:t xml:space="preserve">·sin(ωt) diselesaikan dengan cara identik, substitusi D²→-ω² lalu trik konjugat, memberi formula impedansi seri klasik tanpa perlu setup matriks UC, dipakai insinyur power system untuk analisis cepat respons AC pada filter frekuensi dan tuned circuit radio. Persamaan Schrodinger 1D pada fisika kuantum, yang sering punya satu solusi ditemukan via inspeksi atau metode WKB, membutuhkan reduksi orde untuk mendapatkan solusi kedua dengan energi sama, membentuk basis lengkap state quantum; pola identik berlaku pada radial Schrodinger atom hidrogen (Laguerre), elektron kristal periodik (teorema Bloch), dan vibrasi molekul (Hermite). Reduksi orde adalah kerangka kerja universal di fisika matematik, jauh melampaui konteks PD koefisien konstan.</w:t>
       </w:r>
     </w:p>
     <w:p>
@@ -6405,7 +11141,49 @@
           <w:color w:val="444444"/>
           <w:sz w:val="20"/>
         </w:rPr>
-        <w:t xml:space="preserve">Gambar 7. Potongan Cell 1: implementasi rumus d'Alembert via sp.integrate() untuk mendapatkan y2=x·e^(2x) dari y1=e^(2x), dengan verifikasi silang memakai sp.dsolve().</w:t>
+        <w:t xml:space="preserve">Gambar 7. Potongan Cell 1: implementasi rumus d'Alembert via sp.integrate() untuk mendapatkan y2=x·e</w:t>
+      </w:r>
+      <w:r>
+        <w:rPr>
+          <w:rFonts w:ascii="Arial" w:hAnsi="Arial" w:cs="Arial"/>
+          <w:b w:val="0"/>
+          <w:i/>
+          <w:color w:val="444444"/>
+          <w:sz w:val="20"/>
+          <w:vertAlign w:val="superscript"/>
+        </w:rPr>
+        <w:t xml:space="preserve">2x</w:t>
+      </w:r>
+      <w:r>
+        <w:rPr>
+          <w:rFonts w:ascii="Arial" w:hAnsi="Arial" w:cs="Arial"/>
+          <w:b w:val="0"/>
+          <w:i/>
+          <w:color w:val="444444"/>
+          <w:sz w:val="20"/>
+        </w:rPr>
+        <w:t xml:space="preserve"> dari y1=e</w:t>
+      </w:r>
+      <w:r>
+        <w:rPr>
+          <w:rFonts w:ascii="Arial" w:hAnsi="Arial" w:cs="Arial"/>
+          <w:b w:val="0"/>
+          <w:i/>
+          <w:color w:val="444444"/>
+          <w:sz w:val="20"/>
+          <w:vertAlign w:val="superscript"/>
+        </w:rPr>
+        <w:t xml:space="preserve">2x</w:t>
+      </w:r>
+      <w:r>
+        <w:rPr>
+          <w:rFonts w:ascii="Arial" w:hAnsi="Arial" w:cs="Arial"/>
+          <w:b w:val="0"/>
+          <w:i/>
+          <w:color w:val="444444"/>
+          <w:sz w:val="20"/>
+        </w:rPr>
+        <w:t xml:space="preserve">, dengan verifikasi silang memakai sp.dsolve().</w:t>
       </w:r>
     </w:p>
     <w:p>
@@ -6429,7 +11207,45 @@
           <w:i w:val="0"/>
           <w:sz w:val="22"/>
         </w:rPr>
-        <w:t>Gambar 7 menunjukkan Cell 1: definisikan y1 dan p(x) sesuai PD homogen (di sini y''-4y'+4y=0, p=-4), hitung integrand=e^(-∫p dx)/y1² dengan sp.integrate(), integrasikan sekali lagi untuk mendapatkan u(x), lalu kalikan u·y1 untuk memperoleh y2. Baris terakhir memverifikasi hasil dengan sp.dsolve() pada PD homogen yang sama; solusi umum SymPy harus mengandung faktor (C1+C2·x)·e^(2x), cocok dengan y1 dan y2 hasil reduksi orde manual.</w:t>
+        <w:t xml:space="preserve">Gambar 7 menunjukkan Cell 1: definisikan y1 dan p(x) sesuai PD homogen (di sini y''-4y'+4y=0, p=-4), hitung integrand=e</w:t>
+      </w:r>
+      <w:r>
+        <w:rPr>
+          <w:rFonts w:ascii="Arial" w:hAnsi="Arial" w:cs="Arial"/>
+          <w:b w:val="0"/>
+          <w:i w:val="0"/>
+          <w:sz w:val="22"/>
+          <w:vertAlign w:val="superscript"/>
+        </w:rPr>
+        <w:t xml:space="preserve">-∫p dx</w:t>
+      </w:r>
+      <w:r>
+        <w:rPr>
+          <w:rFonts w:ascii="Arial" w:hAnsi="Arial" w:cs="Arial"/>
+          <w:b w:val="0"/>
+          <w:i w:val="0"/>
+          <w:sz w:val="22"/>
+        </w:rPr>
+        <w:t xml:space="preserve">/y1² dengan sp.integrate(), integrasikan sekali lagi untuk mendapatkan u(x), lalu kalikan u·y1 untuk memperoleh y2. Baris terakhir memverifikasi hasil dengan sp.dsolve() pada PD homogen yang sama; solusi umum SymPy harus mengandung faktor (C1+C2·x)·e</w:t>
+      </w:r>
+      <w:r>
+        <w:rPr>
+          <w:rFonts w:ascii="Arial" w:hAnsi="Arial" w:cs="Arial"/>
+          <w:b w:val="0"/>
+          <w:i w:val="0"/>
+          <w:sz w:val="22"/>
+          <w:vertAlign w:val="superscript"/>
+        </w:rPr>
+        <w:t xml:space="preserve">2x</w:t>
+      </w:r>
+      <w:r>
+        <w:rPr>
+          <w:rFonts w:ascii="Arial" w:hAnsi="Arial" w:cs="Arial"/>
+          <w:b w:val="0"/>
+          <w:i w:val="0"/>
+          <w:sz w:val="22"/>
+        </w:rPr>
+        <w:t xml:space="preserve">, cocok dengan y1 dan y2 hasil reduksi orde manual.</w:t>
       </w:r>
     </w:p>
     <w:p>
@@ -6495,7 +11311,7 @@
           <w:i w:val="0"/>
           <w:sz w:val="22"/>
         </w:rPr>
-        <w:t>implementasikan fungsi invL_exp(L_poly, alpha, K) yang menghitung L(α) via sp.Poly(...).eval(alpha); bila L(α)≠0 kembalikan K·exp(αx)/L(α); bila L(α)=0 hitung turunan L'(D) dan cek L'(α), kembalikan K·x·exp(αx)/L'(α); bila masih nol lanjut ke L''(α) untuk resonansi berulang. Uji pada Contoh 1-3 di atas dan verifikasi dengan substitusi balik sp.simplify(LHS-f)==0.</w:t>
+        <w:t xml:space="preserve">implementasikan fungsi invL_exp(L_poly, α, K) yang menghitung L(α) via sp.Poly(...)·eval(α); bila L(α)≠0 kembalikan K·exp(αx)/L(α); bila L(α)=0 hitung turunan L'(D) dan cek L'(α), kembalikan K·x·exp(αx)/L'(α); bila masih nol lanjut ke L''(α) untuk resonansi berulang. Uji pada Contoh 1-3 di atas dan verifikasi dengan substitusi balik sp.simplify(LHS-f)==0.</w:t>
       </w:r>
     </w:p>
     <w:p>
@@ -6972,7 +11788,69 @@
           <w:color w:val="333333"/>
           <w:sz w:val="21"/>
         </w:rPr>
-        <w:t>y2 = y1 + konstanta</w:t>
+        <w:t xml:space="preserve"/>
+      </w:r>
+      <w:r>
+        <w:rPr>
+          <w:rFonts w:ascii="Arial" w:hAnsi="Arial" w:cs="Arial"/>
+          <w:b w:val="0"/>
+          <w:i w:val="0"/>
+          <w:color w:val="333333"/>
+          <w:sz w:val="21"/>
+        </w:rPr>
+        <w:t xml:space="preserve">y</w:t>
+      </w:r>
+      <w:r>
+        <w:rPr>
+          <w:rFonts w:ascii="Arial" w:hAnsi="Arial" w:cs="Arial"/>
+          <w:b w:val="0"/>
+          <w:i w:val="0"/>
+          <w:color w:val="333333"/>
+          <w:sz w:val="21"/>
+          <w:vertAlign w:val="subscript"/>
+        </w:rPr>
+        <w:t xml:space="preserve">2</w:t>
+      </w:r>
+      <w:r>
+        <w:rPr>
+          <w:rFonts w:ascii="Arial" w:hAnsi="Arial" w:cs="Arial"/>
+          <w:b w:val="0"/>
+          <w:i w:val="0"/>
+          <w:color w:val="333333"/>
+          <w:sz w:val="21"/>
+        </w:rPr>
+        <w:t xml:space="preserve"> = </w:t>
+      </w:r>
+      <w:r>
+        <w:rPr>
+          <w:rFonts w:ascii="Arial" w:hAnsi="Arial" w:cs="Arial"/>
+          <w:b w:val="0"/>
+          <w:i w:val="0"/>
+          <w:color w:val="333333"/>
+          <w:sz w:val="21"/>
+        </w:rPr>
+        <w:t xml:space="preserve">y</w:t>
+      </w:r>
+      <w:r>
+        <w:rPr>
+          <w:rFonts w:ascii="Arial" w:hAnsi="Arial" w:cs="Arial"/>
+          <w:b w:val="0"/>
+          <w:i w:val="0"/>
+          <w:color w:val="333333"/>
+          <w:sz w:val="21"/>
+          <w:vertAlign w:val="subscript"/>
+        </w:rPr>
+        <w:t xml:space="preserve">1</w:t>
+      </w:r>
+      <w:r>
+        <w:rPr>
+          <w:rFonts w:ascii="Arial" w:hAnsi="Arial" w:cs="Arial"/>
+          <w:b w:val="0"/>
+          <w:i w:val="0"/>
+          <w:color w:val="333333"/>
+          <w:sz w:val="21"/>
+        </w:rPr>
+        <w:t xml:space="preserve"> + konstanta</w:t>
       </w:r>
     </w:p>
     <w:p>
@@ -7008,7 +11886,69 @@
           <w:color w:val="333333"/>
           <w:sz w:val="21"/>
         </w:rPr>
-        <w:t>y2 = u(x)·y1(x), dengan u(x) fungsi belum diketahui</w:t>
+        <w:t xml:space="preserve"/>
+      </w:r>
+      <w:r>
+        <w:rPr>
+          <w:rFonts w:ascii="Arial" w:hAnsi="Arial" w:cs="Arial"/>
+          <w:b w:val="0"/>
+          <w:i w:val="0"/>
+          <w:color w:val="333333"/>
+          <w:sz w:val="21"/>
+        </w:rPr>
+        <w:t xml:space="preserve">y</w:t>
+      </w:r>
+      <w:r>
+        <w:rPr>
+          <w:rFonts w:ascii="Arial" w:hAnsi="Arial" w:cs="Arial"/>
+          <w:b w:val="0"/>
+          <w:i w:val="0"/>
+          <w:color w:val="333333"/>
+          <w:sz w:val="21"/>
+          <w:vertAlign w:val="subscript"/>
+        </w:rPr>
+        <w:t xml:space="preserve">2</w:t>
+      </w:r>
+      <w:r>
+        <w:rPr>
+          <w:rFonts w:ascii="Arial" w:hAnsi="Arial" w:cs="Arial"/>
+          <w:b w:val="0"/>
+          <w:i w:val="0"/>
+          <w:color w:val="333333"/>
+          <w:sz w:val="21"/>
+        </w:rPr>
+        <w:t xml:space="preserve"> = u(x)·</w:t>
+      </w:r>
+      <w:r>
+        <w:rPr>
+          <w:rFonts w:ascii="Arial" w:hAnsi="Arial" w:cs="Arial"/>
+          <w:b w:val="0"/>
+          <w:i w:val="0"/>
+          <w:color w:val="333333"/>
+          <w:sz w:val="21"/>
+        </w:rPr>
+        <w:t xml:space="preserve">y</w:t>
+      </w:r>
+      <w:r>
+        <w:rPr>
+          <w:rFonts w:ascii="Arial" w:hAnsi="Arial" w:cs="Arial"/>
+          <w:b w:val="0"/>
+          <w:i w:val="0"/>
+          <w:color w:val="333333"/>
+          <w:sz w:val="21"/>
+          <w:vertAlign w:val="subscript"/>
+        </w:rPr>
+        <w:t xml:space="preserve">1</w:t>
+      </w:r>
+      <w:r>
+        <w:rPr>
+          <w:rFonts w:ascii="Arial" w:hAnsi="Arial" w:cs="Arial"/>
+          <w:b w:val="0"/>
+          <w:i w:val="0"/>
+          <w:color w:val="333333"/>
+          <w:sz w:val="21"/>
+        </w:rPr>
+        <w:t xml:space="preserve">(x), dengan u(x) fungsi belum diketahui</w:t>
       </w:r>
     </w:p>
     <w:p>
@@ -7044,7 +11984,69 @@
           <w:color w:val="333333"/>
           <w:sz w:val="21"/>
         </w:rPr>
-        <w:t>y2 = 1/y1(x)</w:t>
+        <w:t xml:space="preserve"/>
+      </w:r>
+      <w:r>
+        <w:rPr>
+          <w:rFonts w:ascii="Arial" w:hAnsi="Arial" w:cs="Arial"/>
+          <w:b w:val="0"/>
+          <w:i w:val="0"/>
+          <w:color w:val="333333"/>
+          <w:sz w:val="21"/>
+        </w:rPr>
+        <w:t xml:space="preserve">y</w:t>
+      </w:r>
+      <w:r>
+        <w:rPr>
+          <w:rFonts w:ascii="Arial" w:hAnsi="Arial" w:cs="Arial"/>
+          <w:b w:val="0"/>
+          <w:i w:val="0"/>
+          <w:color w:val="333333"/>
+          <w:sz w:val="21"/>
+          <w:vertAlign w:val="subscript"/>
+        </w:rPr>
+        <w:t xml:space="preserve">2</w:t>
+      </w:r>
+      <w:r>
+        <w:rPr>
+          <w:rFonts w:ascii="Arial" w:hAnsi="Arial" w:cs="Arial"/>
+          <w:b w:val="0"/>
+          <w:i w:val="0"/>
+          <w:color w:val="333333"/>
+          <w:sz w:val="21"/>
+        </w:rPr>
+        <w:t xml:space="preserve"> = 1/</w:t>
+      </w:r>
+      <w:r>
+        <w:rPr>
+          <w:rFonts w:ascii="Arial" w:hAnsi="Arial" w:cs="Arial"/>
+          <w:b w:val="0"/>
+          <w:i w:val="0"/>
+          <w:color w:val="333333"/>
+          <w:sz w:val="21"/>
+        </w:rPr>
+        <w:t xml:space="preserve">y</w:t>
+      </w:r>
+      <w:r>
+        <w:rPr>
+          <w:rFonts w:ascii="Arial" w:hAnsi="Arial" w:cs="Arial"/>
+          <w:b w:val="0"/>
+          <w:i w:val="0"/>
+          <w:color w:val="333333"/>
+          <w:sz w:val="21"/>
+          <w:vertAlign w:val="subscript"/>
+        </w:rPr>
+        <w:t xml:space="preserve">1</w:t>
+      </w:r>
+      <w:r>
+        <w:rPr>
+          <w:rFonts w:ascii="Arial" w:hAnsi="Arial" w:cs="Arial"/>
+          <w:b w:val="0"/>
+          <w:i w:val="0"/>
+          <w:color w:val="333333"/>
+          <w:sz w:val="21"/>
+        </w:rPr>
+        <w:t xml:space="preserve">(x)</w:t>
       </w:r>
     </w:p>
     <w:p>
@@ -7080,7 +12082,69 @@
           <w:color w:val="333333"/>
           <w:sz w:val="21"/>
         </w:rPr>
-        <w:t>y2 = y1²(x)</w:t>
+        <w:t xml:space="preserve"/>
+      </w:r>
+      <w:r>
+        <w:rPr>
+          <w:rFonts w:ascii="Arial" w:hAnsi="Arial" w:cs="Arial"/>
+          <w:b w:val="0"/>
+          <w:i w:val="0"/>
+          <w:color w:val="333333"/>
+          <w:sz w:val="21"/>
+        </w:rPr>
+        <w:t xml:space="preserve">y</w:t>
+      </w:r>
+      <w:r>
+        <w:rPr>
+          <w:rFonts w:ascii="Arial" w:hAnsi="Arial" w:cs="Arial"/>
+          <w:b w:val="0"/>
+          <w:i w:val="0"/>
+          <w:color w:val="333333"/>
+          <w:sz w:val="21"/>
+          <w:vertAlign w:val="subscript"/>
+        </w:rPr>
+        <w:t xml:space="preserve">2</w:t>
+      </w:r>
+      <w:r>
+        <w:rPr>
+          <w:rFonts w:ascii="Arial" w:hAnsi="Arial" w:cs="Arial"/>
+          <w:b w:val="0"/>
+          <w:i w:val="0"/>
+          <w:color w:val="333333"/>
+          <w:sz w:val="21"/>
+        </w:rPr>
+        <w:t xml:space="preserve"> = </w:t>
+      </w:r>
+      <w:r>
+        <w:rPr>
+          <w:rFonts w:ascii="Arial" w:hAnsi="Arial" w:cs="Arial"/>
+          <w:b w:val="0"/>
+          <w:i w:val="0"/>
+          <w:color w:val="333333"/>
+          <w:sz w:val="21"/>
+        </w:rPr>
+        <w:t xml:space="preserve">y</w:t>
+      </w:r>
+      <w:r>
+        <w:rPr>
+          <w:rFonts w:ascii="Arial" w:hAnsi="Arial" w:cs="Arial"/>
+          <w:b w:val="0"/>
+          <w:i w:val="0"/>
+          <w:color w:val="333333"/>
+          <w:sz w:val="21"/>
+          <w:vertAlign w:val="subscript"/>
+        </w:rPr>
+        <w:t xml:space="preserve">1</w:t>
+      </w:r>
+      <w:r>
+        <w:rPr>
+          <w:rFonts w:ascii="Arial" w:hAnsi="Arial" w:cs="Arial"/>
+          <w:b w:val="0"/>
+          <w:i w:val="0"/>
+          <w:color w:val="333333"/>
+          <w:sz w:val="21"/>
+        </w:rPr>
+        <w:t xml:space="preserve">²(x)</w:t>
       </w:r>
     </w:p>
     <w:p>
@@ -7104,7 +12168,63 @@
           <w:i w:val="0"/>
           <w:sz w:val="22"/>
         </w:rPr>
-        <w:t>Substitusi y2=u·y1 ke PD homogen orde dua mereduksi persoalan menjadi PD untuk u' yang berorde...</w:t>
+        <w:t xml:space="preserve">Substitusi </w:t>
+      </w:r>
+      <w:r>
+        <w:rPr>
+          <w:rFonts w:ascii="Arial" w:hAnsi="Arial" w:cs="Arial"/>
+          <w:b w:val="0"/>
+          <w:i w:val="0"/>
+          <w:sz w:val="22"/>
+        </w:rPr>
+        <w:t xml:space="preserve">y</w:t>
+      </w:r>
+      <w:r>
+        <w:rPr>
+          <w:rFonts w:ascii="Arial" w:hAnsi="Arial" w:cs="Arial"/>
+          <w:b w:val="0"/>
+          <w:i w:val="0"/>
+          <w:sz w:val="22"/>
+          <w:vertAlign w:val="subscript"/>
+        </w:rPr>
+        <w:t xml:space="preserve">2</w:t>
+      </w:r>
+      <w:r>
+        <w:rPr>
+          <w:rFonts w:ascii="Arial" w:hAnsi="Arial" w:cs="Arial"/>
+          <w:b w:val="0"/>
+          <w:i w:val="0"/>
+          <w:sz w:val="22"/>
+        </w:rPr>
+        <w:t xml:space="preserve">=u·</w:t>
+      </w:r>
+      <w:r>
+        <w:rPr>
+          <w:rFonts w:ascii="Arial" w:hAnsi="Arial" w:cs="Arial"/>
+          <w:b w:val="0"/>
+          <w:i w:val="0"/>
+          <w:sz w:val="22"/>
+        </w:rPr>
+        <w:t xml:space="preserve">y</w:t>
+      </w:r>
+      <w:r>
+        <w:rPr>
+          <w:rFonts w:ascii="Arial" w:hAnsi="Arial" w:cs="Arial"/>
+          <w:b w:val="0"/>
+          <w:i w:val="0"/>
+          <w:sz w:val="22"/>
+          <w:vertAlign w:val="subscript"/>
+        </w:rPr>
+        <w:t xml:space="preserve">1</w:t>
+      </w:r>
+      <w:r>
+        <w:rPr>
+          <w:rFonts w:ascii="Arial" w:hAnsi="Arial" w:cs="Arial"/>
+          <w:b w:val="0"/>
+          <w:i w:val="0"/>
+          <w:sz w:val="22"/>
+        </w:rPr>
+        <w:t xml:space="preserve"> ke PD homogen orde dua mereduksi persoalan menjadi PD untuk u' yang berorde...</w:t>
       </w:r>
     </w:p>
     <w:p>
@@ -7308,7 +12428,38 @@
           <w:color w:val="333333"/>
           <w:sz w:val="21"/>
         </w:rPr>
-        <w:t>u(x) = y1(x)²</w:t>
+        <w:t xml:space="preserve">u(x) = </w:t>
+      </w:r>
+      <w:r>
+        <w:rPr>
+          <w:rFonts w:ascii="Arial" w:hAnsi="Arial" w:cs="Arial"/>
+          <w:b w:val="0"/>
+          <w:i w:val="0"/>
+          <w:color w:val="333333"/>
+          <w:sz w:val="21"/>
+        </w:rPr>
+        <w:t xml:space="preserve">y</w:t>
+      </w:r>
+      <w:r>
+        <w:rPr>
+          <w:rFonts w:ascii="Arial" w:hAnsi="Arial" w:cs="Arial"/>
+          <w:b w:val="0"/>
+          <w:i w:val="0"/>
+          <w:color w:val="333333"/>
+          <w:sz w:val="21"/>
+          <w:vertAlign w:val="subscript"/>
+        </w:rPr>
+        <w:t xml:space="preserve">1</w:t>
+      </w:r>
+      <w:r>
+        <w:rPr>
+          <w:rFonts w:ascii="Arial" w:hAnsi="Arial" w:cs="Arial"/>
+          <w:b w:val="0"/>
+          <w:i w:val="0"/>
+          <w:color w:val="333333"/>
+          <w:sz w:val="21"/>
+        </w:rPr>
+        <w:t xml:space="preserve">(x)²</w:t>
       </w:r>
     </w:p>
     <w:p>
@@ -7344,7 +12495,59 @@
           <w:color w:val="333333"/>
           <w:sz w:val="21"/>
         </w:rPr>
-        <w:t>u(x) = ∫[e^(-∫p(x)dx) / y1(x)²] dx</w:t>
+        <w:t xml:space="preserve">u(x) = ∫[e</w:t>
+      </w:r>
+      <w:r>
+        <w:rPr>
+          <w:rFonts w:ascii="Arial" w:hAnsi="Arial" w:cs="Arial"/>
+          <w:b w:val="0"/>
+          <w:i w:val="0"/>
+          <w:color w:val="333333"/>
+          <w:sz w:val="21"/>
+          <w:vertAlign w:val="superscript"/>
+        </w:rPr>
+        <w:t xml:space="preserve">-∫p(x)dx</w:t>
+      </w:r>
+      <w:r>
+        <w:rPr>
+          <w:rFonts w:ascii="Arial" w:hAnsi="Arial" w:cs="Arial"/>
+          <w:b w:val="0"/>
+          <w:i w:val="0"/>
+          <w:color w:val="333333"/>
+          <w:sz w:val="21"/>
+        </w:rPr>
+        <w:t xml:space="preserve"> / </w:t>
+      </w:r>
+      <w:r>
+        <w:rPr>
+          <w:rFonts w:ascii="Arial" w:hAnsi="Arial" w:cs="Arial"/>
+          <w:b w:val="0"/>
+          <w:i w:val="0"/>
+          <w:color w:val="333333"/>
+          <w:sz w:val="21"/>
+        </w:rPr>
+        <w:t xml:space="preserve">y</w:t>
+      </w:r>
+      <w:r>
+        <w:rPr>
+          <w:rFonts w:ascii="Arial" w:hAnsi="Arial" w:cs="Arial"/>
+          <w:b w:val="0"/>
+          <w:i w:val="0"/>
+          <w:color w:val="333333"/>
+          <w:sz w:val="21"/>
+          <w:vertAlign w:val="subscript"/>
+        </w:rPr>
+        <w:t xml:space="preserve">1</w:t>
+      </w:r>
+      <w:r>
+        <w:rPr>
+          <w:rFonts w:ascii="Arial" w:hAnsi="Arial" w:cs="Arial"/>
+          <w:b w:val="0"/>
+          <w:i w:val="0"/>
+          <w:color w:val="333333"/>
+          <w:sz w:val="21"/>
+        </w:rPr>
+        <w:t xml:space="preserve">(x)²] dx</w:t>
       </w:r>
     </w:p>
     <w:p>
@@ -7380,7 +12583,38 @@
           <w:color w:val="333333"/>
           <w:sz w:val="21"/>
         </w:rPr>
-        <w:t>u(x) = p(x)·y1(x)</w:t>
+        <w:t xml:space="preserve">u(x) = p(x)·</w:t>
+      </w:r>
+      <w:r>
+        <w:rPr>
+          <w:rFonts w:ascii="Arial" w:hAnsi="Arial" w:cs="Arial"/>
+          <w:b w:val="0"/>
+          <w:i w:val="0"/>
+          <w:color w:val="333333"/>
+          <w:sz w:val="21"/>
+        </w:rPr>
+        <w:t xml:space="preserve">y</w:t>
+      </w:r>
+      <w:r>
+        <w:rPr>
+          <w:rFonts w:ascii="Arial" w:hAnsi="Arial" w:cs="Arial"/>
+          <w:b w:val="0"/>
+          <w:i w:val="0"/>
+          <w:color w:val="333333"/>
+          <w:sz w:val="21"/>
+          <w:vertAlign w:val="subscript"/>
+        </w:rPr>
+        <w:t xml:space="preserve">1</w:t>
+      </w:r>
+      <w:r>
+        <w:rPr>
+          <w:rFonts w:ascii="Arial" w:hAnsi="Arial" w:cs="Arial"/>
+          <w:b w:val="0"/>
+          <w:i w:val="0"/>
+          <w:color w:val="333333"/>
+          <w:sz w:val="21"/>
+        </w:rPr>
+        <w:t xml:space="preserve">(x)</w:t>
       </w:r>
     </w:p>
     <w:p>
@@ -7476,7 +12710,18 @@
           <w:color w:val="333333"/>
           <w:sz w:val="21"/>
         </w:rPr>
-        <w:t>e^(2rx)</w:t>
+        <w:t xml:space="preserve">e</w:t>
+      </w:r>
+      <w:r>
+        <w:rPr>
+          <w:rFonts w:ascii="Arial" w:hAnsi="Arial" w:cs="Arial"/>
+          <w:b w:val="0"/>
+          <w:i w:val="0"/>
+          <w:color w:val="333333"/>
+          <w:sz w:val="21"/>
+          <w:vertAlign w:val="superscript"/>
+        </w:rPr>
+        <w:t xml:space="preserve">2rx</w:t>
       </w:r>
     </w:p>
     <w:p>
@@ -7512,7 +12757,18 @@
           <w:color w:val="333333"/>
           <w:sz w:val="21"/>
         </w:rPr>
-        <w:t>x·e^(rx)</w:t>
+        <w:t xml:space="preserve">x·e</w:t>
+      </w:r>
+      <w:r>
+        <w:rPr>
+          <w:rFonts w:ascii="Arial" w:hAnsi="Arial" w:cs="Arial"/>
+          <w:b w:val="0"/>
+          <w:i w:val="0"/>
+          <w:color w:val="333333"/>
+          <w:sz w:val="21"/>
+          <w:vertAlign w:val="superscript"/>
+        </w:rPr>
+        <w:t xml:space="preserve">rx</w:t>
       </w:r>
     </w:p>
     <w:p>
@@ -7584,7 +12840,18 @@
           <w:color w:val="333333"/>
           <w:sz w:val="21"/>
         </w:rPr>
-        <w:t>1/e^(rx)</w:t>
+        <w:t xml:space="preserve">1/e</w:t>
+      </w:r>
+      <w:r>
+        <w:rPr>
+          <w:rFonts w:ascii="Arial" w:hAnsi="Arial" w:cs="Arial"/>
+          <w:b w:val="0"/>
+          <w:i w:val="0"/>
+          <w:color w:val="333333"/>
+          <w:sz w:val="21"/>
+          <w:vertAlign w:val="superscript"/>
+        </w:rPr>
+        <w:t xml:space="preserve">rx</w:t>
       </w:r>
     </w:p>
     <w:p>
@@ -7776,7 +13043,26 @@
           <w:i w:val="0"/>
           <w:sz w:val="22"/>
         </w:rPr>
-        <w:t>Sifat fundamental D-operator terhadap fungsi eksponensial e^(αx) adalah...</w:t>
+        <w:t xml:space="preserve">Sifat fundamental D-operator terhadap fungsi eksponensial e</w:t>
+      </w:r>
+      <w:r>
+        <w:rPr>
+          <w:rFonts w:ascii="Arial" w:hAnsi="Arial" w:cs="Arial"/>
+          <w:b w:val="0"/>
+          <w:i w:val="0"/>
+          <w:sz w:val="22"/>
+          <w:vertAlign w:val="superscript"/>
+        </w:rPr>
+        <w:t xml:space="preserve">αx</w:t>
+      </w:r>
+      <w:r>
+        <w:rPr>
+          <w:rFonts w:ascii="Arial" w:hAnsi="Arial" w:cs="Arial"/>
+          <w:b w:val="0"/>
+          <w:i w:val="0"/>
+          <w:sz w:val="22"/>
+        </w:rPr>
+        <w:t xml:space="preserve"> adalah...</w:t>
       </w:r>
     </w:p>
     <w:p>
@@ -7812,7 +13098,28 @@
           <w:color w:val="333333"/>
           <w:sz w:val="21"/>
         </w:rPr>
-        <w:t>L(D)·e^(αx) selalu sama dengan nol</w:t>
+        <w:t xml:space="preserve">L(D)·e</w:t>
+      </w:r>
+      <w:r>
+        <w:rPr>
+          <w:rFonts w:ascii="Arial" w:hAnsi="Arial" w:cs="Arial"/>
+          <w:b w:val="0"/>
+          <w:i w:val="0"/>
+          <w:color w:val="333333"/>
+          <w:sz w:val="21"/>
+          <w:vertAlign w:val="superscript"/>
+        </w:rPr>
+        <w:t xml:space="preserve">αx</w:t>
+      </w:r>
+      <w:r>
+        <w:rPr>
+          <w:rFonts w:ascii="Arial" w:hAnsi="Arial" w:cs="Arial"/>
+          <w:b w:val="0"/>
+          <w:i w:val="0"/>
+          <w:color w:val="333333"/>
+          <w:sz w:val="21"/>
+        </w:rPr>
+        <w:t xml:space="preserve"> selalu sama dengan nol</w:t>
       </w:r>
     </w:p>
     <w:p>
@@ -7848,7 +13155,39 @@
           <w:color w:val="333333"/>
           <w:sz w:val="21"/>
         </w:rPr>
-        <w:t>L(D)·e^(αx) = L(α)·e^(αx)</w:t>
+        <w:t xml:space="preserve">L(D)·e</w:t>
+      </w:r>
+      <w:r>
+        <w:rPr>
+          <w:rFonts w:ascii="Arial" w:hAnsi="Arial" w:cs="Arial"/>
+          <w:b w:val="0"/>
+          <w:i w:val="0"/>
+          <w:color w:val="333333"/>
+          <w:sz w:val="21"/>
+          <w:vertAlign w:val="superscript"/>
+        </w:rPr>
+        <w:t xml:space="preserve">αx</w:t>
+      </w:r>
+      <w:r>
+        <w:rPr>
+          <w:rFonts w:ascii="Arial" w:hAnsi="Arial" w:cs="Arial"/>
+          <w:b w:val="0"/>
+          <w:i w:val="0"/>
+          <w:color w:val="333333"/>
+          <w:sz w:val="21"/>
+        </w:rPr>
+        <w:t xml:space="preserve"> = L(α)·e</w:t>
+      </w:r>
+      <w:r>
+        <w:rPr>
+          <w:rFonts w:ascii="Arial" w:hAnsi="Arial" w:cs="Arial"/>
+          <w:b w:val="0"/>
+          <w:i w:val="0"/>
+          <w:color w:val="333333"/>
+          <w:sz w:val="21"/>
+          <w:vertAlign w:val="superscript"/>
+        </w:rPr>
+        <w:t xml:space="preserve">αx</w:t>
       </w:r>
     </w:p>
     <w:p>
@@ -7884,7 +13223,49 @@
           <w:color w:val="333333"/>
           <w:sz w:val="21"/>
         </w:rPr>
-        <w:t>D·e^(αx) = e^(αx)/α</w:t>
+        <w:t xml:space="preserve">D·e</w:t>
+      </w:r>
+      <w:r>
+        <w:rPr>
+          <w:rFonts w:ascii="Arial" w:hAnsi="Arial" w:cs="Arial"/>
+          <w:b w:val="0"/>
+          <w:i w:val="0"/>
+          <w:color w:val="333333"/>
+          <w:sz w:val="21"/>
+          <w:vertAlign w:val="superscript"/>
+        </w:rPr>
+        <w:t xml:space="preserve">αx</w:t>
+      </w:r>
+      <w:r>
+        <w:rPr>
+          <w:rFonts w:ascii="Arial" w:hAnsi="Arial" w:cs="Arial"/>
+          <w:b w:val="0"/>
+          <w:i w:val="0"/>
+          <w:color w:val="333333"/>
+          <w:sz w:val="21"/>
+        </w:rPr>
+        <w:t xml:space="preserve"> = e</w:t>
+      </w:r>
+      <w:r>
+        <w:rPr>
+          <w:rFonts w:ascii="Arial" w:hAnsi="Arial" w:cs="Arial"/>
+          <w:b w:val="0"/>
+          <w:i w:val="0"/>
+          <w:color w:val="333333"/>
+          <w:sz w:val="21"/>
+          <w:vertAlign w:val="superscript"/>
+        </w:rPr>
+        <w:t xml:space="preserve">αx</w:t>
+      </w:r>
+      <w:r>
+        <w:rPr>
+          <w:rFonts w:ascii="Arial" w:hAnsi="Arial" w:cs="Arial"/>
+          <w:b w:val="0"/>
+          <w:i w:val="0"/>
+          <w:color w:val="333333"/>
+          <w:sz w:val="21"/>
+        </w:rPr>
+        <w:t xml:space="preserve">/α</w:t>
       </w:r>
     </w:p>
     <w:p>
@@ -7920,7 +13301,28 @@
           <w:color w:val="333333"/>
           <w:sz w:val="21"/>
         </w:rPr>
-        <w:t>L(D)·e^(αx) tidak bisa dihitung secara aljabar</w:t>
+        <w:t xml:space="preserve">L(D)·e</w:t>
+      </w:r>
+      <w:r>
+        <w:rPr>
+          <w:rFonts w:ascii="Arial" w:hAnsi="Arial" w:cs="Arial"/>
+          <w:b w:val="0"/>
+          <w:i w:val="0"/>
+          <w:color w:val="333333"/>
+          <w:sz w:val="21"/>
+          <w:vertAlign w:val="superscript"/>
+        </w:rPr>
+        <w:t xml:space="preserve">αx</w:t>
+      </w:r>
+      <w:r>
+        <w:rPr>
+          <w:rFonts w:ascii="Arial" w:hAnsi="Arial" w:cs="Arial"/>
+          <w:b w:val="0"/>
+          <w:i w:val="0"/>
+          <w:color w:val="333333"/>
+          <w:sz w:val="21"/>
+        </w:rPr>
+        <w:t xml:space="preserve"> tidak bisa dihitung secara aljabar</w:t>
       </w:r>
     </w:p>
     <w:p>
@@ -7944,7 +13346,45 @@
           <w:i w:val="0"/>
           <w:sz w:val="22"/>
         </w:rPr>
-        <w:t>Rumus invers operator (1/L(D))·e^(αx) = e^(αx)/L(α) berlaku dengan syarat...</w:t>
+        <w:t xml:space="preserve">Rumus invers operator (1/L(D))·e</w:t>
+      </w:r>
+      <w:r>
+        <w:rPr>
+          <w:rFonts w:ascii="Arial" w:hAnsi="Arial" w:cs="Arial"/>
+          <w:b w:val="0"/>
+          <w:i w:val="0"/>
+          <w:sz w:val="22"/>
+          <w:vertAlign w:val="superscript"/>
+        </w:rPr>
+        <w:t xml:space="preserve">αx</w:t>
+      </w:r>
+      <w:r>
+        <w:rPr>
+          <w:rFonts w:ascii="Arial" w:hAnsi="Arial" w:cs="Arial"/>
+          <w:b w:val="0"/>
+          <w:i w:val="0"/>
+          <w:sz w:val="22"/>
+        </w:rPr>
+        <w:t xml:space="preserve"> = e</w:t>
+      </w:r>
+      <w:r>
+        <w:rPr>
+          <w:rFonts w:ascii="Arial" w:hAnsi="Arial" w:cs="Arial"/>
+          <w:b w:val="0"/>
+          <w:i w:val="0"/>
+          <w:sz w:val="22"/>
+          <w:vertAlign w:val="superscript"/>
+        </w:rPr>
+        <w:t xml:space="preserve">αx</w:t>
+      </w:r>
+      <w:r>
+        <w:rPr>
+          <w:rFonts w:ascii="Arial" w:hAnsi="Arial" w:cs="Arial"/>
+          <w:b w:val="0"/>
+          <w:i w:val="0"/>
+          <w:sz w:val="22"/>
+        </w:rPr>
+        <w:t xml:space="preserve">/L(α) berlaku dengan syarat...</w:t>
       </w:r>
     </w:p>
     <w:p>
@@ -8148,7 +13588,28 @@
           <w:color w:val="333333"/>
           <w:sz w:val="21"/>
         </w:rPr>
-        <w:t>yp = e^(αx)/L'(α) tanpa faktor x</w:t>
+        <w:t xml:space="preserve">yp = e</w:t>
+      </w:r>
+      <w:r>
+        <w:rPr>
+          <w:rFonts w:ascii="Arial" w:hAnsi="Arial" w:cs="Arial"/>
+          <w:b w:val="0"/>
+          <w:i w:val="0"/>
+          <w:color w:val="333333"/>
+          <w:sz w:val="21"/>
+          <w:vertAlign w:val="superscript"/>
+        </w:rPr>
+        <w:t xml:space="preserve">αx</w:t>
+      </w:r>
+      <w:r>
+        <w:rPr>
+          <w:rFonts w:ascii="Arial" w:hAnsi="Arial" w:cs="Arial"/>
+          <w:b w:val="0"/>
+          <w:i w:val="0"/>
+          <w:color w:val="333333"/>
+          <w:sz w:val="21"/>
+        </w:rPr>
+        <w:t xml:space="preserve">/L'(α) tanpa faktor x</w:t>
       </w:r>
     </w:p>
     <w:p>
@@ -8184,7 +13645,28 @@
           <w:color w:val="333333"/>
           <w:sz w:val="21"/>
         </w:rPr>
-        <w:t>yp = x·e^(αx)/L'(α)</w:t>
+        <w:t xml:space="preserve">yp = x·e</w:t>
+      </w:r>
+      <w:r>
+        <w:rPr>
+          <w:rFonts w:ascii="Arial" w:hAnsi="Arial" w:cs="Arial"/>
+          <w:b w:val="0"/>
+          <w:i w:val="0"/>
+          <w:color w:val="333333"/>
+          <w:sz w:val="21"/>
+          <w:vertAlign w:val="superscript"/>
+        </w:rPr>
+        <w:t xml:space="preserve">αx</w:t>
+      </w:r>
+      <w:r>
+        <w:rPr>
+          <w:rFonts w:ascii="Arial" w:hAnsi="Arial" w:cs="Arial"/>
+          <w:b w:val="0"/>
+          <w:i w:val="0"/>
+          <w:color w:val="333333"/>
+          <w:sz w:val="21"/>
+        </w:rPr>
+        <w:t xml:space="preserve">/L'(α)</w:t>
       </w:r>
     </w:p>
     <w:p>
@@ -8455,7 +13937,35 @@
           <w:i w:val="0"/>
           <w:sz w:val="22"/>
         </w:rPr>
-        <w:t>Lingkungan referensi (dipakai C1-C10, Python dengan numpy, sympy):</w:t>
+        <w:t xml:space="preserve">Lingkungan referensi (dipakai </w:t>
+      </w:r>
+      <w:r>
+        <w:rPr>
+          <w:rFonts w:ascii="Arial" w:hAnsi="Arial" w:cs="Arial"/>
+          <w:b w:val="0"/>
+          <w:i w:val="0"/>
+          <w:sz w:val="22"/>
+        </w:rPr>
+        <w:t xml:space="preserve">C</w:t>
+      </w:r>
+      <w:r>
+        <w:rPr>
+          <w:rFonts w:ascii="Arial" w:hAnsi="Arial" w:cs="Arial"/>
+          <w:b w:val="0"/>
+          <w:i w:val="0"/>
+          <w:sz w:val="22"/>
+          <w:vertAlign w:val="subscript"/>
+        </w:rPr>
+        <w:t xml:space="preserve">1</w:t>
+      </w:r>
+      <w:r>
+        <w:rPr>
+          <w:rFonts w:ascii="Arial" w:hAnsi="Arial" w:cs="Arial"/>
+          <w:b w:val="0"/>
+          <w:i w:val="0"/>
+          <w:sz w:val="22"/>
+        </w:rPr>
+        <w:t xml:space="preserve">-C10, Python dengan numpy, sympy):</w:t>
       </w:r>
     </w:p>
     <w:p>
@@ -8543,7 +14053,26 @@
           <w:i w:val="0"/>
           <w:sz w:val="22"/>
         </w:rPr>
-        <w:t>PD homogen y''-6y'+9y=0 (akar berulang r=3), y1=e^(3x) diketahui. Hitung y2 via rumus d'Alembert: p=-6, integrand=exp(-integrate(p,x))/y1**2, u=integrate(integrand,x), y2=simplify(u*y1). Cetak y2 (harus x*exp(3x)).</w:t>
+        <w:t xml:space="preserve">PD homogen y''-6y'+9y=0 (akar berulang r=3), y1=e</w:t>
+      </w:r>
+      <w:r>
+        <w:rPr>
+          <w:rFonts w:ascii="Arial" w:hAnsi="Arial" w:cs="Arial"/>
+          <w:b w:val="0"/>
+          <w:i w:val="0"/>
+          <w:sz w:val="22"/>
+          <w:vertAlign w:val="superscript"/>
+        </w:rPr>
+        <w:t xml:space="preserve">3x</w:t>
+      </w:r>
+      <w:r>
+        <w:rPr>
+          <w:rFonts w:ascii="Arial" w:hAnsi="Arial" w:cs="Arial"/>
+          <w:b w:val="0"/>
+          <w:i w:val="0"/>
+          <w:sz w:val="22"/>
+        </w:rPr>
+        <w:t xml:space="preserve"> diketahui. Hitung y2 via rumus d'Alembert: p=-6, integrand=exp(-integrate(p,x))/y1**2, u=integrate(integrand,x), y2=simplify(u·y1). Cetak y2 (harus x·exp(3x)).</w:t>
       </w:r>
     </w:p>
     <w:p>
@@ -8603,7 +14132,35 @@
           <w:i w:val="0"/>
           <w:sz w:val="22"/>
         </w:rPr>
-        <w:t>PD Cauchy-Euler x²y''-3xy'+4y=0 (akar m=2 berulang dari m(m-1)-3m+4=(m-2)²=0), y1=x² diketahui. Standar form p=-3/x. Hitung y2 via d'Alembert dengan sympy. Cetak y2 (harus x²·ln(x)).</w:t>
+        <w:t xml:space="preserve">PD Cauchy-Euler x²y''-3xy'+4y=0 (akar m=2 berulang dari m(m-1)-3m+4=(m-2)²=0), </w:t>
+      </w:r>
+      <w:r>
+        <w:rPr>
+          <w:rFonts w:ascii="Arial" w:hAnsi="Arial" w:cs="Arial"/>
+          <w:b w:val="0"/>
+          <w:i w:val="0"/>
+          <w:sz w:val="22"/>
+        </w:rPr>
+        <w:t xml:space="preserve">y</w:t>
+      </w:r>
+      <w:r>
+        <w:rPr>
+          <w:rFonts w:ascii="Arial" w:hAnsi="Arial" w:cs="Arial"/>
+          <w:b w:val="0"/>
+          <w:i w:val="0"/>
+          <w:sz w:val="22"/>
+          <w:vertAlign w:val="subscript"/>
+        </w:rPr>
+        <w:t xml:space="preserve">1</w:t>
+      </w:r>
+      <w:r>
+        <w:rPr>
+          <w:rFonts w:ascii="Arial" w:hAnsi="Arial" w:cs="Arial"/>
+          <w:b w:val="0"/>
+          <w:i w:val="0"/>
+          <w:sz w:val="22"/>
+        </w:rPr>
+        <w:t xml:space="preserve">=x² diketahui. Standar form p=-3/x. Hitung y2 via d'Alembert dengan sympy. Cetak y2 (harus x²·ln(x)).</w:t>
       </w:r>
     </w:p>
     <w:p>
@@ -8699,7 +14256,7 @@
           <w:color w:val="333333"/>
           <w:sz w:val="21"/>
         </w:rPr>
-        <w:t>Definisikan fungsi L(d) = d**2-5*d+6 dengan Python biasa (bukan simbolik), lalu evaluasi pada d=2,3,4.</w:t>
+        <w:t xml:space="preserve">Definisikan fungsi L(d) = d**2-5·d+6 dengan Python biasa (bukan simbolik), lalu evaluasi pada d=2,3,4.</w:t>
       </w:r>
     </w:p>
     <w:p>
@@ -8783,7 +14340,26 @@
           <w:i w:val="0"/>
           <w:sz w:val="22"/>
         </w:rPr>
-        <w:t>PD y''-4y'+3y=8e^(5x). Hitung L(5) dengan L(D)=D²-4D+3, lalu yp=8*exp(5x)/L(5) sesuai rumus invers operator standar. Cetak L(5) dan bentuk yp (koefisiennya).</w:t>
+        <w:t xml:space="preserve">PD y''-4y'+3y=8e</w:t>
+      </w:r>
+      <w:r>
+        <w:rPr>
+          <w:rFonts w:ascii="Arial" w:hAnsi="Arial" w:cs="Arial"/>
+          <w:b w:val="0"/>
+          <w:i w:val="0"/>
+          <w:sz w:val="22"/>
+          <w:vertAlign w:val="superscript"/>
+        </w:rPr>
+        <w:t xml:space="preserve">5x</w:t>
+      </w:r>
+      <w:r>
+        <w:rPr>
+          <w:rFonts w:ascii="Arial" w:hAnsi="Arial" w:cs="Arial"/>
+          <w:b w:val="0"/>
+          <w:i w:val="0"/>
+          <w:sz w:val="22"/>
+        </w:rPr>
+        <w:t xml:space="preserve">. Hitung L(5) dengan L(D)=D²-4D+3, lalu yp=8·exp(5x)/L(5) sesuai rumus invers operator standar. Cetak L(5) dan bentuk yp (koefisiennya).</w:t>
       </w:r>
     </w:p>
     <w:p>
@@ -8819,7 +14395,7 @@
           <w:color w:val="333333"/>
           <w:sz w:val="21"/>
         </w:rPr>
-        <w:t>Hitung L(5)=5**2-4*5+3 dengan Python biasa, lalu bagi 8 dengan hasilnya untuk mendapat koefisien yp.</w:t>
+        <w:t xml:space="preserve">Hitung L(5)=5**2-4·5+3 dengan Python biasa, lalu bagi 8 dengan hasilnya untuk mendapat koefisien yp.</w:t>
       </w:r>
     </w:p>
     <w:p>
@@ -8843,7 +14419,45 @@
           <w:i w:val="0"/>
           <w:sz w:val="22"/>
         </w:rPr>
-        <w:t>PD y''-4y'+3y=6e^(3x) (α=3 adalah akar dari L(D)=D²-4D+3=(D-1)(D-3)). Cek L(3)=0 (resonansi), hitung L'(D)=2D-4 lalu L'(3), dan hitung koefisien A dari yp=6·x·e^(3x)/L'(3). Cetak L'(3) dan A.</w:t>
+        <w:t xml:space="preserve">PD y''-4y'+3y=6e</w:t>
+      </w:r>
+      <w:r>
+        <w:rPr>
+          <w:rFonts w:ascii="Arial" w:hAnsi="Arial" w:cs="Arial"/>
+          <w:b w:val="0"/>
+          <w:i w:val="0"/>
+          <w:sz w:val="22"/>
+          <w:vertAlign w:val="superscript"/>
+        </w:rPr>
+        <w:t xml:space="preserve">3x</w:t>
+      </w:r>
+      <w:r>
+        <w:rPr>
+          <w:rFonts w:ascii="Arial" w:hAnsi="Arial" w:cs="Arial"/>
+          <w:b w:val="0"/>
+          <w:i w:val="0"/>
+          <w:sz w:val="22"/>
+        </w:rPr>
+        <w:t xml:space="preserve"> (α=3 adalah akar dari L(D)=D²-4D+3=(D-1)(D-3)). Cek L(3)=0 (resonansi), hitung L'(D)=2D-4 lalu L'(3), dan hitung koefisien A dari yp=6·x·e</w:t>
+      </w:r>
+      <w:r>
+        <w:rPr>
+          <w:rFonts w:ascii="Arial" w:hAnsi="Arial" w:cs="Arial"/>
+          <w:b w:val="0"/>
+          <w:i w:val="0"/>
+          <w:sz w:val="22"/>
+          <w:vertAlign w:val="superscript"/>
+        </w:rPr>
+        <w:t xml:space="preserve">3x</w:t>
+      </w:r>
+      <w:r>
+        <w:rPr>
+          <w:rFonts w:ascii="Arial" w:hAnsi="Arial" w:cs="Arial"/>
+          <w:b w:val="0"/>
+          <w:i w:val="0"/>
+          <w:sz w:val="22"/>
+        </w:rPr>
+        <w:t xml:space="preserve">/L'(3). Cetak L'(3) dan A.</w:t>
       </w:r>
     </w:p>
     <w:p>
@@ -8879,7 +14493,7 @@
           <w:color w:val="333333"/>
           <w:sz w:val="21"/>
         </w:rPr>
-        <w:t>Hitung L(3) untuk verifikasi resonansi (harus 0), lalu hitung Lp=2*3-4 dan A=6/Lp.</w:t>
+        <w:t xml:space="preserve">Hitung L(3) untuk verifikasi resonansi (harus 0), lalu hitung Lp=2·3-4 dan A=6/Lp.</w:t>
       </w:r>
     </w:p>
     <w:p>
@@ -8939,7 +14553,7 @@
           <w:color w:val="333333"/>
           <w:sz w:val="21"/>
         </w:rPr>
-        <w:t>Substitusikan beta=4 dan K=5 ke rumus K/(2*beta) untuk mendapat koefisien x*sin(4x).</w:t>
+        <w:t xml:space="preserve">Substitusikan β=4 dan K=5 ke rumus K/(2·β) untuk mendapat koefisien x·sin(4x).</w:t>
       </w:r>
     </w:p>
     <w:p>
@@ -8963,7 +14577,35 @@
           <w:i w:val="0"/>
           <w:sz w:val="22"/>
         </w:rPr>
-        <w:t>PD y''-y'-2y=10·sin(3x). L(D)=D²-D-2, mengandung suku D ganjil. Substitusi D²→-9 di suku genap: L_eff=-9-D-2=-11-D. Hitung penyebut setelah kalikan konjugat: (-11)²-(-9)·1² dst mengikuti pola modul (D²→-9 lagi di penyebut). Cetak nilai penyebut akhir.</w:t>
+        <w:t xml:space="preserve">PD y''-y'-2y=10·sin(3x). L(D)=D²-D-2, mengandung suku D ganjil. Substitusi D²→-9 di suku genap: </w:t>
+      </w:r>
+      <w:r>
+        <w:rPr>
+          <w:rFonts w:ascii="Arial" w:hAnsi="Arial" w:cs="Arial"/>
+          <w:b w:val="0"/>
+          <w:i w:val="0"/>
+          <w:sz w:val="22"/>
+        </w:rPr>
+        <w:t xml:space="preserve">L</w:t>
+      </w:r>
+      <w:r>
+        <w:rPr>
+          <w:rFonts w:ascii="Arial" w:hAnsi="Arial" w:cs="Arial"/>
+          <w:b w:val="0"/>
+          <w:i w:val="0"/>
+          <w:sz w:val="22"/>
+          <w:vertAlign w:val="subscript"/>
+        </w:rPr>
+        <w:t xml:space="preserve">eff</w:t>
+      </w:r>
+      <w:r>
+        <w:rPr>
+          <w:rFonts w:ascii="Arial" w:hAnsi="Arial" w:cs="Arial"/>
+          <w:b w:val="0"/>
+          <w:i w:val="0"/>
+          <w:sz w:val="22"/>
+        </w:rPr>
+        <w:t xml:space="preserve">=-9-D-2=-11-D. Hitung penyebut setelah kalikan konjugat: (-11)²-(-9)·1² dst mengikuti pola modul (D²→-9 lagi di penyebut). Cetak nilai penyebut akhir.</w:t>
       </w:r>
     </w:p>
     <w:p>
@@ -9059,7 +14701,7 @@
           <w:color w:val="333333"/>
           <w:sz w:val="21"/>
         </w:rPr>
-        <w:t>Gunakan sp.series(1/(1+ (D**2-2*D)), D, 0, 3) untuk mendapat ekspansi, atau langsung terapkan turunan berurutan pada 4*x**2 sesuai koefisien hasil ekspansi manual.</w:t>
+        <w:t xml:space="preserve">Gunakan sp.series(1/(1+ (D**2-2·D)), D, 0, 3) untuk mendapat ekspansi, atau langsung terapkan turunan berurutan pada 4·x**2 sesuai koefisien hasil ekspansi manual.</w:t>
       </w:r>
     </w:p>
     <w:p>
@@ -9210,7 +14852,7 @@
           <w:color w:val="333333"/>
           <w:sz w:val="21"/>
         </w:rPr>
-        <w:t>Bungkus tiga langkah d'Alembert menjadi satu fungsi reduksi_orde(y1, p, x), panggil tiga kali dengan parameter berbeda, lalu bandingkan tiap hasil dengan sp.dsolve(eq, y(x)).rhs untuk PD terkait.</w:t>
+        <w:t xml:space="preserve">Bungkus tiga langkah d'Alembert menjadi satu fungsi reduksi_orde(y1, p, x), panggil tiga kali dengan parameter berbeda, lalu bandingkan tiap hasil dengan sp.dsolve(eq, y(x))·rhs untuk PD terkait.</w:t>
       </w:r>
     </w:p>
     <w:p>
@@ -9234,7 +14876,7 @@
           <w:i w:val="0"/>
           <w:sz w:val="22"/>
         </w:rPr>
-        <w:t>Implementasikan solver invers operator eksponensial generik dengan deteksi resonansi otomatis hingga multiplisitas 3 (generalisasi Cell 2 modul): fungsi menerima L_poly (ekspresi sympy dalam D), alpha_val, K, lalu evaluasi L(alpha) via sp.Poly(...).eval(); jika nol, turunkan L dan evaluasi lagi (naikkan multiplisitas), ulangi hingga maksimal turunan ketiga. Uji pada L(D)=(D-2)³ dengan alpha=2 (resonansi multiplisitas 3, harus menghasilkan faktor x³), serta pada dua kasus modul (resonansi simple dan berulang) untuk verifikasi hasil tetap konsisten.</w:t>
+        <w:t xml:space="preserve">Implementasikan solver invers operator eksponensial generik dengan deteksi resonansi otomatis hingga multiplisitas 3 (generalisasi Cell 2 modul): fungsi menerima L_poly (ekspresi sympy dalam D), alpha_val, K, lalu evaluasi L(α) via sp.Poly(...)·eval(); jika nol, turunkan L dan evaluasi lagi (naikkan multiplisitas), ulangi hingga maksimal turunan ketiga. Uji pada L(D)=(D-2)³ dengan α=2 (resonansi multiplisitas 3, harus menghasilkan faktor x³), serta pada dua kasus modul (resonansi simple dan berulang) untuk verifikasi hasil tetap konsisten.</w:t>
       </w:r>
     </w:p>
     <w:p>
@@ -9270,7 +14912,7 @@
           <w:color w:val="333333"/>
           <w:sz w:val="21"/>
         </w:rPr>
-        <w:t>Buat loop yang menghitung turunan L_poly terhadap D berulang kali (sp.diff(L_poly, D, k)) sambil mengevaluasi di alpha, berhenti begitu turunan ke-k tidak nol, lalu kembalikan K*x**k*exp(alpha*x)/turunan tersebut.</w:t>
+        <w:t xml:space="preserve">Buat loop yang menghitung turunan L_poly terhadap D berulang kali (sp.diff(L_poly, D, k)) sambil mengevaluasi di α, berhenti begitu turunan ke-k tidak nol, lalu kembalikan K·x**k·exp(α·x)/turunan tersebut.</w:t>
       </w:r>
     </w:p>
     <w:p>
@@ -9294,7 +14936,91 @@
           <w:i w:val="0"/>
           <w:sz w:val="22"/>
         </w:rPr>
-        <w:t>Implementasikan solver invers operator trigonometri generik dengan deteksi otomatis suku D ganjil dan penerapan trik konjugat: fungsi menerima L_poly (dalam D), beta_val, K, tipe ('sin' atau 'cos'), lalu (1) substitusi D²→-beta_val² pada bagian genap L_poly (gunakan sp.Poly untuk memisahkan suku genap/ganjil terhadap D), (2) jika sisa mengandung D (suku ganjil tidak nol), kalikan pembilang dan penyebut dengan konjugat secara simbolik, (3) substitusi D²→-beta_val² lagi di penyebut, (4) kembalikan ekspresi yp final dalam sin/cos. Uji pada tiga contoh trigonometri di modul (standar D genap, D ganjil dgn konjugat, resonansi) dan verifikasi dengan sp.dsolve().</w:t>
+        <w:t xml:space="preserve">Implementasikan solver invers operator trigonometri generik dengan deteksi otomatis suku D ganjil dan penerapan trik konjugat: fungsi menerima L_poly (dalam D), </w:t>
+      </w:r>
+      <w:r>
+        <w:rPr>
+          <w:rFonts w:ascii="Arial" w:hAnsi="Arial" w:cs="Arial"/>
+          <w:b w:val="0"/>
+          <w:i w:val="0"/>
+          <w:sz w:val="22"/>
+        </w:rPr>
+        <w:t xml:space="preserve">β</w:t>
+      </w:r>
+      <w:r>
+        <w:rPr>
+          <w:rFonts w:ascii="Arial" w:hAnsi="Arial" w:cs="Arial"/>
+          <w:b w:val="0"/>
+          <w:i w:val="0"/>
+          <w:sz w:val="22"/>
+          <w:vertAlign w:val="subscript"/>
+        </w:rPr>
+        <w:t xml:space="preserve">val</w:t>
+      </w:r>
+      <w:r>
+        <w:rPr>
+          <w:rFonts w:ascii="Arial" w:hAnsi="Arial" w:cs="Arial"/>
+          <w:b w:val="0"/>
+          <w:i w:val="0"/>
+          <w:sz w:val="22"/>
+        </w:rPr>
+        <w:t xml:space="preserve">, K, tipe ('sin' atau 'cos'), lalu (1) substitusi D²→-</w:t>
+      </w:r>
+      <w:r>
+        <w:rPr>
+          <w:rFonts w:ascii="Arial" w:hAnsi="Arial" w:cs="Arial"/>
+          <w:b w:val="0"/>
+          <w:i w:val="0"/>
+          <w:sz w:val="22"/>
+        </w:rPr>
+        <w:t xml:space="preserve">β</w:t>
+      </w:r>
+      <w:r>
+        <w:rPr>
+          <w:rFonts w:ascii="Arial" w:hAnsi="Arial" w:cs="Arial"/>
+          <w:b w:val="0"/>
+          <w:i w:val="0"/>
+          <w:sz w:val="22"/>
+          <w:vertAlign w:val="subscript"/>
+        </w:rPr>
+        <w:t xml:space="preserve">val</w:t>
+      </w:r>
+      <w:r>
+        <w:rPr>
+          <w:rFonts w:ascii="Arial" w:hAnsi="Arial" w:cs="Arial"/>
+          <w:b w:val="0"/>
+          <w:i w:val="0"/>
+          <w:sz w:val="22"/>
+        </w:rPr>
+        <w:t xml:space="preserve">² pada bagian genap L_poly (gunakan sp.Poly untuk memisahkan suku genap/ganjil terhadap D), (2) jika sisa mengandung D (suku ganjil tidak nol), kalikan pembilang dan penyebut dengan konjugat secara simbolik, (3) substitusi D²→-</w:t>
+      </w:r>
+      <w:r>
+        <w:rPr>
+          <w:rFonts w:ascii="Arial" w:hAnsi="Arial" w:cs="Arial"/>
+          <w:b w:val="0"/>
+          <w:i w:val="0"/>
+          <w:sz w:val="22"/>
+        </w:rPr>
+        <w:t xml:space="preserve">β</w:t>
+      </w:r>
+      <w:r>
+        <w:rPr>
+          <w:rFonts w:ascii="Arial" w:hAnsi="Arial" w:cs="Arial"/>
+          <w:b w:val="0"/>
+          <w:i w:val="0"/>
+          <w:sz w:val="22"/>
+          <w:vertAlign w:val="subscript"/>
+        </w:rPr>
+        <w:t xml:space="preserve">val</w:t>
+      </w:r>
+      <w:r>
+        <w:rPr>
+          <w:rFonts w:ascii="Arial" w:hAnsi="Arial" w:cs="Arial"/>
+          <w:b w:val="0"/>
+          <w:i w:val="0"/>
+          <w:sz w:val="22"/>
+        </w:rPr>
+        <w:t xml:space="preserve">² lagi di penyebut, (4) kembalikan ekspresi yp final dalam sin/cos. Uji pada tiga contoh trigonometri di modul (standar D genap, D ganjil dgn konjugat, resonansi) dan verifikasi dengan sp.dsolve().</w:t>
       </w:r>
     </w:p>
     <w:p>
@@ -9354,7 +15080,119 @@
           <w:i w:val="0"/>
           <w:sz w:val="22"/>
         </w:rPr>
-        <w:t>Implementasikan invers operator polinomial generik via ekspansi McLaurin otomatis (tanpa hardcode derajat): fungsi menerima L_poly (dalam D), f_poly (ekspresi polinomial dalam x), lalu (1) tentukan derajat k dari f_poly dengan sp.degree(), (2) faktorkan L_poly menjadi c*(1+g(D)) bila punya suku konstan ≠ 0 (bila L(0)=0, faktorkan keluar D pangkat terkecil dan integrasikan di akhir), (3) ekspansikan 1/(1+g) via sp.series(1/(1+g), D, 0, k+1).removeO(), (4) terapkan hasil ekspansi (sebagai polinomial dalam D) ke f_poly dengan menurunkan f_poly berulang sesuai pangkat D. Uji pada Contoh 1 modul (L=D²-4D+3, f=6x²-7) dan Contoh 2 modul (L=D²-3D, f=6x, tanpa suku konstan), bandingkan hasil dengan nilai eksak pada modul.</w:t>
+        <w:t xml:space="preserve">Implementasikan invers operator polinomial generik via ekspansi McLaurin otomatis (tanpa hardcode derajat): fungsi menerima L_poly (dalam D), </w:t>
+      </w:r>
+      <w:r>
+        <w:rPr>
+          <w:rFonts w:ascii="Arial" w:hAnsi="Arial" w:cs="Arial"/>
+          <w:b w:val="0"/>
+          <w:i w:val="0"/>
+          <w:sz w:val="22"/>
+        </w:rPr>
+        <w:t xml:space="preserve">f</w:t>
+      </w:r>
+      <w:r>
+        <w:rPr>
+          <w:rFonts w:ascii="Arial" w:hAnsi="Arial" w:cs="Arial"/>
+          <w:b w:val="0"/>
+          <w:i w:val="0"/>
+          <w:sz w:val="22"/>
+          <w:vertAlign w:val="subscript"/>
+        </w:rPr>
+        <w:t xml:space="preserve">poly</w:t>
+      </w:r>
+      <w:r>
+        <w:rPr>
+          <w:rFonts w:ascii="Arial" w:hAnsi="Arial" w:cs="Arial"/>
+          <w:b w:val="0"/>
+          <w:i w:val="0"/>
+          <w:sz w:val="22"/>
+        </w:rPr>
+        <w:t xml:space="preserve"> (ekspresi polinomial dalam x), lalu (1) tentukan derajat k dari </w:t>
+      </w:r>
+      <w:r>
+        <w:rPr>
+          <w:rFonts w:ascii="Arial" w:hAnsi="Arial" w:cs="Arial"/>
+          <w:b w:val="0"/>
+          <w:i w:val="0"/>
+          <w:sz w:val="22"/>
+        </w:rPr>
+        <w:t xml:space="preserve">f</w:t>
+      </w:r>
+      <w:r>
+        <w:rPr>
+          <w:rFonts w:ascii="Arial" w:hAnsi="Arial" w:cs="Arial"/>
+          <w:b w:val="0"/>
+          <w:i w:val="0"/>
+          <w:sz w:val="22"/>
+          <w:vertAlign w:val="subscript"/>
+        </w:rPr>
+        <w:t xml:space="preserve">poly</w:t>
+      </w:r>
+      <w:r>
+        <w:rPr>
+          <w:rFonts w:ascii="Arial" w:hAnsi="Arial" w:cs="Arial"/>
+          <w:b w:val="0"/>
+          <w:i w:val="0"/>
+          <w:sz w:val="22"/>
+        </w:rPr>
+        <w:t xml:space="preserve"> dengan sp.degree(), (2) faktorkan L_poly menjadi c·(1+g(D)) bila punya suku konstan ≠ 0 (bila L(0)=0, faktorkan keluar D pangkat terkecil dan integrasikan di akhir), (3) ekspansikan 1/(1+g) via sp.series(1/(1+g), D, 0, k+1)·removeO(), (4) terapkan hasil ekspansi (sebagai polinomial dalam D) ke </w:t>
+      </w:r>
+      <w:r>
+        <w:rPr>
+          <w:rFonts w:ascii="Arial" w:hAnsi="Arial" w:cs="Arial"/>
+          <w:b w:val="0"/>
+          <w:i w:val="0"/>
+          <w:sz w:val="22"/>
+        </w:rPr>
+        <w:t xml:space="preserve">f</w:t>
+      </w:r>
+      <w:r>
+        <w:rPr>
+          <w:rFonts w:ascii="Arial" w:hAnsi="Arial" w:cs="Arial"/>
+          <w:b w:val="0"/>
+          <w:i w:val="0"/>
+          <w:sz w:val="22"/>
+          <w:vertAlign w:val="subscript"/>
+        </w:rPr>
+        <w:t xml:space="preserve">poly</w:t>
+      </w:r>
+      <w:r>
+        <w:rPr>
+          <w:rFonts w:ascii="Arial" w:hAnsi="Arial" w:cs="Arial"/>
+          <w:b w:val="0"/>
+          <w:i w:val="0"/>
+          <w:sz w:val="22"/>
+        </w:rPr>
+        <w:t xml:space="preserve"> dengan menurunkan </w:t>
+      </w:r>
+      <w:r>
+        <w:rPr>
+          <w:rFonts w:ascii="Arial" w:hAnsi="Arial" w:cs="Arial"/>
+          <w:b w:val="0"/>
+          <w:i w:val="0"/>
+          <w:sz w:val="22"/>
+        </w:rPr>
+        <w:t xml:space="preserve">f</w:t>
+      </w:r>
+      <w:r>
+        <w:rPr>
+          <w:rFonts w:ascii="Arial" w:hAnsi="Arial" w:cs="Arial"/>
+          <w:b w:val="0"/>
+          <w:i w:val="0"/>
+          <w:sz w:val="22"/>
+          <w:vertAlign w:val="subscript"/>
+        </w:rPr>
+        <w:t xml:space="preserve">poly</w:t>
+      </w:r>
+      <w:r>
+        <w:rPr>
+          <w:rFonts w:ascii="Arial" w:hAnsi="Arial" w:cs="Arial"/>
+          <w:b w:val="0"/>
+          <w:i w:val="0"/>
+          <w:sz w:val="22"/>
+        </w:rPr>
+        <w:t xml:space="preserve"> berulang sesuai pangkat D. Uji pada Contoh 1 modul (L=D²-4D+3, f=6x²-7) dan Contoh 2 modul (L=D²-3D, f=6x, tanpa suku konstan), bandingkan hasil dengan nilai eksak pada modul.</w:t>
       </w:r>
     </w:p>
     <w:p>
@@ -9390,7 +15228,90 @@
           <w:color w:val="333333"/>
           <w:sz w:val="21"/>
         </w:rPr>
-        <w:t>Manfaatkan sp.series untuk ekspansi 1/(1+g(D)) secara otomatis hingga orde D^(k+1), lalu untuk tiap suku c_n*D**n dalam hasil ekspansi, hitung c_n*sp.diff(f_poly, x, n) dan jumlahkan seluruh kontribusi; untuk kasus tanpa suku konstan, bungkus hasil akhir dengan sp.integrate() sesuai pangkat D yang difaktorkan keluar.</w:t>
+        <w:t xml:space="preserve">Manfaatkan sp.series untuk ekspansi 1/(1+g(D)) secara otomatis hingga orde D</w:t>
+      </w:r>
+      <w:r>
+        <w:rPr>
+          <w:rFonts w:ascii="Arial" w:hAnsi="Arial" w:cs="Arial"/>
+          <w:b w:val="0"/>
+          <w:i w:val="0"/>
+          <w:color w:val="333333"/>
+          <w:sz w:val="21"/>
+          <w:vertAlign w:val="superscript"/>
+        </w:rPr>
+        <w:t xml:space="preserve">k+1</w:t>
+      </w:r>
+      <w:r>
+        <w:rPr>
+          <w:rFonts w:ascii="Arial" w:hAnsi="Arial" w:cs="Arial"/>
+          <w:b w:val="0"/>
+          <w:i w:val="0"/>
+          <w:color w:val="333333"/>
+          <w:sz w:val="21"/>
+        </w:rPr>
+        <w:t xml:space="preserve">, lalu untuk tiap suku </w:t>
+      </w:r>
+      <w:r>
+        <w:rPr>
+          <w:rFonts w:ascii="Arial" w:hAnsi="Arial" w:cs="Arial"/>
+          <w:b w:val="0"/>
+          <w:i w:val="0"/>
+          <w:color w:val="333333"/>
+          <w:sz w:val="21"/>
+        </w:rPr>
+        <w:t xml:space="preserve">c</w:t>
+      </w:r>
+      <w:r>
+        <w:rPr>
+          <w:rFonts w:ascii="Arial" w:hAnsi="Arial" w:cs="Arial"/>
+          <w:b w:val="0"/>
+          <w:i w:val="0"/>
+          <w:color w:val="333333"/>
+          <w:sz w:val="21"/>
+          <w:vertAlign w:val="subscript"/>
+        </w:rPr>
+        <w:t xml:space="preserve">n</w:t>
+      </w:r>
+      <w:r>
+        <w:rPr>
+          <w:rFonts w:ascii="Arial" w:hAnsi="Arial" w:cs="Arial"/>
+          <w:b w:val="0"/>
+          <w:i w:val="0"/>
+          <w:color w:val="333333"/>
+          <w:sz w:val="21"/>
+        </w:rPr>
+        <w:t xml:space="preserve">·D**n dalam hasil ekspansi, hitung </w:t>
+      </w:r>
+      <w:r>
+        <w:rPr>
+          <w:rFonts w:ascii="Arial" w:hAnsi="Arial" w:cs="Arial"/>
+          <w:b w:val="0"/>
+          <w:i w:val="0"/>
+          <w:color w:val="333333"/>
+          <w:sz w:val="21"/>
+        </w:rPr>
+        <w:t xml:space="preserve">c</w:t>
+      </w:r>
+      <w:r>
+        <w:rPr>
+          <w:rFonts w:ascii="Arial" w:hAnsi="Arial" w:cs="Arial"/>
+          <w:b w:val="0"/>
+          <w:i w:val="0"/>
+          <w:color w:val="333333"/>
+          <w:sz w:val="21"/>
+          <w:vertAlign w:val="subscript"/>
+        </w:rPr>
+        <w:t xml:space="preserve">n</w:t>
+      </w:r>
+      <w:r>
+        <w:rPr>
+          <w:rFonts w:ascii="Arial" w:hAnsi="Arial" w:cs="Arial"/>
+          <w:b w:val="0"/>
+          <w:i w:val="0"/>
+          <w:color w:val="333333"/>
+          <w:sz w:val="21"/>
+        </w:rPr>
+        <w:t xml:space="preserve">·sp.diff(f_poly, x, n) dan jumlahkan seluruh kontribusi; untuk kasus tanpa suku konstan, bungkus hasil akhir dengan sp.integrate() sesuai pangkat D yang difaktorkan keluar.</w:t>
       </w:r>
     </w:p>
     <w:p>
@@ -9414,7 +15335,7 @@
           <w:i w:val="0"/>
           <w:sz w:val="22"/>
         </w:rPr>
-        <w:t>Implementasikan verifikasi menyeluruh studi kasus kompresor: fungsi menerima m,c,k,F0,omega, lalu (1) hitung akar karakteristik dari mλ²+cλ+k=0 (kompleks), (2) hitung L_eff=(k-m*omega**2)+c*D via substitusi D²→-omega², (3) kalikan konjugat untuk dapat A (koef cos) dan B (koef sin) pada xp=A*cos(omega*t)+B*sin(omega*t), (4) hitung amplitudo sqrt(A²+B²), (5) bandingkan dengan solusi numerik scipy.integrate.solve_ivp pada PD asli m*x''+c*x'+k*x=F0*sin(omega*t) dengan x(0)=0,v(0)=0 pada rentang waktu panjang (t=0 sampai 5 periode natural) hingga transient meluruh, ambil amplitudo puncak steady-state numerik dan bandingkan dengan hasil analitik invers operator; galat harus di bawah 1%. Uji pada parameter studi kasus (m=50,c=200,k=2e5,F0=500,omega=63), cetak amplitudo analitik dan numerik.</w:t>
+        <w:t xml:space="preserve">Implementasikan verifikasi menyeluruh studi kasus kompresor: fungsi menerima m,c,k,F0,ω, lalu (1) hitung akar karakteristik dari mλ²+cλ+k=0 (kompleks), (2) hitung L_eff=(k-m·ω**2)+c·D via substitusi D²→-ω², (3) kalikan konjugat untuk dapat A (koef cos) dan B (koef sin) pada xp=A·cos(ω·t)+B·sin(ω·t), (4) hitung amplitudo √(A²+B²), (5) bandingkan dengan solusi numerik scipy.integrate.solve_ivp pada PD asli m·x''+c·x'+k·x=F0·sin(ω·t) dengan x(0)=0,v(0)=0 pada rentang waktu panjang (t=0 sampai 5 periode natural) hingga transient meluruh, ambil amplitudo puncak steady-state numerik dan bandingkan dengan hasil analitik invers operator; galat harus di bawah 1%. Uji pada parameter studi kasus (m=50,c=200,k=2e5,F0=500,ω=63), cetak amplitudo analitik dan numerik.</w:t>
       </w:r>
     </w:p>
     <w:p>
@@ -9450,7 +15371,28 @@
           <w:color w:val="333333"/>
           <w:sz w:val="21"/>
         </w:rPr>
-        <w:t>Untuk bagian numerik, konversi PD orde 2 menjadi sistem PD orde 1 [x,v], panggil solve_ivp dengan t_eval rapat pada interval panjang, ambil np.max(np.abs(x[t_akhir_beberapa_periode:])) sebagai estimasi amplitudo steady-state setelah transient e^(-2t) meluruh habis (misal t&gt;5), lalu bandingkan dengan amplitudo analitik F0/sqrt((k-m*omega**2)**2+(c*omega)**2).</w:t>
+        <w:t xml:space="preserve">Untuk bagian numerik, konversi PD orde 2 menjadi sistem PD orde 1 [x,v], panggil solve_ivp dengan t_eval rapat pada interval panjang, ambil np.max(np.abs(x[t_akhir_beberapa_periode:])) sebagai estimasi amplitudo steady-state setelah transient e</w:t>
+      </w:r>
+      <w:r>
+        <w:rPr>
+          <w:rFonts w:ascii="Arial" w:hAnsi="Arial" w:cs="Arial"/>
+          <w:b w:val="0"/>
+          <w:i w:val="0"/>
+          <w:color w:val="333333"/>
+          <w:sz w:val="21"/>
+          <w:vertAlign w:val="superscript"/>
+        </w:rPr>
+        <w:t xml:space="preserve">-2t</w:t>
+      </w:r>
+      <w:r>
+        <w:rPr>
+          <w:rFonts w:ascii="Arial" w:hAnsi="Arial" w:cs="Arial"/>
+          <w:b w:val="0"/>
+          <w:i w:val="0"/>
+          <w:color w:val="333333"/>
+          <w:sz w:val="21"/>
+        </w:rPr>
+        <w:t xml:space="preserve"> meluruh habis (misal t&gt;5), lalu bandingkan dengan amplitudo analitik F0/√((k-m·ω**2)**2+(c·ω)**2).</w:t>
       </w:r>
     </w:p>
     <w:p>
@@ -9573,7 +15515,7 @@
           <w:color w:val="0563C1"/>
           <w:sz w:val="21"/>
         </w:rPr>
-        <w:t xml:space="preserve"> https://doi.org/10.33422/2nd.worldte.2020.09.242</w:t>
+        <w:t xml:space="preserve"> https://doi.org/10.33422/2nd·worldte.2020.09.242</w:t>
       </w:r>
     </w:p>
     <w:p>

--- a/Engineering-Mathematics/Modul-Word/Modul-9-Metode-Reduksi-Orde-dan-Invers-Operator.docx
+++ b/Engineering-Mathematics/Modul-Word/Modul-9-Metode-Reduksi-Orde-dan-Invers-Operator.docx
@@ -11311,7 +11311,7 @@
           <w:i w:val="0"/>
           <w:sz w:val="22"/>
         </w:rPr>
-        <w:t xml:space="preserve">implementasikan fungsi invL_exp(L_poly, α, K) yang menghitung L(α) via sp.Poly(...)·eval(α); bila L(α)≠0 kembalikan K·exp(αx)/L(α); bila L(α)=0 hitung turunan L'(D) dan cek L'(α), kembalikan K·x·exp(αx)/L'(α); bila masih nol lanjut ke L''(α) untuk resonansi berulang. Uji pada Contoh 1-3 di atas dan verifikasi dengan substitusi balik sp.simplify(LHS-f)==0.</w:t>
+        <w:t xml:space="preserve">implementasikan fungsi invL_exp(L_poly, α, K) yang menghitung L(α) via sp.Poly(...).eval(α); bila L(α)≠0 kembalikan K·exp(αx)/L(α); bila L(α)=0 hitung turunan L'(D) dan cek L'(α), kembalikan K·x·exp(αx)/L'(α); bila masih nol lanjut ke L''(α) untuk resonansi berulang. Uji pada Contoh 1-3 di atas dan verifikasi dengan substitusi balik sp.simplify(LHS-f)==0.</w:t>
       </w:r>
     </w:p>
     <w:p>
@@ -14072,7 +14072,7 @@
           <w:i w:val="0"/>
           <w:sz w:val="22"/>
         </w:rPr>
-        <w:t xml:space="preserve"> diketahui. Hitung y2 via rumus d'Alembert: p=-6, integrand=exp(-integrate(p,x))/y1**2, u=integrate(integrand,x), y2=simplify(u·y1). Cetak y2 (harus x·exp(3x)).</w:t>
+        <w:t xml:space="preserve"> diketahui. Hitung y2 via rumus d'Alembert: p=-6, integrand=exp(-integrate(p,x))/y1**2, u=integrate(integrand,x), y2=simplify(u*y1). Cetak y2 (harus x*exp(3x)).</w:t>
       </w:r>
     </w:p>
     <w:p>
@@ -14256,7 +14256,7 @@
           <w:color w:val="333333"/>
           <w:sz w:val="21"/>
         </w:rPr>
-        <w:t xml:space="preserve">Definisikan fungsi L(d) = d**2-5·d+6 dengan Python biasa (bukan simbolik), lalu evaluasi pada d=2,3,4.</w:t>
+        <w:t>Definisikan fungsi L(d) = d**2-5*d+6 dengan Python biasa (bukan simbolik), lalu evaluasi pada d=2,3,4.</w:t>
       </w:r>
     </w:p>
     <w:p>
@@ -14395,7 +14395,7 @@
           <w:color w:val="333333"/>
           <w:sz w:val="21"/>
         </w:rPr>
-        <w:t xml:space="preserve">Hitung L(5)=5**2-4·5+3 dengan Python biasa, lalu bagi 8 dengan hasilnya untuk mendapat koefisien yp.</w:t>
+        <w:t>Hitung L(5)=5**2-4*5+3 dengan Python biasa, lalu bagi 8 dengan hasilnya untuk mendapat koefisien yp.</w:t>
       </w:r>
     </w:p>
     <w:p>
@@ -14701,7 +14701,7 @@
           <w:color w:val="333333"/>
           <w:sz w:val="21"/>
         </w:rPr>
-        <w:t xml:space="preserve">Gunakan sp.series(1/(1+ (D**2-2·D)), D, 0, 3) untuk mendapat ekspansi, atau langsung terapkan turunan berurutan pada 4·x**2 sesuai koefisien hasil ekspansi manual.</w:t>
+        <w:t>Gunakan sp.series(1/(1+ (D**2-2*D)), D, 0, 3) untuk mendapat ekspansi, atau langsung terapkan turunan berurutan pada 4*x**2 sesuai koefisien hasil ekspansi manual.</w:t>
       </w:r>
     </w:p>
     <w:p>
@@ -14852,7 +14852,7 @@
           <w:color w:val="333333"/>
           <w:sz w:val="21"/>
         </w:rPr>
-        <w:t xml:space="preserve">Bungkus tiga langkah d'Alembert menjadi satu fungsi reduksi_orde(y1, p, x), panggil tiga kali dengan parameter berbeda, lalu bandingkan tiap hasil dengan sp.dsolve(eq, y(x))·rhs untuk PD terkait.</w:t>
+        <w:t>Bungkus tiga langkah d'Alembert menjadi satu fungsi reduksi_orde(y1, p, x), panggil tiga kali dengan parameter berbeda, lalu bandingkan tiap hasil dengan sp.dsolve(eq, y(x)).rhs untuk PD terkait.</w:t>
       </w:r>
     </w:p>
     <w:p>
@@ -14876,7 +14876,7 @@
           <w:i w:val="0"/>
           <w:sz w:val="22"/>
         </w:rPr>
-        <w:t xml:space="preserve">Implementasikan solver invers operator eksponensial generik dengan deteksi resonansi otomatis hingga multiplisitas 3 (generalisasi Cell 2 modul): fungsi menerima L_poly (ekspresi sympy dalam D), alpha_val, K, lalu evaluasi L(α) via sp.Poly(...)·eval(); jika nol, turunkan L dan evaluasi lagi (naikkan multiplisitas), ulangi hingga maksimal turunan ketiga. Uji pada L(D)=(D-2)³ dengan α=2 (resonansi multiplisitas 3, harus menghasilkan faktor x³), serta pada dua kasus modul (resonansi simple dan berulang) untuk verifikasi hasil tetap konsisten.</w:t>
+        <w:t xml:space="preserve">Implementasikan solver invers operator eksponensial generik dengan deteksi resonansi otomatis hingga multiplisitas 3 (generalisasi Cell 2 modul): fungsi menerima L_poly (ekspresi sympy dalam D), alpha_val, K, lalu evaluasi L(α) via sp.Poly(...).eval(); jika nol, turunkan L dan evaluasi lagi (naikkan multiplisitas), ulangi hingga maksimal turunan ketiga. Uji pada L(D)=(D-2)³ dengan α=2 (resonansi multiplisitas 3, harus menghasilkan faktor x³), serta pada dua kasus modul (resonansi simple dan berulang) untuk verifikasi hasil tetap konsisten.</w:t>
       </w:r>
     </w:p>
     <w:p>
@@ -14912,7 +14912,7 @@
           <w:color w:val="333333"/>
           <w:sz w:val="21"/>
         </w:rPr>
-        <w:t xml:space="preserve">Buat loop yang menghitung turunan L_poly terhadap D berulang kali (sp.diff(L_poly, D, k)) sambil mengevaluasi di α, berhenti begitu turunan ke-k tidak nol, lalu kembalikan K·x**k·exp(α·x)/turunan tersebut.</w:t>
+        <w:t xml:space="preserve">Buat loop yang menghitung turunan L_poly terhadap D berulang kali (sp.diff(L_poly, D, k)) sambil mengevaluasi di α, berhenti begitu turunan ke-k tidak nol, lalu kembalikan K*x**k*exp(α*x)/turunan tersebut.</w:t>
       </w:r>
     </w:p>
     <w:p>
@@ -15136,7 +15136,7 @@
           <w:i w:val="0"/>
           <w:sz w:val="22"/>
         </w:rPr>
-        <w:t xml:space="preserve"> dengan sp.degree(), (2) faktorkan L_poly menjadi c·(1+g(D)) bila punya suku konstan ≠ 0 (bila L(0)=0, faktorkan keluar D pangkat terkecil dan integrasikan di akhir), (3) ekspansikan 1/(1+g) via sp.series(1/(1+g), D, 0, k+1)·removeO(), (4) terapkan hasil ekspansi (sebagai polinomial dalam D) ke </w:t>
+        <w:t xml:space="preserve"> dengan sp.degree(), (2) faktorkan L_poly menjadi c*(1+g(D)) bila punya suku konstan ≠ 0 (bila L(0)=0, faktorkan keluar D pangkat terkecil dan integrasikan di akhir), (3) ekspansikan 1/(1+g) via sp.series(1/(1+g), D, 0, k+1).removeO(), (4) terapkan hasil ekspansi (sebagai polinomial dalam D) ke </w:t>
       </w:r>
       <w:r>
         <w:rPr>
@@ -15280,7 +15280,7 @@
           <w:color w:val="333333"/>
           <w:sz w:val="21"/>
         </w:rPr>
-        <w:t xml:space="preserve">·D**n dalam hasil ekspansi, hitung </w:t>
+        <w:t xml:space="preserve">*D**n dalam hasil ekspansi, hitung </w:t>
       </w:r>
       <w:r>
         <w:rPr>
@@ -15311,7 +15311,7 @@
           <w:color w:val="333333"/>
           <w:sz w:val="21"/>
         </w:rPr>
-        <w:t xml:space="preserve">·sp.diff(f_poly, x, n) dan jumlahkan seluruh kontribusi; untuk kasus tanpa suku konstan, bungkus hasil akhir dengan sp.integrate() sesuai pangkat D yang difaktorkan keluar.</w:t>
+        <w:t xml:space="preserve">*sp.diff(f_poly, x, n) dan jumlahkan seluruh kontribusi; untuk kasus tanpa suku konstan, bungkus hasil akhir dengan sp.integrate() sesuai pangkat D yang difaktorkan keluar.</w:t>
       </w:r>
     </w:p>
     <w:p>
@@ -15335,7 +15335,7 @@
           <w:i w:val="0"/>
           <w:sz w:val="22"/>
         </w:rPr>
-        <w:t xml:space="preserve">Implementasikan verifikasi menyeluruh studi kasus kompresor: fungsi menerima m,c,k,F0,ω, lalu (1) hitung akar karakteristik dari mλ²+cλ+k=0 (kompleks), (2) hitung L_eff=(k-m·ω**2)+c·D via substitusi D²→-ω², (3) kalikan konjugat untuk dapat A (koef cos) dan B (koef sin) pada xp=A·cos(ω·t)+B·sin(ω·t), (4) hitung amplitudo √(A²+B²), (5) bandingkan dengan solusi numerik scipy.integrate.solve_ivp pada PD asli m·x''+c·x'+k·x=F0·sin(ω·t) dengan x(0)=0,v(0)=0 pada rentang waktu panjang (t=0 sampai 5 periode natural) hingga transient meluruh, ambil amplitudo puncak steady-state numerik dan bandingkan dengan hasil analitik invers operator; galat harus di bawah 1%. Uji pada parameter studi kasus (m=50,c=200,k=2e5,F0=500,ω=63), cetak amplitudo analitik dan numerik.</w:t>
+        <w:t xml:space="preserve">Implementasikan verifikasi menyeluruh studi kasus kompresor: fungsi menerima m,c,k,F0,ω, lalu (1) hitung akar karakteristik dari mλ²+cλ+k=0 (kompleks), (2) hitung L_eff=(k-m*ω**2)+c*D via substitusi D²→-ω², (3) kalikan konjugat untuk dapat A (koef cos) dan B (koef sin) pada xp=A*cos(ω*t)+B*sin(ω*t), (4) hitung amplitudo √(A²+B²), (5) bandingkan dengan solusi numerik scipy.integrate.solve_ivp pada PD asli m*x''+c*x'+k*x=F0*sin(ω*t) dengan x(0)=0,v(0)=0 pada rentang waktu panjang (t=0 sampai 5 periode natural) hingga transient meluruh, ambil amplitudo puncak steady-state numerik dan bandingkan dengan hasil analitik invers operator; galat harus di bawah 1%. Uji pada parameter studi kasus (m=50,c=200,k=2e5,F0=500,ω=63), cetak amplitudo analitik dan numerik.</w:t>
       </w:r>
     </w:p>
     <w:p>
@@ -15392,7 +15392,7 @@
           <w:color w:val="333333"/>
           <w:sz w:val="21"/>
         </w:rPr>
-        <w:t xml:space="preserve"> meluruh habis (misal t&gt;5), lalu bandingkan dengan amplitudo analitik F0/√((k-m·ω**2)**2+(c·ω)**2).</w:t>
+        <w:t xml:space="preserve"> meluruh habis (misal t&gt;5), lalu bandingkan dengan amplitudo analitik F0/√((k-m*ω**2)**2+(c*ω)**2).</w:t>
       </w:r>
     </w:p>
     <w:p>

--- a/Engineering-Mathematics/Modul-Word/Modul-9-Metode-Reduksi-Orde-dan-Invers-Operator.docx
+++ b/Engineering-Mathematics/Modul-Word/Modul-9-Metode-Reduksi-Orde-dan-Invers-Operator.docx
@@ -3296,8 +3296,11 @@
     </w:p>
     <w:p>
       <w:pPr>
+        <w:tabs>
+          <w:tab w:val="center" w:pos="4393"/>
+          <w:tab w:val="right" w:pos="8787"/>
+        </w:tabs>
         <w:spacing w:before="40" w:after="120"/>
-        <w:jc w:val="center"/>
       </w:pPr>
       <w:r>
         <w:rPr>
@@ -3307,6 +3310,16 @@
           <w:color w:val="305496"/>
           <w:sz w:val="22"/>
         </w:rPr>
+        <w:tab/>
+      </w:r>
+      <w:r>
+        <w:rPr>
+          <w:rFonts w:ascii="Arial" w:hAnsi="Arial" w:cs="Arial"/>
+          <w:b/>
+          <w:i/>
+          <w:color w:val="305496"/>
+          <w:sz w:val="22"/>
+        </w:rPr>
         <w:t xml:space="preserve">PD: y'' + p(x)·y' + q(x)·y = 0,  y1 diketahui  ⟹  </w:t>
       </w:r>
       <w:r>
@@ -3431,7 +3444,8 @@
           <w:color w:val="305496"/>
           <w:sz w:val="22"/>
         </w:rPr>
-        <w:t xml:space="preserve">   (1)</w:t>
+        <w:tab/>
+        <w:t xml:space="preserve">(1)</w:t>
       </w:r>
     </w:p>
     <w:p>
@@ -4229,8 +4243,11 @@
     </w:p>
     <w:p>
       <w:pPr>
+        <w:tabs>
+          <w:tab w:val="center" w:pos="4393"/>
+          <w:tab w:val="right" w:pos="8787"/>
+        </w:tabs>
         <w:spacing w:before="40" w:after="120"/>
-        <w:jc w:val="center"/>
       </w:pPr>
       <w:r>
         <w:rPr>
@@ -4240,6 +4257,16 @@
           <w:color w:val="305496"/>
           <w:sz w:val="22"/>
         </w:rPr>
+        <w:tab/>
+      </w:r>
+      <w:r>
+        <w:rPr>
+          <w:rFonts w:ascii="Arial" w:hAnsi="Arial" w:cs="Arial"/>
+          <w:b/>
+          <w:i/>
+          <w:color w:val="305496"/>
+          <w:sz w:val="22"/>
+        </w:rPr>
         <w:t xml:space="preserve">✓ Solusi Homogen Lengkap:   yh = (</w:t>
       </w:r>
       <w:r>
@@ -4323,7 +4350,8 @@
           <w:color w:val="305496"/>
           <w:sz w:val="22"/>
         </w:rPr>
-        <w:t xml:space="preserve">   (2)</w:t>
+        <w:tab/>
+        <w:t xml:space="preserve">(2)</w:t>
       </w:r>
     </w:p>
     <w:p>
@@ -4747,8 +4775,11 @@
     </w:p>
     <w:p>
       <w:pPr>
+        <w:tabs>
+          <w:tab w:val="center" w:pos="4393"/>
+          <w:tab w:val="right" w:pos="8787"/>
+        </w:tabs>
         <w:spacing w:before="40" w:after="120"/>
-        <w:jc w:val="center"/>
       </w:pPr>
       <w:r>
         <w:rPr>
@@ -4758,6 +4789,16 @@
           <w:color w:val="305496"/>
           <w:sz w:val="22"/>
         </w:rPr>
+        <w:tab/>
+      </w:r>
+      <w:r>
+        <w:rPr>
+          <w:rFonts w:ascii="Arial" w:hAnsi="Arial" w:cs="Arial"/>
+          <w:b/>
+          <w:i/>
+          <w:color w:val="305496"/>
+          <w:sz w:val="22"/>
+        </w:rPr>
         <w:t xml:space="preserve">✓ Solusi Homogen Lengkap:   yh = </w:t>
       </w:r>
       <w:r>
@@ -4830,7 +4871,8 @@
           <w:color w:val="305496"/>
           <w:sz w:val="22"/>
         </w:rPr>
-        <w:t xml:space="preserve">   (3)</w:t>
+        <w:tab/>
+        <w:t xml:space="preserve">(3)</w:t>
       </w:r>
     </w:p>
     <w:p>
@@ -5617,8 +5659,11 @@
     </w:p>
     <w:p>
       <w:pPr>
+        <w:tabs>
+          <w:tab w:val="center" w:pos="4393"/>
+          <w:tab w:val="right" w:pos="8787"/>
+        </w:tabs>
         <w:spacing w:before="40" w:after="120"/>
-        <w:jc w:val="center"/>
       </w:pPr>
       <w:r>
         <w:rPr>
@@ -5628,6 +5673,16 @@
           <w:color w:val="305496"/>
           <w:sz w:val="22"/>
         </w:rPr>
+        <w:tab/>
+      </w:r>
+      <w:r>
+        <w:rPr>
+          <w:rFonts w:ascii="Arial" w:hAnsi="Arial" w:cs="Arial"/>
+          <w:b/>
+          <w:i/>
+          <w:color w:val="305496"/>
+          <w:sz w:val="22"/>
+        </w:rPr>
         <w:t xml:space="preserve">D ≡ d/dx,  D</w:t>
       </w:r>
       <w:r>
@@ -5701,7 +5756,8 @@
           <w:color w:val="305496"/>
           <w:sz w:val="22"/>
         </w:rPr>
-        <w:t xml:space="preserve">   (4)</w:t>
+        <w:tab/>
+        <w:t xml:space="preserve">(4)</w:t>
       </w:r>
     </w:p>
     <w:p>
@@ -5967,8 +6023,11 @@
     </w:p>
     <w:p>
       <w:pPr>
+        <w:tabs>
+          <w:tab w:val="center" w:pos="4393"/>
+          <w:tab w:val="right" w:pos="8787"/>
+        </w:tabs>
         <w:spacing w:before="40" w:after="120"/>
-        <w:jc w:val="center"/>
       </w:pPr>
       <w:r>
         <w:rPr>
@@ -5978,6 +6037,16 @@
           <w:color w:val="305496"/>
           <w:sz w:val="22"/>
         </w:rPr>
+        <w:tab/>
+      </w:r>
+      <w:r>
+        <w:rPr>
+          <w:rFonts w:ascii="Arial" w:hAnsi="Arial" w:cs="Arial"/>
+          <w:b/>
+          <w:i/>
+          <w:color w:val="305496"/>
+          <w:sz w:val="22"/>
+        </w:rPr>
         <w:t xml:space="preserve">L(D)·e</w:t>
       </w:r>
       <w:r>
@@ -6072,7 +6141,8 @@
           <w:color w:val="305496"/>
           <w:sz w:val="22"/>
         </w:rPr>
-        <w:t xml:space="preserve">   (5)</w:t>
+        <w:tab/>
+        <w:t xml:space="preserve">(5)</w:t>
       </w:r>
     </w:p>
     <w:p>
@@ -6580,8 +6650,11 @@
     </w:p>
     <w:p>
       <w:pPr>
+        <w:tabs>
+          <w:tab w:val="center" w:pos="4393"/>
+          <w:tab w:val="right" w:pos="8787"/>
+        </w:tabs>
         <w:spacing w:before="40" w:after="120"/>
-        <w:jc w:val="center"/>
       </w:pPr>
       <w:r>
         <w:rPr>
@@ -6591,6 +6664,16 @@
           <w:color w:val="305496"/>
           <w:sz w:val="22"/>
         </w:rPr>
+        <w:tab/>
+      </w:r>
+      <w:r>
+        <w:rPr>
+          <w:rFonts w:ascii="Arial" w:hAnsi="Arial" w:cs="Arial"/>
+          <w:b/>
+          <w:i/>
+          <w:color w:val="305496"/>
+          <w:sz w:val="22"/>
+        </w:rPr>
         <w:t xml:space="preserve">L(D)·yp = f(x)  ⟹  yp = (1/L(D))·f(x);   operator dasar: (1/(D-r))·f = e</w:t>
       </w:r>
       <w:r>
@@ -6643,7 +6726,8 @@
           <w:color w:val="305496"/>
           <w:sz w:val="22"/>
         </w:rPr>
-        <w:t xml:space="preserve">   (6)</w:t>
+        <w:tab/>
+        <w:t xml:space="preserve">(6)</w:t>
       </w:r>
     </w:p>
     <w:p>
@@ -6841,8 +6925,11 @@
     </w:p>
     <w:p>
       <w:pPr>
+        <w:tabs>
+          <w:tab w:val="center" w:pos="4393"/>
+          <w:tab w:val="right" w:pos="8787"/>
+        </w:tabs>
         <w:spacing w:before="40" w:after="120"/>
-        <w:jc w:val="center"/>
       </w:pPr>
       <w:r>
         <w:rPr>
@@ -6852,6 +6939,16 @@
           <w:color w:val="305496"/>
           <w:sz w:val="22"/>
         </w:rPr>
+        <w:tab/>
+      </w:r>
+      <w:r>
+        <w:rPr>
+          <w:rFonts w:ascii="Arial" w:hAnsi="Arial" w:cs="Arial"/>
+          <w:b/>
+          <w:i/>
+          <w:color w:val="305496"/>
+          <w:sz w:val="22"/>
+        </w:rPr>
         <w:t xml:space="preserve">(1/L(D))·e</w:t>
       </w:r>
       <w:r>
@@ -6925,7 +7022,8 @@
           <w:color w:val="305496"/>
           <w:sz w:val="22"/>
         </w:rPr>
-        <w:t xml:space="preserve">   (7)</w:t>
+        <w:tab/>
+        <w:t xml:space="preserve">(7)</w:t>
       </w:r>
     </w:p>
     <w:p>
@@ -7114,8 +7212,11 @@
     </w:p>
     <w:p>
       <w:pPr>
+        <w:tabs>
+          <w:tab w:val="center" w:pos="4393"/>
+          <w:tab w:val="right" w:pos="8787"/>
+        </w:tabs>
         <w:spacing w:before="40" w:after="120"/>
-        <w:jc w:val="center"/>
       </w:pPr>
       <w:r>
         <w:rPr>
@@ -7125,6 +7226,16 @@
           <w:color w:val="305496"/>
           <w:sz w:val="22"/>
         </w:rPr>
+        <w:tab/>
+      </w:r>
+      <w:r>
+        <w:rPr>
+          <w:rFonts w:ascii="Arial" w:hAnsi="Arial" w:cs="Arial"/>
+          <w:b/>
+          <w:i/>
+          <w:color w:val="305496"/>
+          <w:sz w:val="22"/>
+        </w:rPr>
         <w:t xml:space="preserve">✓ Solusi Total:   y = </w:t>
       </w:r>
       <w:r>
@@ -7250,7 +7361,8 @@
           <w:color w:val="305496"/>
           <w:sz w:val="22"/>
         </w:rPr>
-        <w:t xml:space="preserve">   (8)</w:t>
+        <w:tab/>
+        <w:t xml:space="preserve">(8)</w:t>
       </w:r>
     </w:p>
     <w:p>
@@ -7364,8 +7476,11 @@
     </w:p>
     <w:p>
       <w:pPr>
+        <w:tabs>
+          <w:tab w:val="center" w:pos="4393"/>
+          <w:tab w:val="right" w:pos="8787"/>
+        </w:tabs>
         <w:spacing w:before="40" w:after="120"/>
-        <w:jc w:val="center"/>
       </w:pPr>
       <w:r>
         <w:rPr>
@@ -7375,6 +7490,16 @@
           <w:color w:val="305496"/>
           <w:sz w:val="22"/>
         </w:rPr>
+        <w:tab/>
+      </w:r>
+      <w:r>
+        <w:rPr>
+          <w:rFonts w:ascii="Arial" w:hAnsi="Arial" w:cs="Arial"/>
+          <w:b/>
+          <w:i/>
+          <w:color w:val="305496"/>
+          <w:sz w:val="22"/>
+        </w:rPr>
         <w:t xml:space="preserve">✓ Solusi Total:   y = </w:t>
       </w:r>
       <w:r>
@@ -7500,7 +7625,8 @@
           <w:color w:val="305496"/>
           <w:sz w:val="22"/>
         </w:rPr>
-        <w:t xml:space="preserve">   (9)</w:t>
+        <w:tab/>
+        <w:t xml:space="preserve">(9)</w:t>
       </w:r>
     </w:p>
     <w:p>
@@ -7614,8 +7740,11 @@
     </w:p>
     <w:p>
       <w:pPr>
+        <w:tabs>
+          <w:tab w:val="center" w:pos="4393"/>
+          <w:tab w:val="right" w:pos="8787"/>
+        </w:tabs>
         <w:spacing w:before="40" w:after="120"/>
-        <w:jc w:val="center"/>
       </w:pPr>
       <w:r>
         <w:rPr>
@@ -7625,6 +7754,16 @@
           <w:color w:val="305496"/>
           <w:sz w:val="22"/>
         </w:rPr>
+        <w:tab/>
+      </w:r>
+      <w:r>
+        <w:rPr>
+          <w:rFonts w:ascii="Arial" w:hAnsi="Arial" w:cs="Arial"/>
+          <w:b/>
+          <w:i/>
+          <w:color w:val="305496"/>
+          <w:sz w:val="22"/>
+        </w:rPr>
         <w:t xml:space="preserve">✓ Solusi Total:   y = (</w:t>
       </w:r>
       <w:r>
@@ -7729,7 +7868,8 @@
           <w:color w:val="305496"/>
           <w:sz w:val="22"/>
         </w:rPr>
-        <w:t xml:space="preserve">   (10)</w:t>
+        <w:tab/>
+        <w:t xml:space="preserve">(10)</w:t>
       </w:r>
     </w:p>
     <w:p>
@@ -7921,8 +8061,11 @@
     </w:p>
     <w:p>
       <w:pPr>
+        <w:tabs>
+          <w:tab w:val="center" w:pos="4393"/>
+          <w:tab w:val="right" w:pos="8787"/>
+        </w:tabs>
         <w:spacing w:before="40" w:after="120"/>
-        <w:jc w:val="center"/>
       </w:pPr>
       <w:r>
         <w:rPr>
@@ -7932,6 +8075,16 @@
           <w:color w:val="305496"/>
           <w:sz w:val="22"/>
         </w:rPr>
+        <w:tab/>
+      </w:r>
+      <w:r>
+        <w:rPr>
+          <w:rFonts w:ascii="Arial" w:hAnsi="Arial" w:cs="Arial"/>
+          <w:b/>
+          <w:i/>
+          <w:color w:val="305496"/>
+          <w:sz w:val="22"/>
+        </w:rPr>
         <w:t>(1/L(D²))·sin(βx) = sin(βx)/L(-β²);  resonansi (L(-β²)=0): -x·cos(βx)/(2β)  untuk sin,  x·sin(βx)/(2β)  untuk cos</w:t>
       </w:r>
       <w:r>
@@ -7942,7 +8095,8 @@
           <w:color w:val="305496"/>
           <w:sz w:val="22"/>
         </w:rPr>
-        <w:t xml:space="preserve">   (11)</w:t>
+        <w:tab/>
+        <w:t xml:space="preserve">(11)</w:t>
       </w:r>
     </w:p>
     <w:p>
@@ -7980,8 +8134,11 @@
     </w:p>
     <w:p>
       <w:pPr>
+        <w:tabs>
+          <w:tab w:val="center" w:pos="4393"/>
+          <w:tab w:val="right" w:pos="8787"/>
+        </w:tabs>
         <w:spacing w:before="40" w:after="120"/>
-        <w:jc w:val="center"/>
       </w:pPr>
       <w:r>
         <w:rPr>
@@ -7991,6 +8148,16 @@
           <w:color w:val="305496"/>
           <w:sz w:val="22"/>
         </w:rPr>
+        <w:tab/>
+      </w:r>
+      <w:r>
+        <w:rPr>
+          <w:rFonts w:ascii="Arial" w:hAnsi="Arial" w:cs="Arial"/>
+          <w:b/>
+          <w:i/>
+          <w:color w:val="305496"/>
+          <w:sz w:val="22"/>
+        </w:rPr>
         <w:t xml:space="preserve">✓ Solusi Total:   y = </w:t>
       </w:r>
       <w:r>
@@ -8063,7 +8230,8 @@
           <w:color w:val="305496"/>
           <w:sz w:val="22"/>
         </w:rPr>
-        <w:t xml:space="preserve">   (12)</w:t>
+        <w:tab/>
+        <w:t xml:space="preserve">(12)</w:t>
       </w:r>
     </w:p>
     <w:p>
@@ -8129,8 +8297,11 @@
     </w:p>
     <w:p>
       <w:pPr>
+        <w:tabs>
+          <w:tab w:val="center" w:pos="4393"/>
+          <w:tab w:val="right" w:pos="8787"/>
+        </w:tabs>
         <w:spacing w:before="40" w:after="120"/>
-        <w:jc w:val="center"/>
       </w:pPr>
       <w:r>
         <w:rPr>
@@ -8140,6 +8311,16 @@
           <w:color w:val="305496"/>
           <w:sz w:val="22"/>
         </w:rPr>
+        <w:tab/>
+      </w:r>
+      <w:r>
+        <w:rPr>
+          <w:rFonts w:ascii="Arial" w:hAnsi="Arial" w:cs="Arial"/>
+          <w:b/>
+          <w:i/>
+          <w:color w:val="305496"/>
+          <w:sz w:val="22"/>
+        </w:rPr>
         <w:t xml:space="preserve">✓ Solusi Total:   y = </w:t>
       </w:r>
       <w:r>
@@ -8254,7 +8435,8 @@
           <w:color w:val="305496"/>
           <w:sz w:val="22"/>
         </w:rPr>
-        <w:t xml:space="preserve">   (13)</w:t>
+        <w:tab/>
+        <w:t xml:space="preserve">(13)</w:t>
       </w:r>
     </w:p>
     <w:p>
@@ -8292,8 +8474,11 @@
     </w:p>
     <w:p>
       <w:pPr>
+        <w:tabs>
+          <w:tab w:val="center" w:pos="4393"/>
+          <w:tab w:val="right" w:pos="8787"/>
+        </w:tabs>
         <w:spacing w:before="40" w:after="120"/>
-        <w:jc w:val="center"/>
       </w:pPr>
       <w:r>
         <w:rPr>
@@ -8303,6 +8488,16 @@
           <w:color w:val="305496"/>
           <w:sz w:val="22"/>
         </w:rPr>
+        <w:tab/>
+      </w:r>
+      <w:r>
+        <w:rPr>
+          <w:rFonts w:ascii="Arial" w:hAnsi="Arial" w:cs="Arial"/>
+          <w:b/>
+          <w:i/>
+          <w:color w:val="305496"/>
+          <w:sz w:val="22"/>
+        </w:rPr>
         <w:t xml:space="preserve">✓ Solusi Total:   y = </w:t>
       </w:r>
       <w:r>
@@ -8375,7 +8570,8 @@
           <w:color w:val="305496"/>
           <w:sz w:val="22"/>
         </w:rPr>
-        <w:t xml:space="preserve">   (14)</w:t>
+        <w:tab/>
+        <w:t xml:space="preserve">(14)</w:t>
       </w:r>
     </w:p>
     <w:p>
@@ -8567,8 +8763,11 @@
     </w:p>
     <w:p>
       <w:pPr>
+        <w:tabs>
+          <w:tab w:val="center" w:pos="4393"/>
+          <w:tab w:val="right" w:pos="8787"/>
+        </w:tabs>
         <w:spacing w:before="40" w:after="120"/>
-        <w:jc w:val="center"/>
       </w:pPr>
       <w:r>
         <w:rPr>
@@ -8578,6 +8777,16 @@
           <w:color w:val="305496"/>
           <w:sz w:val="22"/>
         </w:rPr>
+        <w:tab/>
+      </w:r>
+      <w:r>
+        <w:rPr>
+          <w:rFonts w:ascii="Arial" w:hAnsi="Arial" w:cs="Arial"/>
+          <w:b/>
+          <w:i/>
+          <w:color w:val="305496"/>
+          <w:sz w:val="22"/>
+        </w:rPr>
         <w:t>1/(1-D) = 1 + D + D² + ...;   L(D)=c·(1+g(D))  ⟹  1/L(D)=(1/c)(1-g+g²-...);   1/D = ∫(·)dx</w:t>
       </w:r>
       <w:r>
@@ -8588,7 +8797,8 @@
           <w:color w:val="305496"/>
           <w:sz w:val="22"/>
         </w:rPr>
-        <w:t xml:space="preserve">   (15)</w:t>
+        <w:tab/>
+        <w:t xml:space="preserve">(15)</w:t>
       </w:r>
     </w:p>
     <w:p>
@@ -8626,8 +8836,11 @@
     </w:p>
     <w:p>
       <w:pPr>
+        <w:tabs>
+          <w:tab w:val="center" w:pos="4393"/>
+          <w:tab w:val="right" w:pos="8787"/>
+        </w:tabs>
         <w:spacing w:before="40" w:after="120"/>
-        <w:jc w:val="center"/>
       </w:pPr>
       <w:r>
         <w:rPr>
@@ -8637,6 +8850,16 @@
           <w:color w:val="305496"/>
           <w:sz w:val="22"/>
         </w:rPr>
+        <w:tab/>
+      </w:r>
+      <w:r>
+        <w:rPr>
+          <w:rFonts w:ascii="Arial" w:hAnsi="Arial" w:cs="Arial"/>
+          <w:b/>
+          <w:i/>
+          <w:color w:val="305496"/>
+          <w:sz w:val="22"/>
+        </w:rPr>
         <w:t xml:space="preserve">✓ Solusi Total:   y = </w:t>
       </w:r>
       <w:r>
@@ -8751,7 +8974,8 @@
           <w:color w:val="305496"/>
           <w:sz w:val="22"/>
         </w:rPr>
-        <w:t xml:space="preserve">   (16)</w:t>
+        <w:tab/>
+        <w:t xml:space="preserve">(16)</w:t>
       </w:r>
     </w:p>
     <w:p>
@@ -8789,8 +9013,11 @@
     </w:p>
     <w:p>
       <w:pPr>
+        <w:tabs>
+          <w:tab w:val="center" w:pos="4393"/>
+          <w:tab w:val="right" w:pos="8787"/>
+        </w:tabs>
         <w:spacing w:before="40" w:after="120"/>
-        <w:jc w:val="center"/>
       </w:pPr>
       <w:r>
         <w:rPr>
@@ -8800,6 +9027,16 @@
           <w:color w:val="305496"/>
           <w:sz w:val="22"/>
         </w:rPr>
+        <w:tab/>
+      </w:r>
+      <w:r>
+        <w:rPr>
+          <w:rFonts w:ascii="Arial" w:hAnsi="Arial" w:cs="Arial"/>
+          <w:b/>
+          <w:i/>
+          <w:color w:val="305496"/>
+          <w:sz w:val="22"/>
+        </w:rPr>
         <w:t xml:space="preserve">✓ Solusi Total:   y = </w:t>
       </w:r>
       <w:r>
@@ -8893,7 +9130,8 @@
           <w:color w:val="305496"/>
           <w:sz w:val="22"/>
         </w:rPr>
-        <w:t xml:space="preserve">   (17)</w:t>
+        <w:tab/>
+        <w:t xml:space="preserve">(17)</w:t>
       </w:r>
     </w:p>
     <w:p>

--- a/Engineering-Mathematics/Modul-Word/Modul-9-Metode-Reduksi-Orde-dan-Invers-Operator.docx
+++ b/Engineering-Mathematics/Modul-Word/Modul-9-Metode-Reduksi-Orde-dan-Invers-Operator.docx
@@ -2673,45 +2673,65 @@
     <w:p>
       <w:pPr>
         <w:pBdr>
-          <w:top w:val="single" w:sz="8" w:space="6" w:color="2E9E6B"/>
-          <w:left w:val="single" w:sz="8" w:space="6" w:color="2E9E6B"/>
-          <w:bottom w:val="single" w:sz="8" w:space="6" w:color="2E9E6B"/>
-          <w:right w:val="single" w:sz="8" w:space="6" w:color="2E9E6B"/>
+          <w:top w:val="single" w:sz="6" w:space="10" w:color="BFE3D0"/>
+          <w:left w:val="single" w:sz="24" w:space="12" w:color="1F7A55"/>
+          <w:bottom w:val="single" w:sz="6" w:space="10" w:color="BFE3D0"/>
+          <w:right w:val="single" w:sz="6" w:space="10" w:color="BFE3D0"/>
         </w:pBdr>
-        <w:shd w:val="clear" w:fill="EAF7F0"/>
-        <w:spacing w:before="80" w:after="240"/>
-      </w:pPr>
-      <w:r>
-        <w:rPr>
-          <w:rFonts w:ascii="Arial" w:hAnsi="Arial" w:cs="Arial"/>
-          <w:b/>
-          <w:i w:val="0"/>
-          <w:color w:val="1F3864"/>
-          <w:sz w:val="21"/>
-        </w:rPr>
-        <w:t xml:space="preserve">🔗 Modul Interaktif: </w:t>
+        <w:shd w:val="clear" w:fill="F1FAF5"/>
+        <w:spacing w:before="140" w:after="60" w:line="264" w:lineRule="auto"/>
+        <w:ind w:left="170" w:right="170"/>
+        <w:jc w:val="left"/>
+      </w:pPr>
+      <w:r>
+        <w:rPr>
+          <w:rFonts w:ascii="Arial" w:hAnsi="Arial" w:cs="Arial"/>
+          <w:b/>
+          <w:i w:val="0"/>
+          <w:color w:val="1F7A55"/>
+          <w:sz w:val="17"/>
+          <w:spacing w:val="30"/>
+        </w:rPr>
+        <w:t xml:space="preserve">🔗 MODUL INTERAKTIF</w:t>
+      </w:r>
+      <w:r>
+        <w:br/>
       </w:r>
       <w:hyperlink r:id="rId19">
         <w:r>
           <w:rPr>
             <w:rFonts w:ascii="Arial" w:hAnsi="Arial" w:cs="Arial"/>
-            <w:sz w:val="22"/>
+            <w:b/>
             <w:color w:val="0563C1"/>
+            <w:sz w:val="20"/>
             <w:u w:val="single"/>
-            <w:b/>
           </w:rPr>
           <w:t xml:space="preserve">https://dedik-romahadi.github.io/Mechanical-Engineering-Courses/Engineering-Mathematics/Modul/Modul-9.html</w:t>
         </w:r>
       </w:hyperlink>
-      <w:r>
-        <w:rPr>
-          <w:rFonts w:ascii="Arial" w:hAnsi="Arial" w:cs="Arial"/>
-          <w:b w:val="0"/>
-          <w:i w:val="0"/>
-          <w:color w:val="333333"/>
-          <w:sz w:val="20"/>
-        </w:rPr>
-        <w:t>. Pada layar masuk, pilih tombol “👁️ Mode Preview (Tanpa Login)” untuk melihat modul lengkap (animasi, kalkulator interaktif, editor kode Python langsung di browser) tanpa perlu akun. Soal pada Mode Preview bersifat tampilan saja; jawaban benar/salah dan poin tidak aktif.</w:t>
+    </w:p>
+    <w:p>
+      <w:pPr>
+        <w:pBdr>
+          <w:top w:val="single" w:sz="6" w:space="10" w:color="BFE3D0"/>
+          <w:left w:val="single" w:sz="24" w:space="12" w:color="1F7A55"/>
+          <w:bottom w:val="single" w:sz="6" w:space="10" w:color="BFE3D0"/>
+          <w:right w:val="single" w:sz="6" w:space="10" w:color="BFE3D0"/>
+        </w:pBdr>
+        <w:shd w:val="clear" w:fill="F1FAF5"/>
+        <w:spacing w:before="0" w:after="140" w:line="264" w:lineRule="auto"/>
+        <w:ind w:left="170" w:right="170"/>
+        <w:jc w:val="left"/>
+      </w:pPr>
+      <w:r>
+        <w:rPr>
+          <w:rFonts w:ascii="Arial" w:hAnsi="Arial" w:cs="Arial"/>
+          <w:b w:val="0"/>
+          <w:i w:val="0"/>
+          <w:color w:val="44525F"/>
+          <w:sz w:val="19"/>
+        </w:rPr>
+        <w:t xml:space="preserve">Pada layar masuk, pilih tombol “👁️ Mode Preview (Tanpa Login)” untuk melihat modul lengkap (animasi, kalkulator interaktif, editor kode Python langsung di browser) tanpa perlu akun. Soal pada Mode Preview bersifat tampilan saja; jawaban benar/salah dan poin tidak aktif.</w:t>
       </w:r>
     </w:p>
     <w:p>
